--- a/HRCP-KKU-Academic/src/main/resources/templates/docx/Phase2/p2doc_7.docx
+++ b/HRCP-KKU-Academic/src/main/resources/templates/docx/Phase2/p2doc_7.docx
@@ -188,7 +188,7 @@
           <w:sz w:val="28"/>
           <w:cs/>
         </w:rPr>
-        <w:t>และตามเกณฑ์</w:t>
+        <w:t xml:space="preserve">และตามเกณฑ์</w:t>
       </w:r>
       <w:r>
         <w:rPr>
@@ -199,7 +199,7 @@
           <w:sz w:val="28"/>
           <w:cs/>
         </w:rPr>
-        <w:t xml:space="preserve">ข้อบังคับมหาวิทยาลัยขอนแก่น ว่าด้วย คุณสมบัติ หลักเกณฑ์ และวิธีการแต่งตั้ง และถอดถอนผู้ดำรงตำแหน่งทางวิชาการ สำหรับข้าราชพลเรือนในสถาบันอุดมศึกษา พ.ศ. </w:t>
+        <w:t xml:space="preserve">ข้อบังคับมหาวิทยาลัยขอนแก่น ว่าด้วย คุณสมบัติ หลักเกณฑ์ และวิธีการแต่งตั้ง และถอดถอนผู้ดำรงตำแหน่งทางวิชาการ สำหรับข้าราชการพลเรือนในสถาบันอุดมศึกษา พ.ศ. 2565 และข้อบังคับมหาวิทยาลัยขอนแก่น ว่าด้วย คุณสมบัติ หลักเกณฑ์ และวิธีการแต่งตั้งและถอดถอนผู้ดำรงตำแหน่งทางวิชาการ สำหรับพนักงานมหาวิทยาลัยขอนแก่น พ.ศ. 2569</w:t>
       </w:r>
       <w:r>
         <w:rPr>
@@ -209,7 +209,7 @@
           <w:color w:val="000000" w:themeColor="text1"/>
           <w:sz w:val="28"/>
         </w:rPr>
-        <w:t>2561</w:t>
+        <w:t xml:space="preserve"/>
       </w:r>
       <w:r>
         <w:rPr>
@@ -220,7 +220,7 @@
           <w:sz w:val="28"/>
           <w:cs/>
         </w:rPr>
-        <w:t xml:space="preserve"> และ</w:t>
+        <w:t xml:space="preserve"/>
       </w:r>
       <w:r>
         <w:rPr>
@@ -231,7 +231,7 @@
           <w:sz w:val="28"/>
           <w:cs/>
         </w:rPr>
-        <w:t xml:space="preserve">ข้อบังคับมหาวิทยาลัยขอนแก่น ว่าด้วย คุณสมบัติ หลักเกณฑ์ และวิธีการแต่งตั้ง และถอดถอนผู้ดำรงตำแหน่งทางวิชาการ สำหรับพนักงานมหาวิทยาลัย พ.ศ. </w:t>
+        <w:t xml:space="preserve"/>
       </w:r>
       <w:r>
         <w:rPr>
@@ -241,7 +241,7 @@
           <w:color w:val="000000" w:themeColor="text1"/>
           <w:sz w:val="28"/>
         </w:rPr>
-        <w:t>256</w:t>
+        <w:t xml:space="preserve"/>
       </w:r>
       <w:r>
         <w:rPr>
@@ -251,7 +251,7 @@
           <w:color w:val="000000" w:themeColor="text1"/>
           <w:sz w:val="28"/>
         </w:rPr>
-        <w:t>5</w:t>
+        <w:t xml:space="preserve"/>
       </w:r>
     </w:p>
     <w:p>
@@ -3225,28 +3225,28 @@
                 <w:rFonts w:ascii="TH Sarabun New" w:hAnsi="TH Sarabun New" w:cs="TH Sarabun New"/>
                 <w:sz w:val="28"/>
               </w:rPr>
-              <w:t>{{</w:t>
-            </w:r>
-            <w:r>
-              <w:rPr>
-                <w:rFonts w:ascii="TH Sarabun New" w:hAnsi="TH Sarabun New" w:cs="TH Sarabun New"/>
-                <w:sz w:val="28"/>
-              </w:rPr>
-              <w:t>social_service_works</w:t>
-            </w:r>
-            <w:r>
-              <w:rPr>
-                <w:rFonts w:ascii="TH Sarabun New" w:hAnsi="TH Sarabun New" w:cs="TH Sarabun New"/>
-                <w:sz w:val="28"/>
-              </w:rPr>
-              <w:t>_chk</w:t>
-            </w:r>
-            <w:r>
-              <w:rPr>
-                <w:rFonts w:ascii="TH Sarabun New" w:hAnsi="TH Sarabun New" w:cs="TH Sarabun New"/>
-                <w:sz w:val="28"/>
-              </w:rPr>
-              <w:t>}}</w:t>
+              <w:t xml:space="preserve">{{</w:t>
+            </w:r>
+            <w:r>
+              <w:rPr>
+                <w:rFonts w:ascii="TH Sarabun New" w:hAnsi="TH Sarabun New" w:cs="TH Sarabun New"/>
+                <w:sz w:val="28"/>
+              </w:rPr>
+              <w:t xml:space="preserve">social_service_works</w:t>
+            </w:r>
+            <w:r>
+              <w:rPr>
+                <w:rFonts w:ascii="TH Sarabun New" w:hAnsi="TH Sarabun New" w:cs="TH Sarabun New"/>
+                <w:sz w:val="28"/>
+              </w:rPr>
+              <w:t xml:space="preserve">_chk</w:t>
+            </w:r>
+            <w:r>
+              <w:rPr>
+                <w:rFonts w:ascii="TH Sarabun New" w:hAnsi="TH Sarabun New" w:cs="TH Sarabun New"/>
+                <w:sz w:val="28"/>
+              </w:rPr>
+              <w:t xml:space="preserve">}}</w:t>
             </w:r>
             <w:r>
               <w:rPr>
@@ -3262,7 +3262,7 @@
                 <w:sz w:val="28"/>
                 <w:cs/>
               </w:rPr>
-              <w:t>ผลงานวิชาการรับใช้สังคม</w:t>
+              <w:t xml:space="preserve">ผลงานรับใช้ท้องถิ่นและสังคมจำนวน</w:t>
             </w:r>
             <w:r>
               <w:rPr>
@@ -3291,28 +3291,28 @@
                 <w:sz w:val="28"/>
                 <w:cs/>
               </w:rPr>
-              <w:t xml:space="preserve">จำนวน </w:t>
-            </w:r>
-            <w:r>
-              <w:rPr>
-                <w:rFonts w:ascii="TH Sarabun New" w:hAnsi="TH Sarabun New" w:cs="TH Sarabun New"/>
-                <w:sz w:val="28"/>
-              </w:rPr>
-              <w:t>{{</w:t>
-            </w:r>
-            <w:r>
-              <w:rPr>
-                <w:rFonts w:ascii="TH Sarabun New" w:hAnsi="TH Sarabun New" w:cs="TH Sarabun New"/>
-                <w:sz w:val="28"/>
-              </w:rPr>
-              <w:t>social_service_works</w:t>
-            </w:r>
-            <w:r>
-              <w:rPr>
-                <w:rFonts w:ascii="TH Sarabun New" w:hAnsi="TH Sarabun New" w:cs="TH Sarabun New"/>
-                <w:sz w:val="28"/>
-              </w:rPr>
-              <w:t>}}</w:t>
+              <w:t xml:space="preserve"> </w:t>
+            </w:r>
+            <w:r>
+              <w:rPr>
+                <w:rFonts w:ascii="TH Sarabun New" w:hAnsi="TH Sarabun New" w:cs="TH Sarabun New"/>
+                <w:sz w:val="28"/>
+              </w:rPr>
+              <w:t xml:space="preserve">{{</w:t>
+            </w:r>
+            <w:r>
+              <w:rPr>
+                <w:rFonts w:ascii="TH Sarabun New" w:hAnsi="TH Sarabun New" w:cs="TH Sarabun New"/>
+                <w:sz w:val="28"/>
+              </w:rPr>
+              <w:t xml:space="preserve">social_service_works</w:t>
+            </w:r>
+            <w:r>
+              <w:rPr>
+                <w:rFonts w:ascii="TH Sarabun New" w:hAnsi="TH Sarabun New" w:cs="TH Sarabun New"/>
+                <w:sz w:val="28"/>
+              </w:rPr>
+              <w:t xml:space="preserve">}}</w:t>
             </w:r>
             <w:r>
               <w:rPr>
@@ -3328,7 +3328,7 @@
                 <w:sz w:val="28"/>
                 <w:cs/>
               </w:rPr>
-              <w:t>เรื่อง</w:t>
+              <w:t xml:space="preserve">เรื่อง</w:t>
             </w:r>
           </w:p>
           <w:p>
@@ -9757,6 +9757,184 @@
                 <w:rFonts w:ascii="TH Sarabun New" w:hAnsi="TH Sarabun New" w:cs="TH Sarabun New"/>
                 <w:sz w:val="28"/>
               </w:rPr>
+              <w:t/>
+            </w:r>
+          </w:p>
+          <w:p>
+            <w:pPr>
+              <w:jc w:val="thaiDistribute"/>
+              <w:rPr>
+                <w:rFonts w:ascii="TH Sarabun New" w:hAnsi="TH Sarabun New" w:cs="TH Sarabun New"/>
+                <w:sz w:val="30"/>
+                <w:szCs w:val="30"/>
+              </w:rPr>
+            </w:pPr>
+            <w:r>
+              <w:rPr>
+                <w:rFonts w:ascii="TH Sarabun New" w:hAnsi="TH Sarabun New" w:cs="TH Sarabun New"/>
+                <w:sz w:val="30"/>
+                <w:szCs w:val="30"/>
+              </w:rPr>
+              <w:t>12.</w:t>
+            </w:r>
+            <w:r>
+              <w:rPr>
+                <w:rFonts w:ascii="TH Sarabun New" w:hAnsi="TH Sarabun New" w:cs="TH Sarabun New"/>
+                <w:sz w:val="30"/>
+                <w:szCs w:val="30"/>
+              </w:rPr>
+              <w:tab/>
+            </w:r>
+            <w:r>
+              <w:rPr>
+                <w:rFonts w:ascii="TH Sarabun New" w:hAnsi="TH Sarabun New" w:cs="TH Sarabun New"/>
+                <w:sz w:val="28"/>
+              </w:rPr>
+              <w:t>{{</w:t>
+            </w:r>
+            <w:r>
+              <w:rPr>
+                <w:rFonts w:ascii="TH Sarabun New" w:hAnsi="TH Sarabun New" w:cs="TH Sarabun New"/>
+                <w:sz w:val="28"/>
+              </w:rPr>
+              <w:t>is_innovation</w:t>
+            </w:r>
+            <w:r>
+              <w:rPr>
+                <w:rFonts w:ascii="TH Sarabun New" w:hAnsi="TH Sarabun New" w:cs="TH Sarabun New"/>
+                <w:sz w:val="28"/>
+              </w:rPr>
+              <w:t>}}</w:t>
+            </w:r>
+            <w:r>
+              <w:rPr>
+                <w:rFonts w:ascii="TH Sarabun New" w:hAnsi="TH Sarabun New" w:cs="TH Sarabun New" w:hint="cs"/>
+                <w:sz w:val="30"/>
+                <w:szCs w:val="30"/>
+                <w:cs/>
+              </w:rPr>
+              <w:t xml:space="preserve"> </w:t>
+            </w:r>
+            <w:r>
+              <w:rPr>
+                <w:rFonts w:ascii="TH Sarabun New" w:hAnsi="TH Sarabun New" w:cs="TH Sarabun New"/>
+                <w:sz w:val="30"/>
+                <w:szCs w:val="30"/>
+                <w:cs/>
+              </w:rPr>
+              <w:t>ผลงานนวัตกรรม</w:t>
+            </w:r>
+          </w:p>
+        </w:tc>
+        <w:tc>
+          <w:tcPr>
+            <w:tcW w:w="4536" w:type="dxa"/>
+          </w:tcPr>
+          <w:p>
+            <w:pPr>
+              <w:jc w:val="thaiDistribute"/>
+              <w:rPr>
+                <w:rFonts w:ascii="TH Sarabun New" w:hAnsi="TH Sarabun New" w:cs="TH Sarabun New"/>
+                <w:b/>
+                <w:bCs/>
+                <w:sz w:val="6"/>
+                <w:szCs w:val="6"/>
+              </w:rPr>
+            </w:pPr>
+          </w:p>
+          <w:p>
+            <w:pPr>
+              <w:jc w:val="thaiDistribute"/>
+              <w:rPr>
+                <w:rFonts w:ascii="TH Sarabun New" w:hAnsi="TH Sarabun New" w:cs="TH Sarabun New"/>
+                <w:sz w:val="30"/>
+                <w:szCs w:val="30"/>
+                <w:cs/>
+              </w:rPr>
+            </w:pPr>
+            <w:r>
+              <w:rPr>
+                <w:rFonts w:ascii="TH Sarabun New" w:hAnsi="TH Sarabun New" w:cs="TH Sarabun New"/>
+                <w:sz w:val="30"/>
+                <w:szCs w:val="30"/>
+              </w:rPr>
+              <w:t xml:space="preserve">     </w:t>
+            </w:r>
+            <w:r>
+              <w:rPr>
+                <w:rFonts w:ascii="TH Sarabun New" w:hAnsi="TH Sarabun New" w:cs="TH Sarabun New"/>
+                <w:sz w:val="28"/>
+              </w:rPr>
+              <w:t>{{</w:t>
+            </w:r>
+            <w:r>
+              <w:rPr>
+                <w:rFonts w:ascii="TH Sarabun New" w:hAnsi="TH Sarabun New" w:cs="TH Sarabun New"/>
+                <w:sz w:val="28"/>
+              </w:rPr>
+              <w:t>innovation_evidence</w:t>
+            </w:r>
+            <w:r>
+              <w:rPr>
+                <w:rFonts w:ascii="TH Sarabun New" w:hAnsi="TH Sarabun New" w:cs="TH Sarabun New"/>
+                <w:sz w:val="28"/>
+              </w:rPr>
+              <w:t>}}</w:t>
+            </w:r>
+            <w:r>
+              <w:rPr>
+                <w:rFonts w:ascii="TH Sarabun New" w:hAnsi="TH Sarabun New" w:cs="TH Sarabun New" w:hint="cs"/>
+                <w:sz w:val="30"/>
+                <w:szCs w:val="30"/>
+                <w:cs/>
+              </w:rPr>
+              <w:t xml:space="preserve"> </w:t>
+            </w:r>
+            <w:r>
+              <w:rPr>
+                <w:rFonts w:ascii="TH Sarabun New" w:hAnsi="TH Sarabun New" w:cs="TH Sarabun New"/>
+                <w:sz w:val="30"/>
+                <w:szCs w:val="30"/>
+                <w:cs/>
+              </w:rPr>
+              <w:t>หลักฐานการนำผลงานนวัตกรรมไปใช้ประโยชน์ และรายงานการประเมินผลกระทบ</w:t>
+            </w:r>
+            <w:r>
+              <w:rPr>
+                <w:rFonts w:ascii="TH Sarabun New" w:hAnsi="TH Sarabun New" w:cs="TH Sarabun New"/>
+                <w:sz w:val="30"/>
+                <w:szCs w:val="30"/>
+                <w:cs/>
+              </w:rPr>
+              <w:br/>
+              <w:t xml:space="preserve">     จากผู้ประเมินอิสระ หรือการเผยแพร่ผ่านเวทีระดับชาติ</w:t>
+            </w:r>
+            <w:r>
+              <w:rPr>
+                <w:rFonts w:ascii="TH Sarabun New" w:hAnsi="TH Sarabun New" w:cs="TH Sarabun New"/>
+                <w:sz w:val="30"/>
+                <w:szCs w:val="30"/>
+                <w:cs/>
+              </w:rPr>
+              <w:br/>
+              <w:t xml:space="preserve">     หรือระดับนานาชาติ</w:t>
+            </w:r>
+            <w:r>
+              <w:rPr>
+                <w:rFonts w:ascii="TH Sarabun New" w:hAnsi="TH Sarabun New" w:cs="TH Sarabun New"/>
+                <w:b/>
+                <w:bCs/>
+                <w:sz w:val="30"/>
+                <w:szCs w:val="30"/>
+                <w:cs/>
+              </w:rPr>
+              <w:t/>
+            </w:r>
+            <w:r>
+              <w:rPr>
+                <w:rFonts w:ascii="TH Sarabun New" w:hAnsi="TH Sarabun New" w:cs="TH Sarabun New"/>
+                <w:sz w:val="28"/>
+              </w:rPr>
               <w:t>{{/other_working_list}}</w:t>
             </w:r>
           </w:p>
@@ -9810,28 +9988,28 @@
                 <w:szCs w:val="30"/>
                 <w:cs/>
               </w:rPr>
-              <w:t xml:space="preserve">ประเภท </w:t>
-            </w:r>
-            <w:r>
-              <w:rPr>
-                <w:rFonts w:ascii="TH Sarabun New" w:hAnsi="TH Sarabun New" w:cs="TH Sarabun New"/>
-                <w:b/>
-                <w:bCs/>
-                <w:sz w:val="30"/>
-                <w:szCs w:val="30"/>
-              </w:rPr>
-              <w:t xml:space="preserve">: </w:t>
-            </w:r>
-            <w:r>
-              <w:rPr>
-                <w:rFonts w:ascii="TH Sarabun New" w:hAnsi="TH Sarabun New" w:cs="TH Sarabun New"/>
-                <w:b/>
-                <w:bCs/>
-                <w:sz w:val="30"/>
-                <w:szCs w:val="30"/>
-                <w:cs/>
-              </w:rPr>
-              <w:t>ผลงานวิชาการรับใช้สังคม</w:t>
+              <w:t xml:space="preserve">ประเภท : ผลงานรับใช้ท้องถิ่นและสังคม</w:t>
+            </w:r>
+            <w:r>
+              <w:rPr>
+                <w:rFonts w:ascii="TH Sarabun New" w:hAnsi="TH Sarabun New" w:cs="TH Sarabun New"/>
+                <w:b/>
+                <w:bCs/>
+                <w:sz w:val="30"/>
+                <w:szCs w:val="30"/>
+              </w:rPr>
+              <w:t xml:space="preserve"/>
+            </w:r>
+            <w:r>
+              <w:rPr>
+                <w:rFonts w:ascii="TH Sarabun New" w:hAnsi="TH Sarabun New" w:cs="TH Sarabun New"/>
+                <w:b/>
+                <w:bCs/>
+                <w:sz w:val="30"/>
+                <w:szCs w:val="30"/>
+                <w:cs/>
+              </w:rPr>
+              <w:t xml:space="preserve"/>
             </w:r>
           </w:p>
         </w:tc>
@@ -12856,7 +13034,7 @@
           <w:szCs w:val="32"/>
           <w:cs/>
         </w:rPr>
-        <w:t>และข้อบังคับมหาวิทยาลัยขอนแก่น</w:t>
+        <w:t xml:space="preserve">และข้อบังคับมหาวิทยาลัยขอนแก่น</w:t>
       </w:r>
       <w:r>
         <w:rPr>
@@ -12865,7 +13043,7 @@
           <w:szCs w:val="32"/>
           <w:cs/>
         </w:rPr>
-        <w:t>ว่าด้วย</w:t>
+        <w:t xml:space="preserve">ว่าด้วย</w:t>
       </w:r>
       <w:r>
         <w:rPr>
@@ -12874,7 +13052,7 @@
           <w:szCs w:val="32"/>
           <w:cs/>
         </w:rPr>
-        <w:t>คุณสมบัติ หลักเกณฑ์และวิธีการแต่งตั้งและถอดถอนผู้ดำรงตำแหน่งทางวิชาการ สำหรับข้าราชการพลเรือนในสถาบันอุดมศึกษา พ.ศ. 256</w:t>
+        <w:t xml:space="preserve">คุณสมบัติ หลักเกณฑ์และวิธีการแต่งตั้งและถอดถอนผู้ดำรงตำแหน่งทางวิชาการ สำหรับข้าราชการพลเรือนในสถาบันอุดมศึกษา พ.ศ. 256</w:t>
       </w:r>
       <w:r>
         <w:rPr>
@@ -12882,7 +13060,7 @@
           <w:sz w:val="32"/>
           <w:szCs w:val="32"/>
         </w:rPr>
-        <w:t>5</w:t>
+        <w:t xml:space="preserve">5</w:t>
       </w:r>
       <w:r>
         <w:rPr>
@@ -12899,7 +13077,7 @@
           <w:szCs w:val="32"/>
           <w:cs/>
         </w:rPr>
-        <w:t>และข้อบังคับมหาวิทยาลัยขอนแก่น</w:t>
+        <w:t xml:space="preserve">และข้อบังคับมหาวิทยาลัยขอนแก่น</w:t>
       </w:r>
       <w:r>
         <w:rPr>
@@ -12908,7 +13086,7 @@
           <w:szCs w:val="32"/>
           <w:cs/>
         </w:rPr>
-        <w:t>ว่าด้วย</w:t>
+        <w:t xml:space="preserve">ว่าด้วย</w:t>
       </w:r>
       <w:r>
         <w:rPr>
@@ -12917,7 +13095,7 @@
           <w:szCs w:val="32"/>
           <w:cs/>
         </w:rPr>
-        <w:t>คุณสมบัติ หลักเกณฑ์และวิธีการแต่งตั้งและถอดถอนผู้ดำรงตำแหน่งทางวิชาการ สำหรับพนักงานมหาวิทยาลัย พ.ศ. 256</w:t>
+        <w:t xml:space="preserve">คุณสมบัติ หลักเกณฑ์และวิธีการแต่งตั้งและถอดถอนผู้ดำรงตำแหน่งทางวิชาการ สำหรับพนักงานมหาวิทยาลัยขอนแก่น พ.ศ. 2569 </w:t>
       </w:r>
       <w:r>
         <w:rPr>
@@ -12925,7 +13103,7 @@
           <w:sz w:val="32"/>
           <w:szCs w:val="32"/>
         </w:rPr>
-        <w:t>5</w:t>
+        <w:t xml:space="preserve"/>
       </w:r>
       <w:r>
         <w:rPr>
@@ -12933,7 +13111,7 @@
           <w:sz w:val="32"/>
           <w:szCs w:val="32"/>
         </w:rPr>
-        <w:t xml:space="preserve"> </w:t>
+        <w:t xml:space="preserve"/>
       </w:r>
     </w:p>
     <w:p>

--- a/HRCP-KKU-Academic/src/main/resources/templates/docx/Phase2/p2doc_7.docx
+++ b/HRCP-KKU-Academic/src/main/resources/templates/docx/Phase2/p2doc_7.docx
@@ -163,7 +163,7 @@
           <w:color w:val="000000" w:themeColor="text1"/>
           <w:sz w:val="28"/>
         </w:rPr>
-        <w:t>4</w:t>
+        <w:t xml:space="preserve">4 และที่แก้ไขเพิ่มเติม</w:t>
       </w:r>
     </w:p>
     <w:p>

--- a/HRCP-KKU-Academic/src/main/resources/templates/docx/Phase2/p2doc_7.docx
+++ b/HRCP-KKU-Academic/src/main/resources/templates/docx/Phase2/p2doc_7.docx
@@ -893,7 +893,8 @@
           </w:p>
           <w:p>
             <w:pPr>
-              <w:jc w:val="thaiDistribute"/>
+              <w:ind w:left="330" w:hanging="330"/>
+              <w:jc w:val="left"/>
               <w:rPr>
                 <w:rFonts w:ascii="TH Sarabun New" w:hAnsi="TH Sarabun New" w:cs="TH Sarabun New"/>
                 <w:sz w:val="30"/>
@@ -980,7 +981,8 @@
           </w:p>
           <w:p>
             <w:pPr>
-              <w:jc w:val="thaiDistribute"/>
+              <w:ind w:left="330" w:hanging="330"/>
+              <w:jc w:val="left"/>
               <w:rPr>
                 <w:rFonts w:ascii="TH Sarabun New" w:hAnsi="TH Sarabun New" w:cs="TH Sarabun New"/>
                 <w:sz w:val="30"/>
@@ -3963,7 +3965,8 @@
           </w:p>
           <w:p>
             <w:pPr>
-              <w:jc w:val="thaiDistribute"/>
+              <w:ind w:left="330" w:hanging="330"/>
+              <w:jc w:val="left"/>
               <w:rPr>
                 <w:rFonts w:ascii="TH Sarabun New" w:hAnsi="TH Sarabun New" w:cs="TH Sarabun New"/>
                 <w:sz w:val="30"/>
@@ -4021,7 +4024,8 @@
           </w:p>
           <w:p>
             <w:pPr>
-              <w:jc w:val="thaiDistribute"/>
+              <w:ind w:left="330" w:hanging="330"/>
+              <w:jc w:val="left"/>
               <w:rPr>
                 <w:rFonts w:ascii="TH Sarabun New" w:hAnsi="TH Sarabun New" w:cs="TH Sarabun New"/>
                 <w:sz w:val="30"/>
@@ -4049,7 +4053,7 @@
                 <w:rFonts w:ascii="TH Sarabun New" w:hAnsi="TH Sarabun New" w:cs="TH Sarabun New"/>
                 <w:sz w:val="28"/>
               </w:rPr>
-              <w:t>is_published</w:t>
+              <w:t>is_pending</w:t>
             </w:r>
             <w:r>
               <w:rPr>
@@ -4079,7 +4083,8 @@
           </w:p>
           <w:p>
             <w:pPr>
-              <w:jc w:val="thaiDistribute"/>
+              <w:ind w:left="330" w:hanging="330"/>
+              <w:jc w:val="left"/>
               <w:rPr>
                 <w:rFonts w:ascii="TH Sarabun New" w:hAnsi="TH Sarabun New" w:cs="TH Sarabun New"/>
                 <w:sz w:val="30"/>
@@ -4139,7 +4144,8 @@
           </w:p>
           <w:p>
             <w:pPr>
-              <w:jc w:val="thaiDistribute"/>
+              <w:ind w:left="330" w:hanging="330"/>
+              <w:jc w:val="left"/>
               <w:rPr>
                 <w:rFonts w:ascii="TH Sarabun New" w:hAnsi="TH Sarabun New" w:cs="TH Sarabun New"/>
                 <w:sz w:val="30"/>
@@ -4302,21 +4308,22 @@
           </w:p>
           <w:p>
             <w:pPr>
-              <w:rPr>
-                <w:rFonts w:ascii="TH Sarabun New" w:hAnsi="TH Sarabun New" w:cs="TH Sarabun New"/>
-                <w:sz w:val="30"/>
-                <w:szCs w:val="30"/>
-              </w:rPr>
-            </w:pPr>
-            <w:r>
-              <w:rPr>
-                <w:rFonts w:ascii="TH Sarabun New" w:hAnsi="TH Sarabun New" w:cs="TH Sarabun New"/>
-                <w:b/>
-                <w:bCs/>
-                <w:sz w:val="30"/>
-                <w:szCs w:val="30"/>
-              </w:rPr>
-              <w:t xml:space="preserve">     </w:t>
+              <w:ind w:left="720" w:hanging="330"/>
+              <w:rPr>
+                <w:rFonts w:ascii="TH Sarabun New" w:hAnsi="TH Sarabun New" w:cs="TH Sarabun New"/>
+                <w:sz w:val="30"/>
+                <w:szCs w:val="30"/>
+              </w:rPr>
+            </w:pPr>
+            <w:r>
+              <w:rPr>
+                <w:rFonts w:ascii="TH Sarabun New" w:hAnsi="TH Sarabun New" w:cs="TH Sarabun New"/>
+                <w:b/>
+                <w:bCs/>
+                <w:sz w:val="30"/>
+                <w:szCs w:val="30"/>
+              </w:rPr>
+              <w:t xml:space="preserve"/>
             </w:r>
             <w:r>
               <w:rPr>
@@ -4405,89 +4412,366 @@
           </w:p>
           <w:p>
             <w:pPr>
+              <w:ind w:left="720" w:hanging="330"/>
+              <w:jc w:val="left"/>
+              <w:rPr>
+                <w:rFonts w:ascii="TH Sarabun New" w:hAnsi="TH Sarabun New" w:cs="TH Sarabun New"/>
+                <w:sz w:val="30"/>
+                <w:szCs w:val="30"/>
+                <w:cs/>
+              </w:rPr>
+            </w:pPr>
+            <w:r>
+              <w:rPr>
+                <w:rFonts w:ascii="TH Sarabun New" w:hAnsi="TH Sarabun New" w:cs="TH Sarabun New"/>
+                <w:sz w:val="30"/>
+                <w:szCs w:val="30"/>
+                <w:cs/>
+              </w:rPr>
+              <w:t xml:space="preserve"/>
+            </w:r>
+            <w:r>
+              <w:rPr>
+                <w:rFonts w:ascii="TH Sarabun New" w:hAnsi="TH Sarabun New" w:cs="TH Sarabun New"/>
+                <w:sz w:val="28"/>
+              </w:rPr>
+              <w:t>{{</w:t>
+            </w:r>
+            <w:r>
+              <w:rPr>
+                <w:rFonts w:ascii="TH Sarabun New" w:hAnsi="TH Sarabun New" w:cs="TH Sarabun New"/>
+                <w:sz w:val="28"/>
+              </w:rPr>
+              <w:t>diss_book</w:t>
+            </w:r>
+            <w:r>
+              <w:rPr>
+                <w:rFonts w:ascii="TH Sarabun New" w:hAnsi="TH Sarabun New" w:cs="TH Sarabun New"/>
+                <w:sz w:val="28"/>
+              </w:rPr>
+              <w:t>}}</w:t>
+            </w:r>
+            <w:r>
+              <w:rPr>
+                <w:rFonts w:ascii="TH Sarabun New" w:hAnsi="TH Sarabun New" w:cs="TH Sarabun New" w:hint="cs"/>
+                <w:sz w:val="30"/>
+                <w:szCs w:val="30"/>
+                <w:cs/>
+              </w:rPr>
+              <w:t xml:space="preserve"> </w:t>
+            </w:r>
+            <w:r>
+              <w:rPr>
+                <w:rFonts w:ascii="TH Sarabun New" w:hAnsi="TH Sarabun New" w:cs="TH Sarabun New"/>
+                <w:sz w:val="30"/>
+                <w:szCs w:val="30"/>
+                <w:cs/>
+              </w:rPr>
+              <w:t>หนังสือรวมบทความ</w:t>
+            </w:r>
+            <w:r>
+              <w:rPr>
+                <w:rFonts w:ascii="TH Sarabun New" w:hAnsi="TH Sarabun New" w:cs="TH Sarabun New"/>
+                <w:sz w:val="30"/>
+                <w:szCs w:val="30"/>
+                <w:cs/>
+              </w:rPr>
+              <w:t>วิจัย</w:t>
+            </w:r>
+          </w:p>
+          <w:p>
+            <w:pPr>
+              <w:ind w:left="720" w:hanging="330"/>
+              <w:jc w:val="left"/>
+              <w:rPr>
+                <w:rFonts w:ascii="TH Sarabun New" w:hAnsi="TH Sarabun New" w:cs="TH Sarabun New"/>
+                <w:sz w:val="30"/>
+                <w:szCs w:val="30"/>
+              </w:rPr>
+            </w:pPr>
+            <w:r>
+              <w:rPr>
+                <w:rFonts w:ascii="TH Sarabun New" w:hAnsi="TH Sarabun New" w:cs="TH Sarabun New"/>
+                <w:sz w:val="30"/>
+                <w:szCs w:val="30"/>
+                <w:cs/>
+              </w:rPr>
+              <w:t xml:space="preserve"/>
+            </w:r>
+            <w:r>
+              <w:rPr>
+                <w:rFonts w:ascii="TH Sarabun New" w:hAnsi="TH Sarabun New" w:cs="TH Sarabun New"/>
+                <w:sz w:val="28"/>
+              </w:rPr>
+              <w:t>{{</w:t>
+            </w:r>
+            <w:r>
+              <w:rPr>
+                <w:rFonts w:ascii="TH Sarabun New" w:hAnsi="TH Sarabun New" w:cs="TH Sarabun New"/>
+                <w:sz w:val="28"/>
+              </w:rPr>
+              <w:t>diss_proceeding</w:t>
+            </w:r>
+            <w:r>
+              <w:rPr>
+                <w:rFonts w:ascii="TH Sarabun New" w:hAnsi="TH Sarabun New" w:cs="TH Sarabun New"/>
+                <w:sz w:val="28"/>
+              </w:rPr>
+              <w:t>}}</w:t>
+            </w:r>
+            <w:r>
+              <w:rPr>
+                <w:rFonts w:ascii="TH Sarabun New" w:hAnsi="TH Sarabun New" w:cs="TH Sarabun New" w:hint="cs"/>
+                <w:sz w:val="30"/>
+                <w:szCs w:val="30"/>
+                <w:cs/>
+              </w:rPr>
+              <w:t xml:space="preserve"> </w:t>
+            </w:r>
+            <w:r>
+              <w:rPr>
+                <w:rFonts w:ascii="TH Sarabun New" w:hAnsi="TH Sarabun New" w:cs="TH Sarabun New"/>
+                <w:sz w:val="30"/>
+                <w:szCs w:val="30"/>
+                <w:cs/>
+              </w:rPr>
+              <w:t>บทความวิจัยต่อที่ประชุมทางวิชาการ</w:t>
+            </w:r>
+            <w:r>
+              <w:rPr>
+                <w:rFonts w:ascii="TH Sarabun New" w:hAnsi="TH Sarabun New" w:cs="TH Sarabun New"/>
+                <w:sz w:val="30"/>
+                <w:szCs w:val="30"/>
+                <w:cs/>
+              </w:rPr>
+              <w:t>และได้มีการ</w:t>
+            </w:r>
+            <w:r>
+              <w:rPr>
+                <w:rFonts w:ascii="TH Sarabun New" w:hAnsi="TH Sarabun New" w:cs="TH Sarabun New"/>
+                <w:sz w:val="30"/>
+                <w:szCs w:val="30"/>
+                <w:cs/>
+              </w:rPr>
+              <w:t xml:space="preserve">นำไปรวมเล่มเผยแพร่ในหนังสือประมวลผลการ</w:t>
+            </w:r>
+            <w:r>
+              <w:rPr>
+                <w:rFonts w:ascii="TH Sarabun New" w:hAnsi="TH Sarabun New" w:cs="TH Sarabun New"/>
+                <w:sz w:val="30"/>
+                <w:szCs w:val="30"/>
+                <w:cs/>
+              </w:rPr>
+              <w:t xml:space="preserve">ประชุมทางวิชาการ (</w:t>
+            </w:r>
+            <w:r>
+              <w:rPr>
+                <w:rFonts w:ascii="TH Sarabun New" w:hAnsi="TH Sarabun New" w:cs="TH Sarabun New"/>
+                <w:sz w:val="30"/>
+                <w:szCs w:val="30"/>
+              </w:rPr>
+              <w:t>Proceedings)</w:t>
+            </w:r>
+          </w:p>
+          <w:p>
+            <w:pPr>
+              <w:ind w:left="720" w:hanging="330"/>
+              <w:jc w:val="left"/>
+              <w:rPr>
+                <w:rFonts w:ascii="TH Sarabun New" w:hAnsi="TH Sarabun New" w:cs="TH Sarabun New"/>
+                <w:sz w:val="30"/>
+                <w:szCs w:val="30"/>
+              </w:rPr>
+            </w:pPr>
+            <w:r>
+              <w:rPr>
+                <w:rFonts w:ascii="TH Sarabun New" w:hAnsi="TH Sarabun New" w:cs="TH Sarabun New"/>
+                <w:sz w:val="30"/>
+                <w:szCs w:val="30"/>
+              </w:rPr>
+              <w:t xml:space="preserve"/>
+            </w:r>
+            <w:r>
+              <w:rPr>
+                <w:rFonts w:ascii="TH Sarabun New" w:hAnsi="TH Sarabun New" w:cs="TH Sarabun New"/>
+                <w:sz w:val="28"/>
+              </w:rPr>
+              <w:t>{{</w:t>
+            </w:r>
+            <w:r>
+              <w:rPr>
+                <w:rFonts w:ascii="TH Sarabun New" w:hAnsi="TH Sarabun New" w:cs="TH Sarabun New"/>
+                <w:sz w:val="28"/>
+              </w:rPr>
+              <w:t>diss_report</w:t>
+            </w:r>
+            <w:r>
+              <w:rPr>
+                <w:rFonts w:ascii="TH Sarabun New" w:hAnsi="TH Sarabun New" w:cs="TH Sarabun New"/>
+                <w:sz w:val="28"/>
+              </w:rPr>
+              <w:t>}}</w:t>
+            </w:r>
+            <w:r>
+              <w:rPr>
+                <w:rFonts w:ascii="TH Sarabun New" w:hAnsi="TH Sarabun New" w:cs="TH Sarabun New" w:hint="cs"/>
+                <w:sz w:val="30"/>
+                <w:szCs w:val="30"/>
+                <w:cs/>
+              </w:rPr>
+              <w:t xml:space="preserve"> </w:t>
+            </w:r>
+            <w:r>
+              <w:rPr>
+                <w:rFonts w:ascii="TH Sarabun New" w:hAnsi="TH Sarabun New" w:cs="TH Sarabun New"/>
+                <w:sz w:val="30"/>
+                <w:szCs w:val="30"/>
+                <w:cs/>
+              </w:rPr>
+              <w:t>รายงานวิจัยฉบับสมบูรณ์</w:t>
+            </w:r>
+          </w:p>
+          <w:p>
+            <w:pPr>
+              <w:ind w:left="720" w:hanging="330"/>
               <w:jc w:val="thaiDistribute"/>
               <w:rPr>
                 <w:rFonts w:ascii="TH Sarabun New" w:hAnsi="TH Sarabun New" w:cs="TH Sarabun New"/>
                 <w:sz w:val="30"/>
                 <w:szCs w:val="30"/>
-                <w:cs/>
-              </w:rPr>
-            </w:pPr>
-            <w:r>
-              <w:rPr>
-                <w:rFonts w:ascii="TH Sarabun New" w:hAnsi="TH Sarabun New" w:cs="TH Sarabun New"/>
-                <w:sz w:val="30"/>
-                <w:szCs w:val="30"/>
-                <w:cs/>
-              </w:rPr>
-              <w:t xml:space="preserve">     </w:t>
-            </w:r>
-            <w:r>
-              <w:rPr>
-                <w:rFonts w:ascii="TH Sarabun New" w:hAnsi="TH Sarabun New" w:cs="TH Sarabun New"/>
-                <w:sz w:val="28"/>
+              </w:rPr>
+            </w:pPr>
+            <w:r>
+              <w:rPr>
+                <w:rFonts w:ascii="TH Sarabun New" w:hAnsi="TH Sarabun New" w:cs="TH Sarabun New"/>
+                <w:sz w:val="30"/>
+                <w:szCs w:val="30"/>
+              </w:rPr>
+              <w:t xml:space="preserve"/>
+            </w:r>
+            <w:r>
+              <w:rPr>
+                <w:rFonts w:ascii="TH Sarabun New" w:hAnsi="TH Sarabun New" w:cs="TH Sarabun New"/>
+                <w:sz w:val="30"/>
+                <w:szCs w:val="30"/>
               </w:rPr>
               <w:t>{{</w:t>
             </w:r>
             <w:r>
               <w:rPr>
                 <w:rFonts w:ascii="TH Sarabun New" w:hAnsi="TH Sarabun New" w:cs="TH Sarabun New"/>
-                <w:sz w:val="28"/>
-              </w:rPr>
-              <w:t>diss_book</w:t>
-            </w:r>
-            <w:r>
-              <w:rPr>
-                <w:rFonts w:ascii="TH Sarabun New" w:hAnsi="TH Sarabun New" w:cs="TH Sarabun New"/>
-                <w:sz w:val="28"/>
+                <w:sz w:val="30"/>
+                <w:szCs w:val="30"/>
+              </w:rPr>
+              <w:t>report_wide_dist_letter</w:t>
+            </w:r>
+            <w:r>
+              <w:rPr>
+                <w:rFonts w:ascii="TH Sarabun New" w:hAnsi="TH Sarabun New" w:cs="TH Sarabun New"/>
+                <w:sz w:val="30"/>
+                <w:szCs w:val="30"/>
+              </w:rPr>
+              <w:t xml:space="preserve">}} </w:t>
+            </w:r>
+            <w:r>
+              <w:rPr>
+                <w:rFonts w:ascii="TH Sarabun New" w:hAnsi="TH Sarabun New" w:cs="TH Sarabun New"/>
+                <w:sz w:val="30"/>
+                <w:szCs w:val="30"/>
+                <w:cs/>
+              </w:rPr>
+              <w:t>หนังสือรับรองว่าได้</w:t>
+            </w:r>
+            <w:r>
+              <w:rPr>
+                <w:rFonts w:ascii="TH Sarabun New" w:hAnsi="TH Sarabun New" w:cs="TH Sarabun New"/>
+                <w:sz w:val="30"/>
+                <w:szCs w:val="30"/>
+              </w:rPr>
+              <w:t xml:space="preserve"/>
+            </w:r>
+            <w:r>
+              <w:rPr>
+                <w:rFonts w:ascii="TH Sarabun New" w:hAnsi="TH Sarabun New" w:cs="TH Sarabun New"/>
+                <w:sz w:val="30"/>
+                <w:szCs w:val="30"/>
+                <w:cs/>
+              </w:rPr>
+              <w:t>เผยแพร่ไปยังวงวิชาการและวิชาชีพในสาขาที่ขออย่างกว้างขวาง</w:t>
+            </w:r>
+          </w:p>
+          <w:p>
+            <w:pPr>
+              <w:ind w:left="330" w:hanging="330"/>
+              <w:jc w:val="left"/>
+              <w:rPr>
+                <w:rFonts w:ascii="TH Sarabun New" w:hAnsi="TH Sarabun New" w:cs="TH Sarabun New"/>
+                <w:sz w:val="30"/>
+                <w:szCs w:val="30"/>
+              </w:rPr>
+            </w:pPr>
+            <w:r>
+              <w:rPr>
+                <w:rFonts w:ascii="TH Sarabun New" w:hAnsi="TH Sarabun New" w:cs="TH Sarabun New"/>
+                <w:sz w:val="30"/>
+                <w:szCs w:val="30"/>
+              </w:rPr>
+              <w:t>{{</w:t>
+            </w:r>
+            <w:r>
+              <w:rPr>
+                <w:rFonts w:ascii="TH Sarabun New" w:hAnsi="TH Sarabun New" w:cs="TH Sarabun New"/>
+                <w:sz w:val="30"/>
+                <w:szCs w:val="30"/>
+              </w:rPr>
+              <w:t>report_eval_letter</w:t>
+            </w:r>
+            <w:r>
+              <w:rPr>
+                <w:rFonts w:ascii="TH Sarabun New" w:hAnsi="TH Sarabun New" w:cs="TH Sarabun New"/>
+                <w:sz w:val="30"/>
+                <w:szCs w:val="30"/>
               </w:rPr>
               <w:t>}}</w:t>
             </w:r>
             <w:r>
               <w:rPr>
-                <w:rFonts w:ascii="TH Sarabun New" w:hAnsi="TH Sarabun New" w:cs="TH Sarabun New" w:hint="cs"/>
-                <w:sz w:val="30"/>
-                <w:szCs w:val="30"/>
-                <w:cs/>
-              </w:rPr>
-              <w:t xml:space="preserve"> </w:t>
-            </w:r>
-            <w:r>
-              <w:rPr>
-                <w:rFonts w:ascii="TH Sarabun New" w:hAnsi="TH Sarabun New" w:cs="TH Sarabun New"/>
-                <w:sz w:val="30"/>
-                <w:szCs w:val="30"/>
-                <w:cs/>
-              </w:rPr>
-              <w:t>หนังสือรวมบทความ</w:t>
-            </w:r>
-            <w:r>
-              <w:rPr>
-                <w:rFonts w:ascii="TH Sarabun New" w:hAnsi="TH Sarabun New" w:cs="TH Sarabun New"/>
-                <w:sz w:val="30"/>
-                <w:szCs w:val="30"/>
-                <w:cs/>
-              </w:rPr>
-              <w:t>วิจัย</w:t>
-            </w:r>
-          </w:p>
-          <w:p>
-            <w:pPr>
-              <w:jc w:val="thaiDistribute"/>
-              <w:rPr>
-                <w:rFonts w:ascii="TH Sarabun New" w:hAnsi="TH Sarabun New" w:cs="TH Sarabun New"/>
-                <w:sz w:val="30"/>
-                <w:szCs w:val="30"/>
-              </w:rPr>
-            </w:pPr>
-            <w:r>
-              <w:rPr>
-                <w:rFonts w:ascii="TH Sarabun New" w:hAnsi="TH Sarabun New" w:cs="TH Sarabun New"/>
-                <w:sz w:val="30"/>
-                <w:szCs w:val="30"/>
-                <w:cs/>
-              </w:rPr>
-              <w:t xml:space="preserve">     </w:t>
+                <w:rFonts w:ascii="TH Sarabun New" w:hAnsi="TH Sarabun New" w:cs="TH Sarabun New"/>
+                <w:sz w:val="30"/>
+                <w:szCs w:val="30"/>
+                <w:cs/>
+              </w:rPr>
+              <w:t>หนังสือการประเมินคุณภาพโดยผู้ทรงคุณวุฒิ</w:t>
+            </w:r>
+          </w:p>
+          <w:p>
+            <w:pPr>
+              <w:ind w:left="720" w:hanging="330"/>
+              <w:jc w:val="left"/>
+              <w:rPr>
+                <w:rFonts w:ascii="TH Sarabun New" w:hAnsi="TH Sarabun New" w:cs="TH Sarabun New"/>
+                <w:sz w:val="30"/>
+                <w:szCs w:val="30"/>
+                <w:cs/>
+              </w:rPr>
+            </w:pPr>
+            <w:r>
+              <w:rPr>
+                <w:rFonts w:ascii="TH Sarabun New" w:hAnsi="TH Sarabun New" w:cs="TH Sarabun New"/>
+                <w:sz w:val="30"/>
+                <w:szCs w:val="30"/>
+                <w:cs/>
+              </w:rPr>
+              <w:lastRenderedPageBreak/>
+              <w:t xml:space="preserve"/>
+            </w:r>
+            <w:r>
+              <w:rPr>
+                <w:rFonts w:ascii="TH Sarabun New" w:hAnsi="TH Sarabun New" w:cs="TH Sarabun New"/>
+                <w:sz w:val="30"/>
+                <w:szCs w:val="30"/>
+              </w:rPr>
+              <w:t xml:space="preserve"/>
             </w:r>
             <w:r>
               <w:rPr>
@@ -4501,7 +4785,7 @@
                 <w:rFonts w:ascii="TH Sarabun New" w:hAnsi="TH Sarabun New" w:cs="TH Sarabun New"/>
                 <w:sz w:val="28"/>
               </w:rPr>
-              <w:t>diss_proceeding</w:t>
+              <w:t>diss_monograph</w:t>
             </w:r>
             <w:r>
               <w:rPr>
@@ -4512,279 +4796,6 @@
             </w:r>
             <w:r>
               <w:rPr>
-                <w:rFonts w:ascii="TH Sarabun New" w:hAnsi="TH Sarabun New" w:cs="TH Sarabun New" w:hint="cs"/>
-                <w:sz w:val="30"/>
-                <w:szCs w:val="30"/>
-                <w:cs/>
-              </w:rPr>
-              <w:t xml:space="preserve"> </w:t>
-            </w:r>
-            <w:r>
-              <w:rPr>
-                <w:rFonts w:ascii="TH Sarabun New" w:hAnsi="TH Sarabun New" w:cs="TH Sarabun New"/>
-                <w:sz w:val="30"/>
-                <w:szCs w:val="30"/>
-                <w:cs/>
-              </w:rPr>
-              <w:t>บทความวิจัยต่อที่ประชุมทางวิชาการ</w:t>
-            </w:r>
-            <w:r>
-              <w:rPr>
-                <w:rFonts w:ascii="TH Sarabun New" w:hAnsi="TH Sarabun New" w:cs="TH Sarabun New"/>
-                <w:sz w:val="30"/>
-                <w:szCs w:val="30"/>
-                <w:cs/>
-              </w:rPr>
-              <w:t>และได้มีการ</w:t>
-            </w:r>
-            <w:r>
-              <w:rPr>
-                <w:rFonts w:ascii="TH Sarabun New" w:hAnsi="TH Sarabun New" w:cs="TH Sarabun New"/>
-                <w:sz w:val="30"/>
-                <w:szCs w:val="30"/>
-                <w:cs/>
-              </w:rPr>
-              <w:br/>
-              <w:t xml:space="preserve">     นำไปรวมเล่มเผยแพร่ในหนังสือประมวลผลการ</w:t>
-            </w:r>
-            <w:r>
-              <w:rPr>
-                <w:rFonts w:ascii="TH Sarabun New" w:hAnsi="TH Sarabun New" w:cs="TH Sarabun New"/>
-                <w:sz w:val="30"/>
-                <w:szCs w:val="30"/>
-                <w:cs/>
-              </w:rPr>
-              <w:br/>
-              <w:t xml:space="preserve">     ประชุมทางวิชาการ (</w:t>
-            </w:r>
-            <w:r>
-              <w:rPr>
-                <w:rFonts w:ascii="TH Sarabun New" w:hAnsi="TH Sarabun New" w:cs="TH Sarabun New"/>
-                <w:sz w:val="30"/>
-                <w:szCs w:val="30"/>
-              </w:rPr>
-              <w:t>Proceedings)</w:t>
-            </w:r>
-          </w:p>
-          <w:p>
-            <w:pPr>
-              <w:jc w:val="thaiDistribute"/>
-              <w:rPr>
-                <w:rFonts w:ascii="TH Sarabun New" w:hAnsi="TH Sarabun New" w:cs="TH Sarabun New"/>
-                <w:sz w:val="30"/>
-                <w:szCs w:val="30"/>
-              </w:rPr>
-            </w:pPr>
-            <w:r>
-              <w:rPr>
-                <w:rFonts w:ascii="TH Sarabun New" w:hAnsi="TH Sarabun New" w:cs="TH Sarabun New"/>
-                <w:sz w:val="30"/>
-                <w:szCs w:val="30"/>
-              </w:rPr>
-              <w:t xml:space="preserve">     </w:t>
-            </w:r>
-            <w:r>
-              <w:rPr>
-                <w:rFonts w:ascii="TH Sarabun New" w:hAnsi="TH Sarabun New" w:cs="TH Sarabun New"/>
-                <w:sz w:val="28"/>
-              </w:rPr>
-              <w:t>{{</w:t>
-            </w:r>
-            <w:r>
-              <w:rPr>
-                <w:rFonts w:ascii="TH Sarabun New" w:hAnsi="TH Sarabun New" w:cs="TH Sarabun New"/>
-                <w:sz w:val="28"/>
-              </w:rPr>
-              <w:t>diss_report</w:t>
-            </w:r>
-            <w:r>
-              <w:rPr>
-                <w:rFonts w:ascii="TH Sarabun New" w:hAnsi="TH Sarabun New" w:cs="TH Sarabun New"/>
-                <w:sz w:val="28"/>
-              </w:rPr>
-              <w:t>}}</w:t>
-            </w:r>
-            <w:r>
-              <w:rPr>
-                <w:rFonts w:ascii="TH Sarabun New" w:hAnsi="TH Sarabun New" w:cs="TH Sarabun New" w:hint="cs"/>
-                <w:sz w:val="30"/>
-                <w:szCs w:val="30"/>
-                <w:cs/>
-              </w:rPr>
-              <w:t xml:space="preserve"> </w:t>
-            </w:r>
-            <w:r>
-              <w:rPr>
-                <w:rFonts w:ascii="TH Sarabun New" w:hAnsi="TH Sarabun New" w:cs="TH Sarabun New"/>
-                <w:sz w:val="30"/>
-                <w:szCs w:val="30"/>
-                <w:cs/>
-              </w:rPr>
-              <w:t>รายงานวิจัยฉบับสมบูรณ์</w:t>
-            </w:r>
-          </w:p>
-          <w:p>
-            <w:pPr>
-              <w:jc w:val="thaiDistribute"/>
-              <w:rPr>
-                <w:rFonts w:ascii="TH Sarabun New" w:hAnsi="TH Sarabun New" w:cs="TH Sarabun New"/>
-                <w:sz w:val="30"/>
-                <w:szCs w:val="30"/>
-              </w:rPr>
-            </w:pPr>
-            <w:r>
-              <w:rPr>
-                <w:rFonts w:ascii="TH Sarabun New" w:hAnsi="TH Sarabun New" w:cs="TH Sarabun New"/>
-                <w:sz w:val="30"/>
-                <w:szCs w:val="30"/>
-              </w:rPr>
-              <w:t xml:space="preserve">     </w:t>
-            </w:r>
-            <w:r>
-              <w:rPr>
-                <w:rFonts w:ascii="TH Sarabun New" w:hAnsi="TH Sarabun New" w:cs="TH Sarabun New"/>
-                <w:sz w:val="30"/>
-                <w:szCs w:val="30"/>
-              </w:rPr>
-              <w:t>{{</w:t>
-            </w:r>
-            <w:r>
-              <w:rPr>
-                <w:rFonts w:ascii="TH Sarabun New" w:hAnsi="TH Sarabun New" w:cs="TH Sarabun New"/>
-                <w:sz w:val="30"/>
-                <w:szCs w:val="30"/>
-              </w:rPr>
-              <w:t>report_wide_dist_letter</w:t>
-            </w:r>
-            <w:r>
-              <w:rPr>
-                <w:rFonts w:ascii="TH Sarabun New" w:hAnsi="TH Sarabun New" w:cs="TH Sarabun New"/>
-                <w:sz w:val="30"/>
-                <w:szCs w:val="30"/>
-              </w:rPr>
-              <w:t xml:space="preserve">}} </w:t>
-            </w:r>
-            <w:r>
-              <w:rPr>
-                <w:rFonts w:ascii="TH Sarabun New" w:hAnsi="TH Sarabun New" w:cs="TH Sarabun New"/>
-                <w:sz w:val="30"/>
-                <w:szCs w:val="30"/>
-                <w:cs/>
-              </w:rPr>
-              <w:t>หนังสือรับรองว่าได้</w:t>
-            </w:r>
-            <w:r>
-              <w:rPr>
-                <w:rFonts w:ascii="TH Sarabun New" w:hAnsi="TH Sarabun New" w:cs="TH Sarabun New"/>
-                <w:sz w:val="30"/>
-                <w:szCs w:val="30"/>
-              </w:rPr>
-              <w:t xml:space="preserve">            </w:t>
-            </w:r>
-            <w:r>
-              <w:rPr>
-                <w:rFonts w:ascii="TH Sarabun New" w:hAnsi="TH Sarabun New" w:cs="TH Sarabun New"/>
-                <w:sz w:val="30"/>
-                <w:szCs w:val="30"/>
-                <w:cs/>
-              </w:rPr>
-              <w:t>เผยแพร่ไปยังวงวิชาการและวิชาชีพในสาขาที่ขออย่างกว้างขวาง</w:t>
-            </w:r>
-          </w:p>
-          <w:p>
-            <w:pPr>
-              <w:jc w:val="thaiDistribute"/>
-              <w:rPr>
-                <w:rFonts w:ascii="TH Sarabun New" w:hAnsi="TH Sarabun New" w:cs="TH Sarabun New"/>
-                <w:sz w:val="30"/>
-                <w:szCs w:val="30"/>
-              </w:rPr>
-            </w:pPr>
-            <w:r>
-              <w:rPr>
-                <w:rFonts w:ascii="TH Sarabun New" w:hAnsi="TH Sarabun New" w:cs="TH Sarabun New"/>
-                <w:sz w:val="30"/>
-                <w:szCs w:val="30"/>
-              </w:rPr>
-              <w:t>{{</w:t>
-            </w:r>
-            <w:r>
-              <w:rPr>
-                <w:rFonts w:ascii="TH Sarabun New" w:hAnsi="TH Sarabun New" w:cs="TH Sarabun New"/>
-                <w:sz w:val="30"/>
-                <w:szCs w:val="30"/>
-              </w:rPr>
-              <w:t>report_eval_letter</w:t>
-            </w:r>
-            <w:r>
-              <w:rPr>
-                <w:rFonts w:ascii="TH Sarabun New" w:hAnsi="TH Sarabun New" w:cs="TH Sarabun New"/>
-                <w:sz w:val="30"/>
-                <w:szCs w:val="30"/>
-              </w:rPr>
-              <w:t>}}</w:t>
-            </w:r>
-            <w:r>
-              <w:rPr>
-                <w:rFonts w:ascii="TH Sarabun New" w:hAnsi="TH Sarabun New" w:cs="TH Sarabun New"/>
-                <w:sz w:val="30"/>
-                <w:szCs w:val="30"/>
-                <w:cs/>
-              </w:rPr>
-              <w:t>หนังสือการประเมินคุณภาพโดยผู้ทรงคุณวุฒิ</w:t>
-            </w:r>
-          </w:p>
-          <w:p>
-            <w:pPr>
-              <w:jc w:val="thaiDistribute"/>
-              <w:rPr>
-                <w:rFonts w:ascii="TH Sarabun New" w:hAnsi="TH Sarabun New" w:cs="TH Sarabun New"/>
-                <w:sz w:val="30"/>
-                <w:szCs w:val="30"/>
-                <w:cs/>
-              </w:rPr>
-            </w:pPr>
-            <w:r>
-              <w:rPr>
-                <w:rFonts w:ascii="TH Sarabun New" w:hAnsi="TH Sarabun New" w:cs="TH Sarabun New"/>
-                <w:sz w:val="30"/>
-                <w:szCs w:val="30"/>
-                <w:cs/>
-              </w:rPr>
-              <w:lastRenderedPageBreak/>
-              <w:t xml:space="preserve">     </w:t>
-            </w:r>
-            <w:r>
-              <w:rPr>
-                <w:rFonts w:ascii="TH Sarabun New" w:hAnsi="TH Sarabun New" w:cs="TH Sarabun New"/>
-                <w:sz w:val="30"/>
-                <w:szCs w:val="30"/>
-              </w:rPr>
-              <w:t xml:space="preserve"> </w:t>
-            </w:r>
-            <w:r>
-              <w:rPr>
-                <w:rFonts w:ascii="TH Sarabun New" w:hAnsi="TH Sarabun New" w:cs="TH Sarabun New"/>
-                <w:sz w:val="28"/>
-              </w:rPr>
-              <w:t>{{</w:t>
-            </w:r>
-            <w:r>
-              <w:rPr>
-                <w:rFonts w:ascii="TH Sarabun New" w:hAnsi="TH Sarabun New" w:cs="TH Sarabun New"/>
-                <w:sz w:val="28"/>
-              </w:rPr>
-              <w:t>diss_monograph</w:t>
-            </w:r>
-            <w:r>
-              <w:rPr>
-                <w:rFonts w:ascii="TH Sarabun New" w:hAnsi="TH Sarabun New" w:cs="TH Sarabun New"/>
-                <w:sz w:val="28"/>
-              </w:rPr>
-              <w:t>}}</w:t>
-            </w:r>
-            <w:r>
-              <w:rPr>
                 <w:rFonts w:ascii="TH Sarabun New" w:hAnsi="TH Sarabun New" w:cs="TH Sarabun New"/>
                 <w:sz w:val="28"/>
               </w:rPr>
@@ -4823,8 +4834,7 @@
                 <w:szCs w:val="30"/>
                 <w:cs/>
               </w:rPr>
-              <w:br/>
-              <w:t xml:space="preserve">     วงวิชาการและวิชาชีพในสาขาที่ขออย่างกว้างขวาง</w:t>
+              <w:t xml:space="preserve">วงวิชาการและวิชาชีพในสาขาที่ขออย่างกว้างขวาง</w:t>
             </w:r>
           </w:p>
         </w:tc>
@@ -4926,7 +4936,7 @@
                 <w:rFonts w:ascii="TH Sarabun New" w:hAnsi="TH Sarabun New" w:cs="TH Sarabun New"/>
                 <w:sz w:val="28"/>
               </w:rPr>
-              <w:t>status</w:t>
+              <w:t>ethics_have</w:t>
             </w:r>
             <w:r>
               <w:rPr>
@@ -4981,7 +4991,7 @@
                 <w:rFonts w:ascii="TH Sarabun New" w:hAnsi="TH Sarabun New" w:cs="TH Sarabun New"/>
                 <w:sz w:val="28"/>
               </w:rPr>
-              <w:t>status</w:t>
+              <w:t>ethics_not_have</w:t>
             </w:r>
             <w:r>
               <w:rPr>
@@ -5463,6 +5473,8 @@
           </w:p>
           <w:p>
             <w:pPr>
+              <w:ind w:left="720" w:hanging="330"/>
+              <w:jc w:val="left"/>
               <w:rPr>
                 <w:rFonts w:ascii="TH Sarabun New" w:hAnsi="TH Sarabun New" w:cs="TH Sarabun New"/>
                 <w:b/>
@@ -5582,7 +5594,7 @@
                 <w:sz w:val="30"/>
                 <w:szCs w:val="30"/>
               </w:rPr>
-              <w:t xml:space="preserve">   </w:t>
+              <w:t xml:space="preserve"/>
             </w:r>
             <w:r>
               <w:rPr>
@@ -5685,7 +5697,7 @@
                 <w:sz w:val="30"/>
                 <w:szCs w:val="30"/>
               </w:rPr>
-              <w:t xml:space="preserve">  </w:t>
+              <w:t xml:space="preserve"/>
             </w:r>
             <w:r>
               <w:rPr>
@@ -5733,18 +5745,16 @@
                 <w:szCs w:val="30"/>
                 <w:cs/>
               </w:rPr>
-              <w:br/>
-              <w:t xml:space="preserve">     นำไปรวมเล่มเผยแพร่ในหนังสือประมวลผลการ</w:t>
-            </w:r>
-            <w:r>
-              <w:rPr>
-                <w:rFonts w:ascii="TH Sarabun New" w:hAnsi="TH Sarabun New" w:cs="TH Sarabun New"/>
-                <w:sz w:val="30"/>
-                <w:szCs w:val="30"/>
-                <w:cs/>
-              </w:rPr>
-              <w:br/>
-              <w:t xml:space="preserve">     ประชุมทางวิชาการ (</w:t>
+              <w:t xml:space="preserve">นำไปรวมเล่มเผยแพร่ในหนังสือประมวลผลการ</w:t>
+            </w:r>
+            <w:r>
+              <w:rPr>
+                <w:rFonts w:ascii="TH Sarabun New" w:hAnsi="TH Sarabun New" w:cs="TH Sarabun New"/>
+                <w:sz w:val="30"/>
+                <w:szCs w:val="30"/>
+                <w:cs/>
+              </w:rPr>
+              <w:t xml:space="preserve">ประชุมทางวิชาการ (</w:t>
             </w:r>
             <w:r>
               <w:rPr>
@@ -5757,21 +5767,22 @@
           </w:p>
           <w:p>
             <w:pPr>
-              <w:jc w:val="thaiDistribute"/>
-              <w:rPr>
-                <w:rFonts w:ascii="TH Sarabun New" w:hAnsi="TH Sarabun New" w:cs="TH Sarabun New"/>
-                <w:sz w:val="30"/>
-                <w:szCs w:val="30"/>
-              </w:rPr>
-            </w:pPr>
-            <w:r>
-              <w:rPr>
-                <w:rFonts w:ascii="TH Sarabun New" w:hAnsi="TH Sarabun New" w:cs="TH Sarabun New"/>
-                <w:sz w:val="30"/>
-                <w:szCs w:val="30"/>
-                <w:cs/>
-              </w:rPr>
-              <w:t xml:space="preserve">     </w:t>
+              <w:ind w:left="720" w:hanging="330"/>
+              <w:jc w:val="left"/>
+              <w:rPr>
+                <w:rFonts w:ascii="TH Sarabun New" w:hAnsi="TH Sarabun New" w:cs="TH Sarabun New"/>
+                <w:sz w:val="30"/>
+                <w:szCs w:val="30"/>
+              </w:rPr>
+            </w:pPr>
+            <w:r>
+              <w:rPr>
+                <w:rFonts w:ascii="TH Sarabun New" w:hAnsi="TH Sarabun New" w:cs="TH Sarabun New"/>
+                <w:sz w:val="30"/>
+                <w:szCs w:val="30"/>
+                <w:cs/>
+              </w:rPr>
+              <w:t xml:space="preserve"/>
             </w:r>
             <w:r>
               <w:rPr>
@@ -5823,7 +5834,8 @@
           </w:p>
           <w:p>
             <w:pPr>
-              <w:jc w:val="thaiDistribute"/>
+              <w:ind w:left="330" w:hanging="330"/>
+              <w:jc w:val="left"/>
               <w:rPr>
                 <w:rFonts w:ascii="TH Sarabun New" w:hAnsi="TH Sarabun New" w:cs="TH Sarabun New"/>
                 <w:sz w:val="30"/>
@@ -5876,21 +5888,22 @@
           </w:p>
           <w:p>
             <w:pPr>
-              <w:jc w:val="thaiDistribute"/>
-              <w:rPr>
-                <w:rFonts w:ascii="TH Sarabun New" w:hAnsi="TH Sarabun New" w:cs="TH Sarabun New"/>
-                <w:sz w:val="30"/>
-                <w:szCs w:val="30"/>
-              </w:rPr>
-            </w:pPr>
-            <w:r>
-              <w:rPr>
-                <w:rFonts w:ascii="TH Sarabun New" w:hAnsi="TH Sarabun New" w:cs="TH Sarabun New"/>
-                <w:sz w:val="30"/>
-                <w:szCs w:val="30"/>
-                <w:cs/>
-              </w:rPr>
-              <w:t xml:space="preserve">     </w:t>
+              <w:ind w:left="720" w:hanging="330"/>
+              <w:jc w:val="left"/>
+              <w:rPr>
+                <w:rFonts w:ascii="TH Sarabun New" w:hAnsi="TH Sarabun New" w:cs="TH Sarabun New"/>
+                <w:sz w:val="30"/>
+                <w:szCs w:val="30"/>
+              </w:rPr>
+            </w:pPr>
+            <w:r>
+              <w:rPr>
+                <w:rFonts w:ascii="TH Sarabun New" w:hAnsi="TH Sarabun New" w:cs="TH Sarabun New"/>
+                <w:sz w:val="30"/>
+                <w:szCs w:val="30"/>
+                <w:cs/>
+              </w:rPr>
+              <w:t xml:space="preserve"/>
             </w:r>
             <w:r>
               <w:rPr>
@@ -5932,21 +5945,22 @@
           </w:p>
           <w:p>
             <w:pPr>
-              <w:jc w:val="thaiDistribute"/>
-              <w:rPr>
-                <w:rFonts w:ascii="TH Sarabun New" w:hAnsi="TH Sarabun New" w:cs="TH Sarabun New"/>
-                <w:sz w:val="30"/>
-                <w:szCs w:val="30"/>
-              </w:rPr>
-            </w:pPr>
-            <w:r>
-              <w:rPr>
-                <w:rFonts w:ascii="TH Sarabun New" w:hAnsi="TH Sarabun New" w:cs="TH Sarabun New"/>
-                <w:sz w:val="30"/>
-                <w:szCs w:val="30"/>
-                <w:cs/>
-              </w:rPr>
-              <w:t xml:space="preserve">     </w:t>
+              <w:ind w:left="720" w:hanging="330"/>
+              <w:jc w:val="left"/>
+              <w:rPr>
+                <w:rFonts w:ascii="TH Sarabun New" w:hAnsi="TH Sarabun New" w:cs="TH Sarabun New"/>
+                <w:sz w:val="30"/>
+                <w:szCs w:val="30"/>
+              </w:rPr>
+            </w:pPr>
+            <w:r>
+              <w:rPr>
+                <w:rFonts w:ascii="TH Sarabun New" w:hAnsi="TH Sarabun New" w:cs="TH Sarabun New"/>
+                <w:sz w:val="30"/>
+                <w:szCs w:val="30"/>
+                <w:cs/>
+              </w:rPr>
+              <w:t xml:space="preserve"/>
             </w:r>
             <w:r>
               <w:rPr>
@@ -5994,8 +6008,7 @@
                 <w:szCs w:val="30"/>
                 <w:cs/>
               </w:rPr>
-              <w:br/>
-              <w:t xml:space="preserve">     </w:t>
+              <w:t xml:space="preserve"/>
             </w:r>
             <w:r>
               <w:rPr>
@@ -6009,7 +6022,8 @@
           </w:p>
           <w:p>
             <w:pPr>
-              <w:jc w:val="thaiDistribute"/>
+              <w:ind w:left="330" w:hanging="330"/>
+              <w:jc w:val="left"/>
               <w:rPr>
                 <w:rFonts w:ascii="TH Sarabun New" w:hAnsi="TH Sarabun New" w:cs="TH Sarabun New"/>
                 <w:sz w:val="30"/>
@@ -6065,7 +6079,6 @@
                 <w:szCs w:val="30"/>
                 <w:cs/>
               </w:rPr>
-              <w:br/>
             </w:r>
             <w:r>
               <w:rPr>
@@ -6080,7 +6093,8 @@
           </w:p>
           <w:p>
             <w:pPr>
-              <w:jc w:val="thaiDistribute"/>
+              <w:ind w:left="330" w:hanging="330"/>
+              <w:jc w:val="left"/>
               <w:rPr>
                 <w:rFonts w:ascii="TH Sarabun New" w:hAnsi="TH Sarabun New" w:cs="TH Sarabun New"/>
                 <w:sz w:val="30"/>
@@ -6132,22 +6146,23 @@
           </w:p>
           <w:p>
             <w:pPr>
-              <w:jc w:val="thaiDistribute"/>
-              <w:rPr>
-                <w:rFonts w:ascii="TH Sarabun New" w:hAnsi="TH Sarabun New" w:cs="TH Sarabun New"/>
-                <w:sz w:val="30"/>
-                <w:szCs w:val="30"/>
-                <w:cs/>
-              </w:rPr>
-            </w:pPr>
-            <w:r>
-              <w:rPr>
-                <w:rFonts w:ascii="TH Sarabun New" w:hAnsi="TH Sarabun New" w:cs="TH Sarabun New"/>
-                <w:sz w:val="30"/>
-                <w:szCs w:val="30"/>
-                <w:cs/>
-              </w:rPr>
-              <w:t xml:space="preserve">     </w:t>
+              <w:ind w:left="720" w:hanging="330"/>
+              <w:jc w:val="left"/>
+              <w:rPr>
+                <w:rFonts w:ascii="TH Sarabun New" w:hAnsi="TH Sarabun New" w:cs="TH Sarabun New"/>
+                <w:sz w:val="30"/>
+                <w:szCs w:val="30"/>
+                <w:cs/>
+              </w:rPr>
+            </w:pPr>
+            <w:r>
+              <w:rPr>
+                <w:rFonts w:ascii="TH Sarabun New" w:hAnsi="TH Sarabun New" w:cs="TH Sarabun New"/>
+                <w:sz w:val="30"/>
+                <w:szCs w:val="30"/>
+                <w:cs/>
+              </w:rPr>
+              <w:t xml:space="preserve"/>
             </w:r>
             <w:r>
               <w:rPr>
@@ -6297,6 +6312,134 @@
           </w:p>
           <w:p>
             <w:pPr>
+              <w:ind w:left="720" w:hanging="330"/>
+              <w:jc w:val="left"/>
+              <w:rPr>
+                <w:rFonts w:ascii="TH Sarabun New" w:hAnsi="TH Sarabun New" w:cs="TH Sarabun New"/>
+                <w:sz w:val="30"/>
+                <w:szCs w:val="30"/>
+              </w:rPr>
+            </w:pPr>
+            <w:r>
+              <w:rPr>
+                <w:rFonts w:ascii="TH Sarabun New" w:hAnsi="TH Sarabun New" w:cs="TH Sarabun New"/>
+                <w:sz w:val="30"/>
+                <w:szCs w:val="30"/>
+              </w:rPr>
+              <w:t xml:space="preserve"/>
+            </w:r>
+            <w:r>
+              <w:rPr>
+                <w:rFonts w:ascii="TH Sarabun New" w:hAnsi="TH Sarabun New" w:cs="TH Sarabun New"/>
+                <w:sz w:val="28"/>
+              </w:rPr>
+              <w:t>{{</w:t>
+            </w:r>
+            <w:r>
+              <w:rPr>
+                <w:rFonts w:ascii="TH Sarabun New" w:hAnsi="TH Sarabun New" w:cs="TH Sarabun New"/>
+                <w:sz w:val="28"/>
+              </w:rPr>
+              <w:t>learn_full_report</w:t>
+            </w:r>
+            <w:r>
+              <w:rPr>
+                <w:rFonts w:ascii="TH Sarabun New" w:hAnsi="TH Sarabun New" w:cs="TH Sarabun New"/>
+                <w:sz w:val="28"/>
+              </w:rPr>
+              <w:t>}}</w:t>
+            </w:r>
+            <w:r>
+              <w:rPr>
+                <w:rFonts w:ascii="TH Sarabun New" w:hAnsi="TH Sarabun New" w:cs="TH Sarabun New" w:hint="cs"/>
+                <w:sz w:val="30"/>
+                <w:szCs w:val="30"/>
+                <w:cs/>
+              </w:rPr>
+              <w:t xml:space="preserve"> </w:t>
+            </w:r>
+            <w:r>
+              <w:rPr>
+                <w:rFonts w:ascii="TH Sarabun New" w:hAnsi="TH Sarabun New" w:cs="TH Sarabun New"/>
+                <w:sz w:val="30"/>
+                <w:szCs w:val="30"/>
+                <w:cs/>
+              </w:rPr>
+              <w:t>รายงานวิจัยฉบับสมบูรณ์</w:t>
+            </w:r>
+          </w:p>
+          <w:p>
+            <w:pPr>
+              <w:ind w:left="330" w:hanging="330"/>
+              <w:jc w:val="left"/>
+              <w:rPr>
+                <w:rFonts w:ascii="TH Sarabun New" w:hAnsi="TH Sarabun New" w:cs="TH Sarabun New"/>
+                <w:sz w:val="30"/>
+                <w:szCs w:val="30"/>
+              </w:rPr>
+            </w:pPr>
+            <w:r>
+              <w:rPr>
+                <w:rFonts w:ascii="TH Sarabun New" w:hAnsi="TH Sarabun New" w:cs="TH Sarabun New"/>
+                <w:sz w:val="30"/>
+                <w:szCs w:val="30"/>
+              </w:rPr>
+              <w:tab/>
+            </w:r>
+            <w:r>
+              <w:rPr>
+                <w:rFonts w:ascii="TH Sarabun New" w:hAnsi="TH Sarabun New" w:cs="TH Sarabun New"/>
+                <w:sz w:val="30"/>
+                <w:szCs w:val="30"/>
+              </w:rPr>
+              <w:t>{{</w:t>
+            </w:r>
+            <w:r>
+              <w:rPr>
+                <w:rFonts w:ascii="TH Sarabun New" w:hAnsi="TH Sarabun New" w:cs="TH Sarabun New"/>
+                <w:sz w:val="30"/>
+                <w:szCs w:val="30"/>
+              </w:rPr>
+              <w:t>learn_wide_dist_letter</w:t>
+            </w:r>
+            <w:r>
+              <w:rPr>
+                <w:rFonts w:ascii="TH Sarabun New" w:hAnsi="TH Sarabun New" w:cs="TH Sarabun New"/>
+                <w:sz w:val="30"/>
+                <w:szCs w:val="30"/>
+              </w:rPr>
+              <w:t xml:space="preserve">}} </w:t>
+            </w:r>
+            <w:r>
+              <w:rPr>
+                <w:rFonts w:ascii="TH Sarabun New" w:hAnsi="TH Sarabun New" w:cs="TH Sarabun New"/>
+                <w:sz w:val="30"/>
+                <w:szCs w:val="30"/>
+                <w:cs/>
+              </w:rPr>
+              <w:t>หนังสือรับรองว่าได้เผยแพร่ไปยังวงวิชาการ</w:t>
+            </w:r>
+            <w:r>
+              <w:rPr>
+                <w:rFonts w:ascii="TH Sarabun New" w:hAnsi="TH Sarabun New" w:cs="TH Sarabun New"/>
+                <w:sz w:val="30"/>
+                <w:szCs w:val="30"/>
+                <w:cs/>
+              </w:rPr>
+              <w:tab/>
+            </w:r>
+            <w:r>
+              <w:rPr>
+                <w:rFonts w:ascii="TH Sarabun New" w:hAnsi="TH Sarabun New" w:cs="TH Sarabun New"/>
+                <w:sz w:val="30"/>
+                <w:szCs w:val="30"/>
+                <w:cs/>
+              </w:rPr>
+              <w:t xml:space="preserve">   </w:t>
+            </w:r>
+          </w:p>
+          <w:p>
+            <w:pPr>
               <w:jc w:val="thaiDistribute"/>
               <w:rPr>
                 <w:rFonts w:ascii="TH Sarabun New" w:hAnsi="TH Sarabun New" w:cs="TH Sarabun New"/>
@@ -6309,22 +6452,104 @@
                 <w:rFonts w:ascii="TH Sarabun New" w:hAnsi="TH Sarabun New" w:cs="TH Sarabun New"/>
                 <w:sz w:val="30"/>
                 <w:szCs w:val="30"/>
-              </w:rPr>
-              <w:t xml:space="preserve">     </w:t>
-            </w:r>
-            <w:r>
-              <w:rPr>
-                <w:rFonts w:ascii="TH Sarabun New" w:hAnsi="TH Sarabun New" w:cs="TH Sarabun New"/>
-                <w:sz w:val="28"/>
+                <w:cs/>
+              </w:rPr>
+              <w:t xml:space="preserve">           </w:t>
+            </w:r>
+            <w:r>
+              <w:rPr>
+                <w:rFonts w:ascii="TH Sarabun New" w:hAnsi="TH Sarabun New" w:cs="TH Sarabun New"/>
+                <w:sz w:val="30"/>
+                <w:szCs w:val="30"/>
+                <w:cs/>
+              </w:rPr>
+              <w:t>และวิชาชีพในสาขาที่ขออย่างกว้างขวาง</w:t>
+            </w:r>
+          </w:p>
+          <w:p>
+            <w:pPr>
+              <w:ind w:left="330" w:hanging="330"/>
+              <w:jc w:val="left"/>
+              <w:rPr>
+                <w:rFonts w:ascii="TH Sarabun New" w:hAnsi="TH Sarabun New" w:cs="TH Sarabun New"/>
+                <w:sz w:val="30"/>
+                <w:szCs w:val="30"/>
+              </w:rPr>
+            </w:pPr>
+            <w:r>
+              <w:rPr>
+                <w:rFonts w:ascii="TH Sarabun New" w:hAnsi="TH Sarabun New" w:cs="TH Sarabun New"/>
+                <w:sz w:val="30"/>
+                <w:szCs w:val="30"/>
+                <w:cs/>
+              </w:rPr>
+              <w:tab/>
+            </w:r>
+            <w:r>
+              <w:rPr>
+                <w:rFonts w:ascii="TH Sarabun New" w:hAnsi="TH Sarabun New" w:cs="TH Sarabun New"/>
+                <w:sz w:val="30"/>
+                <w:szCs w:val="30"/>
               </w:rPr>
               <w:t>{{</w:t>
             </w:r>
             <w:r>
               <w:rPr>
                 <w:rFonts w:ascii="TH Sarabun New" w:hAnsi="TH Sarabun New" w:cs="TH Sarabun New"/>
-                <w:sz w:val="28"/>
-              </w:rPr>
-              <w:t>learn_full_report</w:t>
+                <w:sz w:val="30"/>
+                <w:szCs w:val="30"/>
+              </w:rPr>
+              <w:t>learn_eval_letter</w:t>
+            </w:r>
+            <w:r>
+              <w:rPr>
+                <w:rFonts w:ascii="TH Sarabun New" w:hAnsi="TH Sarabun New" w:cs="TH Sarabun New"/>
+                <w:sz w:val="30"/>
+                <w:szCs w:val="30"/>
+              </w:rPr>
+              <w:t xml:space="preserve">}} </w:t>
+            </w:r>
+            <w:r>
+              <w:rPr>
+                <w:rFonts w:ascii="TH Sarabun New" w:hAnsi="TH Sarabun New" w:cs="TH Sarabun New"/>
+                <w:sz w:val="30"/>
+                <w:szCs w:val="30"/>
+                <w:cs/>
+              </w:rPr>
+              <w:t>หนังสือการประเมินคุณภาพโดยผู้ทรงคุณวุฒิ</w:t>
+            </w:r>
+          </w:p>
+          <w:p>
+            <w:pPr>
+              <w:ind w:left="720" w:hanging="330"/>
+              <w:jc w:val="left"/>
+              <w:rPr>
+                <w:rFonts w:ascii="TH Sarabun New" w:hAnsi="TH Sarabun New" w:cs="TH Sarabun New"/>
+                <w:sz w:val="30"/>
+                <w:szCs w:val="30"/>
+              </w:rPr>
+            </w:pPr>
+            <w:r>
+              <w:rPr>
+                <w:rFonts w:ascii="TH Sarabun New" w:hAnsi="TH Sarabun New" w:cs="TH Sarabun New"/>
+                <w:sz w:val="30"/>
+                <w:szCs w:val="30"/>
+              </w:rPr>
+              <w:t xml:space="preserve"/>
+            </w:r>
+            <w:r>
+              <w:rPr>
+                <w:rFonts w:ascii="TH Sarabun New" w:hAnsi="TH Sarabun New" w:cs="TH Sarabun New"/>
+                <w:sz w:val="28"/>
+              </w:rPr>
+              <w:t>{{</w:t>
+            </w:r>
+            <w:r>
+              <w:rPr>
+                <w:rFonts w:ascii="TH Sarabun New" w:hAnsi="TH Sarabun New" w:cs="TH Sarabun New"/>
+                <w:sz w:val="28"/>
+              </w:rPr>
+              <w:t>learn_article_collection</w:t>
             </w:r>
             <w:r>
               <w:rPr>
@@ -6349,47 +6574,161 @@
                 <w:szCs w:val="30"/>
                 <w:cs/>
               </w:rPr>
-              <w:t>รายงานวิจัยฉบับสมบูรณ์</w:t>
-            </w:r>
-          </w:p>
-          <w:p>
-            <w:pPr>
-              <w:jc w:val="thaiDistribute"/>
-              <w:rPr>
-                <w:rFonts w:ascii="TH Sarabun New" w:hAnsi="TH Sarabun New" w:cs="TH Sarabun New"/>
-                <w:sz w:val="30"/>
-                <w:szCs w:val="30"/>
-              </w:rPr>
-            </w:pPr>
-            <w:r>
-              <w:rPr>
-                <w:rFonts w:ascii="TH Sarabun New" w:hAnsi="TH Sarabun New" w:cs="TH Sarabun New"/>
-                <w:sz w:val="30"/>
-                <w:szCs w:val="30"/>
-              </w:rPr>
-              <w:tab/>
-            </w:r>
-            <w:r>
-              <w:rPr>
-                <w:rFonts w:ascii="TH Sarabun New" w:hAnsi="TH Sarabun New" w:cs="TH Sarabun New"/>
-                <w:sz w:val="30"/>
-                <w:szCs w:val="30"/>
+              <w:t>รวมบทความที่มีบรรณาธิการโดยผู้ทรงคุณวุฒิด้าน</w:t>
+            </w:r>
+            <w:r>
+              <w:rPr>
+                <w:rFonts w:ascii="TH Sarabun New" w:hAnsi="TH Sarabun New" w:cs="TH Sarabun New"/>
+                <w:sz w:val="30"/>
+                <w:szCs w:val="30"/>
+                <w:cs/>
+              </w:rPr>
+              <w:t xml:space="preserve"/>
+            </w:r>
+            <w:r>
+              <w:rPr>
+                <w:rFonts w:ascii="TH Sarabun New" w:hAnsi="TH Sarabun New" w:cs="TH Sarabun New"/>
+                <w:sz w:val="30"/>
+                <w:szCs w:val="30"/>
+                <w:cs/>
+              </w:rPr>
+              <w:t>การพัฒนาการเรียนการสอนและมีการประเมิน</w:t>
+            </w:r>
+            <w:r>
+              <w:rPr>
+                <w:rFonts w:ascii="TH Sarabun New" w:hAnsi="TH Sarabun New" w:cs="TH Sarabun New"/>
+                <w:sz w:val="30"/>
+                <w:szCs w:val="30"/>
+                <w:cs/>
+              </w:rPr>
+              <w:t xml:space="preserve"/>
+            </w:r>
+            <w:r>
+              <w:rPr>
+                <w:rFonts w:ascii="TH Sarabun New" w:hAnsi="TH Sarabun New" w:cs="TH Sarabun New"/>
+                <w:sz w:val="30"/>
+                <w:szCs w:val="30"/>
+                <w:cs/>
+              </w:rPr>
+              <w:t>คุณภาพ</w:t>
+            </w:r>
+          </w:p>
+          <w:p>
+            <w:pPr>
+              <w:ind w:left="720" w:hanging="330"/>
+              <w:jc w:val="left"/>
+              <w:rPr>
+                <w:rFonts w:ascii="TH Sarabun New" w:hAnsi="TH Sarabun New" w:cs="TH Sarabun New"/>
+                <w:sz w:val="30"/>
+                <w:szCs w:val="30"/>
+                <w:cs/>
+              </w:rPr>
+            </w:pPr>
+            <w:r>
+              <w:rPr>
+                <w:rFonts w:ascii="TH Sarabun New" w:hAnsi="TH Sarabun New" w:cs="TH Sarabun New"/>
+                <w:b/>
+                <w:bCs/>
+                <w:sz w:val="30"/>
+                <w:szCs w:val="30"/>
+              </w:rPr>
+              <w:t xml:space="preserve"/>
+            </w:r>
+            <w:r>
+              <w:rPr>
+                <w:rFonts w:ascii="TH Sarabun New" w:hAnsi="TH Sarabun New" w:cs="TH Sarabun New"/>
+                <w:sz w:val="28"/>
               </w:rPr>
               <w:t>{{</w:t>
             </w:r>
             <w:r>
               <w:rPr>
                 <w:rFonts w:ascii="TH Sarabun New" w:hAnsi="TH Sarabun New" w:cs="TH Sarabun New"/>
-                <w:sz w:val="30"/>
-                <w:szCs w:val="30"/>
-              </w:rPr>
-              <w:t>learn_wide_dist_letter</w:t>
-            </w:r>
-            <w:r>
-              <w:rPr>
-                <w:rFonts w:ascii="TH Sarabun New" w:hAnsi="TH Sarabun New" w:cs="TH Sarabun New"/>
-                <w:sz w:val="30"/>
-                <w:szCs w:val="30"/>
+                <w:sz w:val="28"/>
+              </w:rPr>
+              <w:t>learn_journal_kpo</w:t>
+            </w:r>
+            <w:r>
+              <w:rPr>
+                <w:rFonts w:ascii="TH Sarabun New" w:hAnsi="TH Sarabun New" w:cs="TH Sarabun New"/>
+                <w:sz w:val="28"/>
+              </w:rPr>
+              <w:t>}}</w:t>
+            </w:r>
+            <w:r>
+              <w:rPr>
+                <w:rFonts w:ascii="TH Sarabun New" w:hAnsi="TH Sarabun New" w:cs="TH Sarabun New" w:hint="cs"/>
+                <w:sz w:val="30"/>
+                <w:szCs w:val="30"/>
+                <w:cs/>
+              </w:rPr>
+              <w:t xml:space="preserve"> </w:t>
+            </w:r>
+            <w:r>
+              <w:rPr>
+                <w:rFonts w:ascii="TH Sarabun New" w:hAnsi="TH Sarabun New" w:cs="TH Sarabun New"/>
+                <w:sz w:val="30"/>
+                <w:szCs w:val="30"/>
+                <w:cs/>
+              </w:rPr>
+              <w:t>บทความวิจัยในวารสารทางวิชาการ</w:t>
+            </w:r>
+            <w:r>
+              <w:rPr>
+                <w:rFonts w:ascii="TH Sarabun New" w:hAnsi="TH Sarabun New" w:cs="TH Sarabun New"/>
+                <w:sz w:val="30"/>
+                <w:szCs w:val="30"/>
+              </w:rPr>
+              <w:t xml:space="preserve"> </w:t>
+            </w:r>
+            <w:r>
+              <w:rPr>
+                <w:rFonts w:ascii="TH Sarabun New" w:hAnsi="TH Sarabun New" w:cs="TH Sarabun New"/>
+                <w:sz w:val="30"/>
+                <w:szCs w:val="30"/>
+                <w:cs/>
+              </w:rPr>
+              <w:t>ที่อยู่ในฐานข้อมูลที่ ก.พ.อ. กำหนด</w:t>
+            </w:r>
+          </w:p>
+          <w:p>
+            <w:pPr>
+              <w:ind w:left="720" w:hanging="330"/>
+              <w:jc w:val="left"/>
+              <w:rPr>
+                <w:rFonts w:ascii="TH Sarabun New" w:hAnsi="TH Sarabun New" w:cs="TH Sarabun New"/>
+                <w:sz w:val="30"/>
+                <w:szCs w:val="30"/>
+              </w:rPr>
+            </w:pPr>
+            <w:r>
+              <w:rPr>
+                <w:rFonts w:ascii="TH Sarabun New" w:hAnsi="TH Sarabun New" w:cs="TH Sarabun New"/>
+                <w:b/>
+                <w:bCs/>
+                <w:sz w:val="30"/>
+                <w:szCs w:val="30"/>
+              </w:rPr>
+              <w:t xml:space="preserve"/>
+            </w:r>
+            <w:r>
+              <w:rPr>
+                <w:rFonts w:ascii="TH Sarabun New" w:hAnsi="TH Sarabun New" w:cs="TH Sarabun New"/>
+                <w:sz w:val="28"/>
+              </w:rPr>
+              <w:t>{{</w:t>
+            </w:r>
+            <w:r>
+              <w:rPr>
+                <w:rFonts w:ascii="TH Sarabun New" w:hAnsi="TH Sarabun New" w:cs="TH Sarabun New"/>
+                <w:sz w:val="28"/>
+              </w:rPr>
+              <w:t>learn_journal_inter</w:t>
+            </w:r>
+            <w:r>
+              <w:rPr>
+                <w:rFonts w:ascii="TH Sarabun New" w:hAnsi="TH Sarabun New" w:cs="TH Sarabun New"/>
+                <w:sz w:val="28"/>
               </w:rPr>
               <w:t xml:space="preserve">}} </w:t>
             </w:r>
@@ -6400,259 +6739,6 @@
                 <w:szCs w:val="30"/>
                 <w:cs/>
               </w:rPr>
-              <w:t>หนังสือรับรองว่าได้เผยแพร่ไปยังวงวิชาการ</w:t>
-            </w:r>
-            <w:r>
-              <w:rPr>
-                <w:rFonts w:ascii="TH Sarabun New" w:hAnsi="TH Sarabun New" w:cs="TH Sarabun New"/>
-                <w:sz w:val="30"/>
-                <w:szCs w:val="30"/>
-                <w:cs/>
-              </w:rPr>
-              <w:tab/>
-            </w:r>
-            <w:r>
-              <w:rPr>
-                <w:rFonts w:ascii="TH Sarabun New" w:hAnsi="TH Sarabun New" w:cs="TH Sarabun New"/>
-                <w:sz w:val="30"/>
-                <w:szCs w:val="30"/>
-                <w:cs/>
-              </w:rPr>
-              <w:t xml:space="preserve">   </w:t>
-            </w:r>
-          </w:p>
-          <w:p>
-            <w:pPr>
-              <w:jc w:val="thaiDistribute"/>
-              <w:rPr>
-                <w:rFonts w:ascii="TH Sarabun New" w:hAnsi="TH Sarabun New" w:cs="TH Sarabun New"/>
-                <w:sz w:val="30"/>
-                <w:szCs w:val="30"/>
-              </w:rPr>
-            </w:pPr>
-            <w:r>
-              <w:rPr>
-                <w:rFonts w:ascii="TH Sarabun New" w:hAnsi="TH Sarabun New" w:cs="TH Sarabun New"/>
-                <w:sz w:val="30"/>
-                <w:szCs w:val="30"/>
-                <w:cs/>
-              </w:rPr>
-              <w:t xml:space="preserve">           </w:t>
-            </w:r>
-            <w:r>
-              <w:rPr>
-                <w:rFonts w:ascii="TH Sarabun New" w:hAnsi="TH Sarabun New" w:cs="TH Sarabun New"/>
-                <w:sz w:val="30"/>
-                <w:szCs w:val="30"/>
-                <w:cs/>
-              </w:rPr>
-              <w:t>และวิชาชีพในสาขาที่ขออย่างกว้างขวาง</w:t>
-            </w:r>
-          </w:p>
-          <w:p>
-            <w:pPr>
-              <w:jc w:val="thaiDistribute"/>
-              <w:rPr>
-                <w:rFonts w:ascii="TH Sarabun New" w:hAnsi="TH Sarabun New" w:cs="TH Sarabun New"/>
-                <w:sz w:val="30"/>
-                <w:szCs w:val="30"/>
-              </w:rPr>
-            </w:pPr>
-            <w:r>
-              <w:rPr>
-                <w:rFonts w:ascii="TH Sarabun New" w:hAnsi="TH Sarabun New" w:cs="TH Sarabun New"/>
-                <w:sz w:val="30"/>
-                <w:szCs w:val="30"/>
-                <w:cs/>
-              </w:rPr>
-              <w:tab/>
-            </w:r>
-            <w:r>
-              <w:rPr>
-                <w:rFonts w:ascii="TH Sarabun New" w:hAnsi="TH Sarabun New" w:cs="TH Sarabun New"/>
-                <w:sz w:val="30"/>
-                <w:szCs w:val="30"/>
-              </w:rPr>
-              <w:t>{{</w:t>
-            </w:r>
-            <w:r>
-              <w:rPr>
-                <w:rFonts w:ascii="TH Sarabun New" w:hAnsi="TH Sarabun New" w:cs="TH Sarabun New"/>
-                <w:sz w:val="30"/>
-                <w:szCs w:val="30"/>
-              </w:rPr>
-              <w:t>learn_eval_letter</w:t>
-            </w:r>
-            <w:r>
-              <w:rPr>
-                <w:rFonts w:ascii="TH Sarabun New" w:hAnsi="TH Sarabun New" w:cs="TH Sarabun New"/>
-                <w:sz w:val="30"/>
-                <w:szCs w:val="30"/>
-              </w:rPr>
-              <w:t xml:space="preserve">}} </w:t>
-            </w:r>
-            <w:r>
-              <w:rPr>
-                <w:rFonts w:ascii="TH Sarabun New" w:hAnsi="TH Sarabun New" w:cs="TH Sarabun New"/>
-                <w:sz w:val="30"/>
-                <w:szCs w:val="30"/>
-                <w:cs/>
-              </w:rPr>
-              <w:t>หนังสือการประเมินคุณภาพโดยผู้ทรงคุณวุฒิ</w:t>
-            </w:r>
-          </w:p>
-          <w:p>
-            <w:pPr>
-              <w:jc w:val="thaiDistribute"/>
-              <w:rPr>
-                <w:rFonts w:ascii="TH Sarabun New" w:hAnsi="TH Sarabun New" w:cs="TH Sarabun New"/>
-                <w:sz w:val="30"/>
-                <w:szCs w:val="30"/>
-              </w:rPr>
-            </w:pPr>
-            <w:r>
-              <w:rPr>
-                <w:rFonts w:ascii="TH Sarabun New" w:hAnsi="TH Sarabun New" w:cs="TH Sarabun New"/>
-                <w:sz w:val="30"/>
-                <w:szCs w:val="30"/>
-              </w:rPr>
-              <w:t xml:space="preserve">     </w:t>
-            </w:r>
-            <w:r>
-              <w:rPr>
-                <w:rFonts w:ascii="TH Sarabun New" w:hAnsi="TH Sarabun New" w:cs="TH Sarabun New"/>
-                <w:sz w:val="28"/>
-              </w:rPr>
-              <w:t>{{</w:t>
-            </w:r>
-            <w:r>
-              <w:rPr>
-                <w:rFonts w:ascii="TH Sarabun New" w:hAnsi="TH Sarabun New" w:cs="TH Sarabun New"/>
-                <w:sz w:val="28"/>
-              </w:rPr>
-              <w:t>learn_article_collection</w:t>
-            </w:r>
-            <w:r>
-              <w:rPr>
-                <w:rFonts w:ascii="TH Sarabun New" w:hAnsi="TH Sarabun New" w:cs="TH Sarabun New"/>
-                <w:sz w:val="28"/>
-              </w:rPr>
-              <w:t>}}</w:t>
-            </w:r>
-            <w:r>
-              <w:rPr>
-                <w:rFonts w:ascii="TH Sarabun New" w:hAnsi="TH Sarabun New" w:cs="TH Sarabun New" w:hint="cs"/>
-                <w:sz w:val="30"/>
-                <w:szCs w:val="30"/>
-                <w:cs/>
-              </w:rPr>
-              <w:t xml:space="preserve"> </w:t>
-            </w:r>
-            <w:r>
-              <w:rPr>
-                <w:rFonts w:ascii="TH Sarabun New" w:hAnsi="TH Sarabun New" w:cs="TH Sarabun New"/>
-                <w:sz w:val="30"/>
-                <w:szCs w:val="30"/>
-                <w:cs/>
-              </w:rPr>
-              <w:t>รวมบทความที่มีบรรณาธิการโดยผู้ทรงคุณวุฒิด้าน</w:t>
-            </w:r>
-            <w:r>
-              <w:rPr>
-                <w:rFonts w:ascii="TH Sarabun New" w:hAnsi="TH Sarabun New" w:cs="TH Sarabun New"/>
-                <w:sz w:val="30"/>
-                <w:szCs w:val="30"/>
-                <w:cs/>
-              </w:rPr>
-              <w:br/>
-              <w:t xml:space="preserve">     </w:t>
-            </w:r>
-            <w:r>
-              <w:rPr>
-                <w:rFonts w:ascii="TH Sarabun New" w:hAnsi="TH Sarabun New" w:cs="TH Sarabun New"/>
-                <w:sz w:val="30"/>
-                <w:szCs w:val="30"/>
-                <w:cs/>
-              </w:rPr>
-              <w:t>การพัฒนาการเรียนการสอนและมีการประเมิน</w:t>
-            </w:r>
-            <w:r>
-              <w:rPr>
-                <w:rFonts w:ascii="TH Sarabun New" w:hAnsi="TH Sarabun New" w:cs="TH Sarabun New"/>
-                <w:sz w:val="30"/>
-                <w:szCs w:val="30"/>
-                <w:cs/>
-              </w:rPr>
-              <w:br/>
-              <w:t xml:space="preserve">     </w:t>
-            </w:r>
-            <w:r>
-              <w:rPr>
-                <w:rFonts w:ascii="TH Sarabun New" w:hAnsi="TH Sarabun New" w:cs="TH Sarabun New"/>
-                <w:sz w:val="30"/>
-                <w:szCs w:val="30"/>
-                <w:cs/>
-              </w:rPr>
-              <w:t>คุณภาพ</w:t>
-            </w:r>
-          </w:p>
-          <w:p>
-            <w:pPr>
-              <w:jc w:val="thaiDistribute"/>
-              <w:rPr>
-                <w:rFonts w:ascii="TH Sarabun New" w:hAnsi="TH Sarabun New" w:cs="TH Sarabun New"/>
-                <w:sz w:val="30"/>
-                <w:szCs w:val="30"/>
-                <w:cs/>
-              </w:rPr>
-            </w:pPr>
-            <w:r>
-              <w:rPr>
-                <w:rFonts w:ascii="TH Sarabun New" w:hAnsi="TH Sarabun New" w:cs="TH Sarabun New"/>
-                <w:b/>
-                <w:bCs/>
-                <w:sz w:val="30"/>
-                <w:szCs w:val="30"/>
-              </w:rPr>
-              <w:t xml:space="preserve">     </w:t>
-            </w:r>
-            <w:r>
-              <w:rPr>
-                <w:rFonts w:ascii="TH Sarabun New" w:hAnsi="TH Sarabun New" w:cs="TH Sarabun New"/>
-                <w:sz w:val="28"/>
-              </w:rPr>
-              <w:t>{{</w:t>
-            </w:r>
-            <w:r>
-              <w:rPr>
-                <w:rFonts w:ascii="TH Sarabun New" w:hAnsi="TH Sarabun New" w:cs="TH Sarabun New"/>
-                <w:sz w:val="28"/>
-              </w:rPr>
-              <w:t>learn_journal_kpo</w:t>
-            </w:r>
-            <w:r>
-              <w:rPr>
-                <w:rFonts w:ascii="TH Sarabun New" w:hAnsi="TH Sarabun New" w:cs="TH Sarabun New"/>
-                <w:sz w:val="28"/>
-              </w:rPr>
-              <w:t>}}</w:t>
-            </w:r>
-            <w:r>
-              <w:rPr>
-                <w:rFonts w:ascii="TH Sarabun New" w:hAnsi="TH Sarabun New" w:cs="TH Sarabun New" w:hint="cs"/>
-                <w:sz w:val="30"/>
-                <w:szCs w:val="30"/>
-                <w:cs/>
-              </w:rPr>
-              <w:t xml:space="preserve"> </w:t>
-            </w:r>
-            <w:r>
-              <w:rPr>
-                <w:rFonts w:ascii="TH Sarabun New" w:hAnsi="TH Sarabun New" w:cs="TH Sarabun New"/>
-                <w:sz w:val="30"/>
-                <w:szCs w:val="30"/>
-                <w:cs/>
-              </w:rPr>
               <w:t>บทความวิจัยในวารสารทางวิชาการ</w:t>
             </w:r>
             <w:r>
@@ -6670,93 +6756,27 @@
                 <w:szCs w:val="30"/>
                 <w:cs/>
               </w:rPr>
-              <w:t>ที่อยู่ในฐานข้อมูลที่ ก.พ.อ. กำหนด</w:t>
-            </w:r>
-          </w:p>
-          <w:p>
-            <w:pPr>
-              <w:jc w:val="thaiDistribute"/>
-              <w:rPr>
-                <w:rFonts w:ascii="TH Sarabun New" w:hAnsi="TH Sarabun New" w:cs="TH Sarabun New"/>
-                <w:sz w:val="30"/>
-                <w:szCs w:val="30"/>
-              </w:rPr>
-            </w:pPr>
-            <w:r>
-              <w:rPr>
-                <w:rFonts w:ascii="TH Sarabun New" w:hAnsi="TH Sarabun New" w:cs="TH Sarabun New"/>
-                <w:b/>
-                <w:bCs/>
-                <w:sz w:val="30"/>
-                <w:szCs w:val="30"/>
-              </w:rPr>
-              <w:t xml:space="preserve">     </w:t>
-            </w:r>
-            <w:r>
-              <w:rPr>
-                <w:rFonts w:ascii="TH Sarabun New" w:hAnsi="TH Sarabun New" w:cs="TH Sarabun New"/>
-                <w:sz w:val="28"/>
-              </w:rPr>
-              <w:t>{{</w:t>
-            </w:r>
-            <w:r>
-              <w:rPr>
-                <w:rFonts w:ascii="TH Sarabun New" w:hAnsi="TH Sarabun New" w:cs="TH Sarabun New"/>
-                <w:sz w:val="28"/>
-              </w:rPr>
-              <w:t>learn_journal_inter</w:t>
-            </w:r>
-            <w:r>
-              <w:rPr>
-                <w:rFonts w:ascii="TH Sarabun New" w:hAnsi="TH Sarabun New" w:cs="TH Sarabun New"/>
-                <w:sz w:val="28"/>
-              </w:rPr>
-              <w:t xml:space="preserve">}} </w:t>
-            </w:r>
-            <w:r>
-              <w:rPr>
-                <w:rFonts w:ascii="TH Sarabun New" w:hAnsi="TH Sarabun New" w:cs="TH Sarabun New"/>
-                <w:sz w:val="30"/>
-                <w:szCs w:val="30"/>
-                <w:cs/>
-              </w:rPr>
-              <w:t>บทความวิจัยในวารสารทางวิชาการ</w:t>
-            </w:r>
-            <w:r>
-              <w:rPr>
-                <w:rFonts w:ascii="TH Sarabun New" w:hAnsi="TH Sarabun New" w:cs="TH Sarabun New"/>
-                <w:sz w:val="30"/>
-                <w:szCs w:val="30"/>
-              </w:rPr>
-              <w:t xml:space="preserve"> </w:t>
-            </w:r>
-            <w:r>
-              <w:rPr>
-                <w:rFonts w:ascii="TH Sarabun New" w:hAnsi="TH Sarabun New" w:cs="TH Sarabun New"/>
-                <w:sz w:val="30"/>
-                <w:szCs w:val="30"/>
-                <w:cs/>
-              </w:rPr>
               <w:t>ในระดับชาติหรือระดับนานาชาติ</w:t>
             </w:r>
           </w:p>
           <w:p>
             <w:pPr>
-              <w:jc w:val="thaiDistribute"/>
-              <w:rPr>
-                <w:rFonts w:ascii="TH Sarabun New" w:hAnsi="TH Sarabun New" w:cs="TH Sarabun New"/>
-                <w:sz w:val="30"/>
-                <w:szCs w:val="30"/>
-              </w:rPr>
-            </w:pPr>
-            <w:r>
-              <w:rPr>
-                <w:rFonts w:ascii="TH Sarabun New" w:hAnsi="TH Sarabun New" w:cs="TH Sarabun New"/>
-                <w:sz w:val="30"/>
-                <w:szCs w:val="30"/>
-                <w:cs/>
-              </w:rPr>
-              <w:t xml:space="preserve">     </w:t>
+              <w:ind w:left="720" w:hanging="330"/>
+              <w:jc w:val="left"/>
+              <w:rPr>
+                <w:rFonts w:ascii="TH Sarabun New" w:hAnsi="TH Sarabun New" w:cs="TH Sarabun New"/>
+                <w:sz w:val="30"/>
+                <w:szCs w:val="30"/>
+              </w:rPr>
+            </w:pPr>
+            <w:r>
+              <w:rPr>
+                <w:rFonts w:ascii="TH Sarabun New" w:hAnsi="TH Sarabun New" w:cs="TH Sarabun New"/>
+                <w:sz w:val="30"/>
+                <w:szCs w:val="30"/>
+                <w:cs/>
+              </w:rPr>
+              <w:t xml:space="preserve"/>
             </w:r>
             <w:r>
               <w:rPr>
@@ -6923,22 +6943,23 @@
           </w:p>
           <w:p>
             <w:pPr>
-              <w:jc w:val="thaiDistribute"/>
-              <w:rPr>
-                <w:rFonts w:ascii="TH Sarabun New" w:hAnsi="TH Sarabun New" w:cs="TH Sarabun New"/>
-                <w:sz w:val="30"/>
-                <w:szCs w:val="30"/>
-              </w:rPr>
-            </w:pPr>
-            <w:r>
-              <w:rPr>
-                <w:rFonts w:ascii="TH Sarabun New" w:hAnsi="TH Sarabun New" w:cs="TH Sarabun New"/>
-                <w:b/>
-                <w:bCs/>
-                <w:sz w:val="30"/>
-                <w:szCs w:val="30"/>
-              </w:rPr>
-              <w:t xml:space="preserve">     </w:t>
+              <w:ind w:left="720" w:hanging="330"/>
+              <w:jc w:val="left"/>
+              <w:rPr>
+                <w:rFonts w:ascii="TH Sarabun New" w:hAnsi="TH Sarabun New" w:cs="TH Sarabun New"/>
+                <w:sz w:val="30"/>
+                <w:szCs w:val="30"/>
+              </w:rPr>
+            </w:pPr>
+            <w:r>
+              <w:rPr>
+                <w:rFonts w:ascii="TH Sarabun New" w:hAnsi="TH Sarabun New" w:cs="TH Sarabun New"/>
+                <w:b/>
+                <w:bCs/>
+                <w:sz w:val="30"/>
+                <w:szCs w:val="30"/>
+              </w:rPr>
+              <w:t xml:space="preserve"/>
             </w:r>
             <w:r>
               <w:rPr>
@@ -6986,17 +7007,16 @@
                 <w:szCs w:val="30"/>
                 <w:cs/>
               </w:rPr>
-              <w:br/>
-              <w:t xml:space="preserve">     </w:t>
-            </w:r>
-            <w:r>
-              <w:rPr>
-                <w:rFonts w:ascii="TH Sarabun New" w:hAnsi="TH Sarabun New" w:cs="TH Sarabun New"/>
-                <w:sz w:val="30"/>
-                <w:szCs w:val="30"/>
-                <w:cs/>
-              </w:rPr>
-              <w:t xml:space="preserve"> </w:t>
+              <w:t xml:space="preserve"/>
+            </w:r>
+            <w:r>
+              <w:rPr>
+                <w:rFonts w:ascii="TH Sarabun New" w:hAnsi="TH Sarabun New" w:cs="TH Sarabun New"/>
+                <w:sz w:val="30"/>
+                <w:szCs w:val="30"/>
+                <w:cs/>
+              </w:rPr>
+              <w:t xml:space="preserve"/>
             </w:r>
             <w:r>
               <w:rPr>
@@ -7010,22 +7030,23 @@
           </w:p>
           <w:p>
             <w:pPr>
-              <w:jc w:val="thaiDistribute"/>
-              <w:rPr>
-                <w:rFonts w:ascii="TH Sarabun New" w:hAnsi="TH Sarabun New" w:cs="TH Sarabun New"/>
-                <w:sz w:val="30"/>
-                <w:szCs w:val="30"/>
-                <w:cs/>
-              </w:rPr>
-            </w:pPr>
-            <w:r>
-              <w:rPr>
-                <w:rFonts w:ascii="TH Sarabun New" w:hAnsi="TH Sarabun New" w:cs="TH Sarabun New"/>
-                <w:sz w:val="30"/>
-                <w:szCs w:val="30"/>
-                <w:cs/>
-              </w:rPr>
-              <w:t xml:space="preserve">     </w:t>
+              <w:ind w:left="720" w:hanging="330"/>
+              <w:jc w:val="left"/>
+              <w:rPr>
+                <w:rFonts w:ascii="TH Sarabun New" w:hAnsi="TH Sarabun New" w:cs="TH Sarabun New"/>
+                <w:sz w:val="30"/>
+                <w:szCs w:val="30"/>
+                <w:cs/>
+              </w:rPr>
+            </w:pPr>
+            <w:r>
+              <w:rPr>
+                <w:rFonts w:ascii="TH Sarabun New" w:hAnsi="TH Sarabun New" w:cs="TH Sarabun New"/>
+                <w:sz w:val="30"/>
+                <w:szCs w:val="30"/>
+                <w:cs/>
+              </w:rPr>
+              <w:t xml:space="preserve"/>
             </w:r>
             <w:r>
               <w:rPr>
@@ -7179,20 +7200,21 @@
           </w:p>
           <w:p>
             <w:pPr>
-              <w:jc w:val="thaiDistribute"/>
-              <w:rPr>
-                <w:rFonts w:ascii="TH Sarabun New" w:hAnsi="TH Sarabun New" w:cs="TH Sarabun New"/>
-                <w:sz w:val="30"/>
-                <w:szCs w:val="30"/>
-              </w:rPr>
-            </w:pPr>
-            <w:r>
-              <w:rPr>
-                <w:rFonts w:ascii="TH Sarabun New" w:hAnsi="TH Sarabun New" w:cs="TH Sarabun New"/>
-                <w:sz w:val="30"/>
-                <w:szCs w:val="30"/>
-              </w:rPr>
-              <w:t xml:space="preserve">     </w:t>
+              <w:ind w:left="720" w:hanging="330"/>
+              <w:jc w:val="left"/>
+              <w:rPr>
+                <w:rFonts w:ascii="TH Sarabun New" w:hAnsi="TH Sarabun New" w:cs="TH Sarabun New"/>
+                <w:sz w:val="30"/>
+                <w:szCs w:val="30"/>
+              </w:rPr>
+            </w:pPr>
+            <w:r>
+              <w:rPr>
+                <w:rFonts w:ascii="TH Sarabun New" w:hAnsi="TH Sarabun New" w:cs="TH Sarabun New"/>
+                <w:sz w:val="30"/>
+                <w:szCs w:val="30"/>
+              </w:rPr>
+              <w:t xml:space="preserve"/>
             </w:r>
             <w:r>
               <w:rPr>
@@ -7236,7 +7258,8 @@
           </w:p>
           <w:p>
             <w:pPr>
-              <w:jc w:val="thaiDistribute"/>
+              <w:ind w:left="330" w:hanging="330"/>
+              <w:jc w:val="left"/>
               <w:rPr>
                 <w:rFonts w:ascii="TH Sarabun New" w:hAnsi="TH Sarabun New" w:cs="TH Sarabun New"/>
                 <w:sz w:val="30"/>
@@ -7298,21 +7321,22 @@
           </w:p>
           <w:p>
             <w:pPr>
-              <w:jc w:val="thaiDistribute"/>
-              <w:rPr>
-                <w:rFonts w:ascii="TH Sarabun New" w:hAnsi="TH Sarabun New" w:cs="TH Sarabun New"/>
-                <w:sz w:val="30"/>
-                <w:szCs w:val="30"/>
-              </w:rPr>
-            </w:pPr>
-            <w:r>
-              <w:rPr>
-                <w:rFonts w:ascii="TH Sarabun New" w:hAnsi="TH Sarabun New" w:cs="TH Sarabun New"/>
-                <w:sz w:val="30"/>
-                <w:szCs w:val="30"/>
-                <w:cs/>
-              </w:rPr>
-              <w:t xml:space="preserve">     </w:t>
+              <w:ind w:left="720" w:hanging="330"/>
+              <w:jc w:val="left"/>
+              <w:rPr>
+                <w:rFonts w:ascii="TH Sarabun New" w:hAnsi="TH Sarabun New" w:cs="TH Sarabun New"/>
+                <w:sz w:val="30"/>
+                <w:szCs w:val="30"/>
+              </w:rPr>
+            </w:pPr>
+            <w:r>
+              <w:rPr>
+                <w:rFonts w:ascii="TH Sarabun New" w:hAnsi="TH Sarabun New" w:cs="TH Sarabun New"/>
+                <w:sz w:val="30"/>
+                <w:szCs w:val="30"/>
+                <w:cs/>
+              </w:rPr>
+              <w:t xml:space="preserve"/>
             </w:r>
             <w:r>
               <w:rPr>
@@ -7356,21 +7380,22 @@
           </w:p>
           <w:p>
             <w:pPr>
-              <w:jc w:val="thaiDistribute"/>
-              <w:rPr>
-                <w:rFonts w:ascii="TH Sarabun New" w:hAnsi="TH Sarabun New" w:cs="TH Sarabun New"/>
-                <w:sz w:val="30"/>
-                <w:szCs w:val="30"/>
-              </w:rPr>
-            </w:pPr>
-            <w:r>
-              <w:rPr>
-                <w:rFonts w:ascii="TH Sarabun New" w:hAnsi="TH Sarabun New" w:cs="TH Sarabun New"/>
-                <w:sz w:val="30"/>
-                <w:szCs w:val="30"/>
-                <w:cs/>
-              </w:rPr>
-              <w:t xml:space="preserve">     </w:t>
+              <w:ind w:left="720" w:hanging="330"/>
+              <w:jc w:val="left"/>
+              <w:rPr>
+                <w:rFonts w:ascii="TH Sarabun New" w:hAnsi="TH Sarabun New" w:cs="TH Sarabun New"/>
+                <w:sz w:val="30"/>
+                <w:szCs w:val="30"/>
+              </w:rPr>
+            </w:pPr>
+            <w:r>
+              <w:rPr>
+                <w:rFonts w:ascii="TH Sarabun New" w:hAnsi="TH Sarabun New" w:cs="TH Sarabun New"/>
+                <w:sz w:val="30"/>
+                <w:szCs w:val="30"/>
+                <w:cs/>
+              </w:rPr>
+              <w:t xml:space="preserve"/>
             </w:r>
             <w:r>
               <w:rPr>
@@ -7725,25 +7750,26 @@
           </w:p>
           <w:p>
             <w:pPr>
-              <w:jc w:val="thaiDistribute"/>
-              <w:rPr>
-                <w:rFonts w:ascii="TH Sarabun New" w:hAnsi="TH Sarabun New" w:cs="TH Sarabun New"/>
-                <w:b/>
-                <w:bCs/>
-                <w:sz w:val="30"/>
-                <w:szCs w:val="30"/>
-              </w:rPr>
-            </w:pPr>
-            <w:r>
-              <w:rPr>
-                <w:rFonts w:ascii="TH Sarabun New" w:hAnsi="TH Sarabun New" w:cs="TH Sarabun New"/>
-                <w:b/>
-                <w:bCs/>
-                <w:sz w:val="30"/>
-                <w:szCs w:val="30"/>
-                <w:cs/>
-              </w:rPr>
-              <w:t xml:space="preserve">     </w:t>
+              <w:ind w:left="720" w:hanging="330"/>
+              <w:jc w:val="left"/>
+              <w:rPr>
+                <w:rFonts w:ascii="TH Sarabun New" w:hAnsi="TH Sarabun New" w:cs="TH Sarabun New"/>
+                <w:b/>
+                <w:bCs/>
+                <w:sz w:val="30"/>
+                <w:szCs w:val="30"/>
+              </w:rPr>
+            </w:pPr>
+            <w:r>
+              <w:rPr>
+                <w:rFonts w:ascii="TH Sarabun New" w:hAnsi="TH Sarabun New" w:cs="TH Sarabun New"/>
+                <w:b/>
+                <w:bCs/>
+                <w:sz w:val="30"/>
+                <w:szCs w:val="30"/>
+                <w:cs/>
+              </w:rPr>
+              <w:t xml:space="preserve"/>
             </w:r>
             <w:r>
               <w:rPr>
@@ -7787,20 +7813,21 @@
           </w:p>
           <w:p>
             <w:pPr>
-              <w:jc w:val="thaiDistribute"/>
-              <w:rPr>
-                <w:rFonts w:ascii="TH Sarabun New" w:hAnsi="TH Sarabun New" w:cs="TH Sarabun New"/>
-                <w:sz w:val="30"/>
-                <w:szCs w:val="30"/>
-              </w:rPr>
-            </w:pPr>
-            <w:r>
-              <w:rPr>
-                <w:rFonts w:ascii="TH Sarabun New" w:hAnsi="TH Sarabun New" w:cs="TH Sarabun New"/>
-                <w:sz w:val="30"/>
-                <w:szCs w:val="30"/>
-              </w:rPr>
-              <w:t xml:space="preserve">     </w:t>
+              <w:ind w:left="720" w:hanging="330"/>
+              <w:jc w:val="left"/>
+              <w:rPr>
+                <w:rFonts w:ascii="TH Sarabun New" w:hAnsi="TH Sarabun New" w:cs="TH Sarabun New"/>
+                <w:sz w:val="30"/>
+                <w:szCs w:val="30"/>
+              </w:rPr>
+            </w:pPr>
+            <w:r>
+              <w:rPr>
+                <w:rFonts w:ascii="TH Sarabun New" w:hAnsi="TH Sarabun New" w:cs="TH Sarabun New"/>
+                <w:sz w:val="30"/>
+                <w:szCs w:val="30"/>
+              </w:rPr>
+              <w:t xml:space="preserve"/>
             </w:r>
             <w:r>
               <w:rPr>
@@ -7893,21 +7920,22 @@
           </w:p>
           <w:p>
             <w:pPr>
-              <w:jc w:val="thaiDistribute"/>
-              <w:rPr>
-                <w:rFonts w:ascii="TH Sarabun New" w:hAnsi="TH Sarabun New" w:cs="TH Sarabun New"/>
-                <w:sz w:val="30"/>
-                <w:szCs w:val="30"/>
-              </w:rPr>
-            </w:pPr>
-            <w:r>
-              <w:rPr>
-                <w:rFonts w:ascii="TH Sarabun New" w:hAnsi="TH Sarabun New" w:cs="TH Sarabun New"/>
-                <w:sz w:val="30"/>
-                <w:szCs w:val="30"/>
-                <w:cs/>
-              </w:rPr>
-              <w:t xml:space="preserve">     </w:t>
+              <w:ind w:left="720" w:hanging="330"/>
+              <w:jc w:val="left"/>
+              <w:rPr>
+                <w:rFonts w:ascii="TH Sarabun New" w:hAnsi="TH Sarabun New" w:cs="TH Sarabun New"/>
+                <w:sz w:val="30"/>
+                <w:szCs w:val="30"/>
+              </w:rPr>
+            </w:pPr>
+            <w:r>
+              <w:rPr>
+                <w:rFonts w:ascii="TH Sarabun New" w:hAnsi="TH Sarabun New" w:cs="TH Sarabun New"/>
+                <w:sz w:val="30"/>
+                <w:szCs w:val="30"/>
+                <w:cs/>
+              </w:rPr>
+              <w:t xml:space="preserve"/>
             </w:r>
             <w:r>
               <w:rPr>
@@ -7951,22 +7979,23 @@
           </w:p>
           <w:p>
             <w:pPr>
-              <w:jc w:val="thaiDistribute"/>
-              <w:rPr>
-                <w:rFonts w:ascii="TH Sarabun New" w:hAnsi="TH Sarabun New" w:cs="TH Sarabun New"/>
-                <w:sz w:val="30"/>
-                <w:szCs w:val="30"/>
-                <w:cs/>
-              </w:rPr>
-            </w:pPr>
-            <w:r>
-              <w:rPr>
-                <w:rFonts w:ascii="TH Sarabun New" w:hAnsi="TH Sarabun New" w:cs="TH Sarabun New"/>
-                <w:sz w:val="30"/>
-                <w:szCs w:val="30"/>
-                <w:cs/>
-              </w:rPr>
-              <w:t xml:space="preserve">     </w:t>
+              <w:ind w:left="720" w:hanging="330"/>
+              <w:jc w:val="left"/>
+              <w:rPr>
+                <w:rFonts w:ascii="TH Sarabun New" w:hAnsi="TH Sarabun New" w:cs="TH Sarabun New"/>
+                <w:sz w:val="30"/>
+                <w:szCs w:val="30"/>
+                <w:cs/>
+              </w:rPr>
+            </w:pPr>
+            <w:r>
+              <w:rPr>
+                <w:rFonts w:ascii="TH Sarabun New" w:hAnsi="TH Sarabun New" w:cs="TH Sarabun New"/>
+                <w:sz w:val="30"/>
+                <w:szCs w:val="30"/>
+                <w:cs/>
+              </w:rPr>
+              <w:t xml:space="preserve"/>
             </w:r>
             <w:r>
               <w:rPr>
@@ -8014,8 +8043,7 @@
                 <w:szCs w:val="30"/>
                 <w:cs/>
               </w:rPr>
-              <w:br/>
-              <w:t xml:space="preserve">     วิชาชีพในสาขาที่ขออย่างกว้างขวาง</w:t>
+              <w:t xml:space="preserve">วิชาชีพในสาขาที่ขออย่างกว้างขวาง</w:t>
             </w:r>
           </w:p>
         </w:tc>
@@ -8142,34 +8170,92 @@
           </w:p>
           <w:p>
             <w:pPr>
+              <w:ind w:left="720" w:hanging="330"/>
+              <w:jc w:val="left"/>
+              <w:rPr>
+                <w:rFonts w:ascii="TH Sarabun New" w:hAnsi="TH Sarabun New" w:cs="TH Sarabun New"/>
+                <w:b/>
+                <w:bCs/>
+                <w:sz w:val="30"/>
+                <w:szCs w:val="30"/>
+              </w:rPr>
+            </w:pPr>
+            <w:r>
+              <w:rPr>
+                <w:rFonts w:ascii="TH Sarabun New" w:hAnsi="TH Sarabun New" w:cs="TH Sarabun New"/>
+                <w:b/>
+                <w:bCs/>
+                <w:sz w:val="30"/>
+                <w:szCs w:val="30"/>
+                <w:cs/>
+              </w:rPr>
+              <w:t xml:space="preserve"/>
+            </w:r>
+            <w:r>
+              <w:rPr>
+                <w:rFonts w:ascii="TH Sarabun New" w:hAnsi="TH Sarabun New" w:cs="TH Sarabun New"/>
+                <w:sz w:val="30"/>
+                <w:szCs w:val="30"/>
+                <w:cs/>
+              </w:rPr>
+              <w:t xml:space="preserve"/>
+            </w:r>
+            <w:r>
+              <w:rPr>
+                <w:rFonts w:ascii="TH Sarabun New" w:hAnsi="TH Sarabun New" w:cs="TH Sarabun New"/>
+                <w:sz w:val="28"/>
+              </w:rPr>
+              <w:t>{{</w:t>
+            </w:r>
+            <w:r>
+              <w:rPr>
+                <w:rFonts w:ascii="TH Sarabun New" w:hAnsi="TH Sarabun New" w:cs="TH Sarabun New"/>
+                <w:sz w:val="28"/>
+              </w:rPr>
+              <w:t>dict_print</w:t>
+            </w:r>
+            <w:r>
+              <w:rPr>
+                <w:rFonts w:ascii="TH Sarabun New" w:hAnsi="TH Sarabun New" w:cs="TH Sarabun New"/>
+                <w:sz w:val="28"/>
+              </w:rPr>
+              <w:t>}}</w:t>
+            </w:r>
+            <w:r>
+              <w:rPr>
+                <w:rFonts w:ascii="TH Sarabun New" w:hAnsi="TH Sarabun New" w:cs="TH Sarabun New" w:hint="cs"/>
+                <w:sz w:val="30"/>
+                <w:szCs w:val="30"/>
+                <w:cs/>
+              </w:rPr>
+              <w:t xml:space="preserve"> </w:t>
+            </w:r>
+            <w:r>
+              <w:rPr>
+                <w:rFonts w:ascii="TH Sarabun New" w:hAnsi="TH Sarabun New" w:cs="TH Sarabun New"/>
+                <w:sz w:val="30"/>
+                <w:szCs w:val="30"/>
+                <w:cs/>
+              </w:rPr>
+              <w:t>เผยแพร่ด้วยวิธีการพิมพ์</w:t>
+            </w:r>
+          </w:p>
+          <w:p>
+            <w:pPr>
               <w:jc w:val="thaiDistribute"/>
               <w:rPr>
                 <w:rFonts w:ascii="TH Sarabun New" w:hAnsi="TH Sarabun New" w:cs="TH Sarabun New"/>
-                <w:b/>
-                <w:bCs/>
-                <w:sz w:val="30"/>
-                <w:szCs w:val="30"/>
-              </w:rPr>
-            </w:pPr>
-            <w:r>
-              <w:rPr>
-                <w:rFonts w:ascii="TH Sarabun New" w:hAnsi="TH Sarabun New" w:cs="TH Sarabun New"/>
-                <w:b/>
-                <w:bCs/>
-                <w:sz w:val="30"/>
-                <w:szCs w:val="30"/>
-                <w:cs/>
-              </w:rPr>
-              <w:t xml:space="preserve">    </w:t>
-            </w:r>
-            <w:r>
-              <w:rPr>
-                <w:rFonts w:ascii="TH Sarabun New" w:hAnsi="TH Sarabun New" w:cs="TH Sarabun New"/>
-                <w:sz w:val="30"/>
-                <w:szCs w:val="30"/>
-                <w:cs/>
-              </w:rPr>
-              <w:t xml:space="preserve"> </w:t>
+                <w:sz w:val="30"/>
+                <w:szCs w:val="30"/>
+              </w:rPr>
+            </w:pPr>
+            <w:r>
+              <w:rPr>
+                <w:rFonts w:ascii="TH Sarabun New" w:hAnsi="TH Sarabun New" w:cs="TH Sarabun New"/>
+                <w:sz w:val="30"/>
+                <w:szCs w:val="30"/>
+              </w:rPr>
+              <w:t xml:space="preserve">     </w:t>
             </w:r>
             <w:r>
               <w:rPr>
@@ -8183,7 +8269,7 @@
                 <w:rFonts w:ascii="TH Sarabun New" w:hAnsi="TH Sarabun New" w:cs="TH Sarabun New"/>
                 <w:sz w:val="28"/>
               </w:rPr>
-              <w:t>dict_print</w:t>
+              <w:t>dict_elec</w:t>
             </w:r>
             <w:r>
               <w:rPr>
@@ -8208,7 +8294,33 @@
                 <w:szCs w:val="30"/>
                 <w:cs/>
               </w:rPr>
-              <w:t>เผยแพร่ด้วยวิธีการพิมพ์</w:t>
+              <w:t>เผยแพร่โดยสื่ออิเล็กทรอนิกส์อื่น</w:t>
+            </w:r>
+            <w:r>
+              <w:rPr>
+                <w:rFonts w:ascii="TH Sarabun New" w:hAnsi="TH Sarabun New" w:cs="TH Sarabun New" w:hint="cs"/>
+                <w:sz w:val="30"/>
+                <w:szCs w:val="30"/>
+                <w:cs/>
+              </w:rPr>
+              <w:t xml:space="preserve"> </w:t>
+            </w:r>
+            <w:r>
+              <w:rPr>
+                <w:rFonts w:ascii="TH Sarabun New" w:hAnsi="TH Sarabun New" w:cs="TH Sarabun New"/>
+                <w:sz w:val="30"/>
+                <w:szCs w:val="30"/>
+                <w:cs/>
+              </w:rPr>
+              <w:t xml:space="preserve">ๆ </w:t>
+            </w:r>
+            <w:r>
+              <w:rPr>
+                <w:rFonts w:ascii="TH Sarabun New" w:hAnsi="TH Sarabun New" w:cs="TH Sarabun New"/>
+                <w:sz w:val="30"/>
+                <w:szCs w:val="30"/>
+              </w:rPr>
+              <w:t>{{elect_descr}}</w:t>
             </w:r>
           </w:p>
           <w:p>
@@ -8218,15 +8330,38 @@
                 <w:rFonts w:ascii="TH Sarabun New" w:hAnsi="TH Sarabun New" w:cs="TH Sarabun New"/>
                 <w:sz w:val="30"/>
                 <w:szCs w:val="30"/>
-              </w:rPr>
-            </w:pPr>
-            <w:r>
-              <w:rPr>
-                <w:rFonts w:ascii="TH Sarabun New" w:hAnsi="TH Sarabun New" w:cs="TH Sarabun New"/>
-                <w:sz w:val="30"/>
-                <w:szCs w:val="30"/>
-              </w:rPr>
-              <w:t xml:space="preserve">     </w:t>
+                <w:u w:val="single"/>
+              </w:rPr>
+            </w:pPr>
+            <w:r>
+              <w:rPr>
+                <w:rFonts w:ascii="TH Sarabun New" w:hAnsi="TH Sarabun New" w:cs="TH Sarabun New"/>
+                <w:sz w:val="30"/>
+                <w:szCs w:val="30"/>
+                <w:u w:val="single"/>
+                <w:cs/>
+              </w:rPr>
+              <w:t>หลักฐานที่ต้องมี</w:t>
+            </w:r>
+          </w:p>
+          <w:p>
+            <w:pPr>
+              <w:ind w:left="720" w:hanging="330"/>
+              <w:jc w:val="left"/>
+              <w:rPr>
+                <w:rFonts w:ascii="TH Sarabun New" w:hAnsi="TH Sarabun New" w:cs="TH Sarabun New"/>
+                <w:sz w:val="30"/>
+                <w:szCs w:val="30"/>
+              </w:rPr>
+            </w:pPr>
+            <w:r>
+              <w:rPr>
+                <w:rFonts w:ascii="TH Sarabun New" w:hAnsi="TH Sarabun New" w:cs="TH Sarabun New"/>
+                <w:sz w:val="30"/>
+                <w:szCs w:val="30"/>
+                <w:cs/>
+              </w:rPr>
+              <w:t xml:space="preserve"/>
             </w:r>
             <w:r>
               <w:rPr>
@@ -8240,7 +8375,7 @@
                 <w:rFonts w:ascii="TH Sarabun New" w:hAnsi="TH Sarabun New" w:cs="TH Sarabun New"/>
                 <w:sz w:val="28"/>
               </w:rPr>
-              <w:t>dict_elec</w:t>
+              <w:t>dict_eval</w:t>
             </w:r>
             <w:r>
               <w:rPr>
@@ -8265,7 +8400,50 @@
                 <w:szCs w:val="30"/>
                 <w:cs/>
               </w:rPr>
-              <w:t>เผยแพร่โดยสื่ออิเล็กทรอนิกส์อื่น</w:t>
+              <w:t>หนังสือการประเมินคุณภาพโดยผู้ทรงคุณวุฒิ</w:t>
+            </w:r>
+          </w:p>
+          <w:p>
+            <w:pPr>
+              <w:ind w:left="720" w:hanging="330"/>
+              <w:jc w:val="left"/>
+              <w:rPr>
+                <w:rFonts w:ascii="TH Sarabun New" w:hAnsi="TH Sarabun New" w:cs="TH Sarabun New"/>
+                <w:b/>
+                <w:bCs/>
+                <w:sz w:val="30"/>
+                <w:szCs w:val="30"/>
+              </w:rPr>
+            </w:pPr>
+            <w:r>
+              <w:rPr>
+                <w:rFonts w:ascii="TH Sarabun New" w:hAnsi="TH Sarabun New" w:cs="TH Sarabun New"/>
+                <w:sz w:val="30"/>
+                <w:szCs w:val="30"/>
+                <w:cs/>
+              </w:rPr>
+              <w:t xml:space="preserve"/>
+            </w:r>
+            <w:r>
+              <w:rPr>
+                <w:rFonts w:ascii="TH Sarabun New" w:hAnsi="TH Sarabun New" w:cs="TH Sarabun New"/>
+                <w:sz w:val="28"/>
+              </w:rPr>
+              <w:t>{{</w:t>
+            </w:r>
+            <w:r>
+              <w:rPr>
+                <w:rFonts w:ascii="TH Sarabun New" w:hAnsi="TH Sarabun New" w:cs="TH Sarabun New"/>
+                <w:sz w:val="28"/>
+              </w:rPr>
+              <w:t>dict_cert</w:t>
+            </w:r>
+            <w:r>
+              <w:rPr>
+                <w:rFonts w:ascii="TH Sarabun New" w:hAnsi="TH Sarabun New" w:cs="TH Sarabun New"/>
+                <w:sz w:val="28"/>
+              </w:rPr>
+              <w:t>}}</w:t>
             </w:r>
             <w:r>
               <w:rPr>
@@ -8283,153 +8461,6 @@
                 <w:szCs w:val="30"/>
                 <w:cs/>
               </w:rPr>
-              <w:t xml:space="preserve">ๆ </w:t>
-            </w:r>
-            <w:r>
-              <w:rPr>
-                <w:rFonts w:ascii="TH Sarabun New" w:hAnsi="TH Sarabun New" w:cs="TH Sarabun New"/>
-                <w:sz w:val="30"/>
-                <w:szCs w:val="30"/>
-              </w:rPr>
-              <w:t>{{elect_descr}}</w:t>
-            </w:r>
-          </w:p>
-          <w:p>
-            <w:pPr>
-              <w:jc w:val="thaiDistribute"/>
-              <w:rPr>
-                <w:rFonts w:ascii="TH Sarabun New" w:hAnsi="TH Sarabun New" w:cs="TH Sarabun New"/>
-                <w:sz w:val="30"/>
-                <w:szCs w:val="30"/>
-                <w:u w:val="single"/>
-              </w:rPr>
-            </w:pPr>
-            <w:r>
-              <w:rPr>
-                <w:rFonts w:ascii="TH Sarabun New" w:hAnsi="TH Sarabun New" w:cs="TH Sarabun New"/>
-                <w:sz w:val="30"/>
-                <w:szCs w:val="30"/>
-                <w:u w:val="single"/>
-                <w:cs/>
-              </w:rPr>
-              <w:t>หลักฐานที่ต้องมี</w:t>
-            </w:r>
-          </w:p>
-          <w:p>
-            <w:pPr>
-              <w:jc w:val="thaiDistribute"/>
-              <w:rPr>
-                <w:rFonts w:ascii="TH Sarabun New" w:hAnsi="TH Sarabun New" w:cs="TH Sarabun New"/>
-                <w:sz w:val="30"/>
-                <w:szCs w:val="30"/>
-              </w:rPr>
-            </w:pPr>
-            <w:r>
-              <w:rPr>
-                <w:rFonts w:ascii="TH Sarabun New" w:hAnsi="TH Sarabun New" w:cs="TH Sarabun New"/>
-                <w:sz w:val="30"/>
-                <w:szCs w:val="30"/>
-                <w:cs/>
-              </w:rPr>
-              <w:t xml:space="preserve">     </w:t>
-            </w:r>
-            <w:r>
-              <w:rPr>
-                <w:rFonts w:ascii="TH Sarabun New" w:hAnsi="TH Sarabun New" w:cs="TH Sarabun New"/>
-                <w:sz w:val="28"/>
-              </w:rPr>
-              <w:t>{{</w:t>
-            </w:r>
-            <w:r>
-              <w:rPr>
-                <w:rFonts w:ascii="TH Sarabun New" w:hAnsi="TH Sarabun New" w:cs="TH Sarabun New"/>
-                <w:sz w:val="28"/>
-              </w:rPr>
-              <w:t>dict_eval</w:t>
-            </w:r>
-            <w:r>
-              <w:rPr>
-                <w:rFonts w:ascii="TH Sarabun New" w:hAnsi="TH Sarabun New" w:cs="TH Sarabun New"/>
-                <w:sz w:val="28"/>
-              </w:rPr>
-              <w:t>}}</w:t>
-            </w:r>
-            <w:r>
-              <w:rPr>
-                <w:rFonts w:ascii="TH Sarabun New" w:hAnsi="TH Sarabun New" w:cs="TH Sarabun New" w:hint="cs"/>
-                <w:sz w:val="30"/>
-                <w:szCs w:val="30"/>
-                <w:cs/>
-              </w:rPr>
-              <w:t xml:space="preserve"> </w:t>
-            </w:r>
-            <w:r>
-              <w:rPr>
-                <w:rFonts w:ascii="TH Sarabun New" w:hAnsi="TH Sarabun New" w:cs="TH Sarabun New"/>
-                <w:sz w:val="30"/>
-                <w:szCs w:val="30"/>
-                <w:cs/>
-              </w:rPr>
-              <w:t>หนังสือการประเมินคุณภาพโดยผู้ทรงคุณวุฒิ</w:t>
-            </w:r>
-          </w:p>
-          <w:p>
-            <w:pPr>
-              <w:jc w:val="thaiDistribute"/>
-              <w:rPr>
-                <w:rFonts w:ascii="TH Sarabun New" w:hAnsi="TH Sarabun New" w:cs="TH Sarabun New"/>
-                <w:b/>
-                <w:bCs/>
-                <w:sz w:val="30"/>
-                <w:szCs w:val="30"/>
-              </w:rPr>
-            </w:pPr>
-            <w:r>
-              <w:rPr>
-                <w:rFonts w:ascii="TH Sarabun New" w:hAnsi="TH Sarabun New" w:cs="TH Sarabun New"/>
-                <w:sz w:val="30"/>
-                <w:szCs w:val="30"/>
-                <w:cs/>
-              </w:rPr>
-              <w:t xml:space="preserve">     </w:t>
-            </w:r>
-            <w:r>
-              <w:rPr>
-                <w:rFonts w:ascii="TH Sarabun New" w:hAnsi="TH Sarabun New" w:cs="TH Sarabun New"/>
-                <w:sz w:val="28"/>
-              </w:rPr>
-              <w:t>{{</w:t>
-            </w:r>
-            <w:r>
-              <w:rPr>
-                <w:rFonts w:ascii="TH Sarabun New" w:hAnsi="TH Sarabun New" w:cs="TH Sarabun New"/>
-                <w:sz w:val="28"/>
-              </w:rPr>
-              <w:t>dict_cert</w:t>
-            </w:r>
-            <w:r>
-              <w:rPr>
-                <w:rFonts w:ascii="TH Sarabun New" w:hAnsi="TH Sarabun New" w:cs="TH Sarabun New"/>
-                <w:sz w:val="28"/>
-              </w:rPr>
-              <w:t>}}</w:t>
-            </w:r>
-            <w:r>
-              <w:rPr>
-                <w:rFonts w:ascii="TH Sarabun New" w:hAnsi="TH Sarabun New" w:cs="TH Sarabun New" w:hint="cs"/>
-                <w:sz w:val="30"/>
-                <w:szCs w:val="30"/>
-                <w:cs/>
-              </w:rPr>
-              <w:t xml:space="preserve"> </w:t>
-            </w:r>
-            <w:r>
-              <w:rPr>
-                <w:rFonts w:ascii="TH Sarabun New" w:hAnsi="TH Sarabun New" w:cs="TH Sarabun New"/>
-                <w:sz w:val="30"/>
-                <w:szCs w:val="30"/>
-                <w:cs/>
-              </w:rPr>
               <w:t>หนังสือรับรองว่าได้เผยแพร่ไปยังวงวิชาการและ</w:t>
             </w:r>
             <w:r>
@@ -8439,8 +8470,7 @@
                 <w:szCs w:val="30"/>
                 <w:cs/>
               </w:rPr>
-              <w:br/>
-              <w:t xml:space="preserve">     วิชาชีพในสาขาที่ขออย่างกว้างขวาง</w:t>
+              <w:t xml:space="preserve">วิชาชีพในสาขาที่ขออย่างกว้างขวาง</w:t>
             </w:r>
             <w:r>
               <w:rPr>
@@ -8470,8 +8500,7 @@
                 <w:szCs w:val="30"/>
                 <w:cs/>
               </w:rPr>
-              <w:br/>
-              <w:t xml:space="preserve">     4 เดือน</w:t>
+              <w:t xml:space="preserve">4 เดือน</w:t>
             </w:r>
           </w:p>
         </w:tc>
@@ -8596,31 +8625,32 @@
           </w:p>
           <w:p>
             <w:pPr>
-              <w:rPr>
-                <w:rFonts w:ascii="TH Sarabun New" w:hAnsi="TH Sarabun New" w:cs="TH Sarabun New"/>
-                <w:sz w:val="30"/>
-                <w:szCs w:val="30"/>
-              </w:rPr>
-            </w:pPr>
-            <w:r>
-              <w:rPr>
-                <w:rFonts w:ascii="TH Sarabun New" w:hAnsi="TH Sarabun New" w:cs="TH Sarabun New"/>
-                <w:b/>
-                <w:bCs/>
-                <w:sz w:val="30"/>
-                <w:szCs w:val="30"/>
-                <w:cs/>
-              </w:rPr>
-              <w:t xml:space="preserve">    </w:t>
-            </w:r>
-            <w:r>
-              <w:rPr>
-                <w:rFonts w:ascii="TH Sarabun New" w:hAnsi="TH Sarabun New" w:cs="TH Sarabun New"/>
-                <w:sz w:val="30"/>
-                <w:szCs w:val="30"/>
-                <w:cs/>
-              </w:rPr>
-              <w:t xml:space="preserve"> </w:t>
+              <w:ind w:left="720" w:hanging="330"/>
+              <w:rPr>
+                <w:rFonts w:ascii="TH Sarabun New" w:hAnsi="TH Sarabun New" w:cs="TH Sarabun New"/>
+                <w:sz w:val="30"/>
+                <w:szCs w:val="30"/>
+              </w:rPr>
+            </w:pPr>
+            <w:r>
+              <w:rPr>
+                <w:rFonts w:ascii="TH Sarabun New" w:hAnsi="TH Sarabun New" w:cs="TH Sarabun New"/>
+                <w:b/>
+                <w:bCs/>
+                <w:sz w:val="30"/>
+                <w:szCs w:val="30"/>
+                <w:cs/>
+              </w:rPr>
+              <w:t xml:space="preserve"/>
+            </w:r>
+            <w:r>
+              <w:rPr>
+                <w:rFonts w:ascii="TH Sarabun New" w:hAnsi="TH Sarabun New" w:cs="TH Sarabun New"/>
+                <w:sz w:val="30"/>
+                <w:szCs w:val="30"/>
+                <w:cs/>
+              </w:rPr>
+              <w:t xml:space="preserve"/>
             </w:r>
             <w:r>
               <w:rPr>
@@ -8700,20 +8730,21 @@
           </w:p>
           <w:p>
             <w:pPr>
-              <w:jc w:val="thaiDistribute"/>
-              <w:rPr>
-                <w:rFonts w:ascii="TH Sarabun New" w:hAnsi="TH Sarabun New" w:cs="TH Sarabun New"/>
-                <w:sz w:val="30"/>
-                <w:szCs w:val="30"/>
-              </w:rPr>
-            </w:pPr>
-            <w:r>
-              <w:rPr>
-                <w:rFonts w:ascii="TH Sarabun New" w:hAnsi="TH Sarabun New" w:cs="TH Sarabun New"/>
-                <w:sz w:val="30"/>
-                <w:szCs w:val="30"/>
-              </w:rPr>
-              <w:t xml:space="preserve">     </w:t>
+              <w:ind w:left="720" w:hanging="330"/>
+              <w:jc w:val="left"/>
+              <w:rPr>
+                <w:rFonts w:ascii="TH Sarabun New" w:hAnsi="TH Sarabun New" w:cs="TH Sarabun New"/>
+                <w:sz w:val="30"/>
+                <w:szCs w:val="30"/>
+              </w:rPr>
+            </w:pPr>
+            <w:r>
+              <w:rPr>
+                <w:rFonts w:ascii="TH Sarabun New" w:hAnsi="TH Sarabun New" w:cs="TH Sarabun New"/>
+                <w:sz w:val="30"/>
+                <w:szCs w:val="30"/>
+              </w:rPr>
+              <w:t xml:space="preserve"/>
             </w:r>
             <w:r>
               <w:rPr>
@@ -8860,21 +8891,22 @@
           </w:p>
           <w:p>
             <w:pPr>
-              <w:jc w:val="thaiDistribute"/>
-              <w:rPr>
-                <w:rFonts w:ascii="TH Sarabun New" w:hAnsi="TH Sarabun New" w:cs="TH Sarabun New"/>
-                <w:sz w:val="30"/>
-                <w:szCs w:val="30"/>
-              </w:rPr>
-            </w:pPr>
-            <w:r>
-              <w:rPr>
-                <w:rFonts w:ascii="TH Sarabun New" w:hAnsi="TH Sarabun New" w:cs="TH Sarabun New"/>
-                <w:sz w:val="30"/>
-                <w:szCs w:val="30"/>
-                <w:cs/>
-              </w:rPr>
-              <w:t xml:space="preserve">     </w:t>
+              <w:ind w:left="720" w:hanging="330"/>
+              <w:jc w:val="left"/>
+              <w:rPr>
+                <w:rFonts w:ascii="TH Sarabun New" w:hAnsi="TH Sarabun New" w:cs="TH Sarabun New"/>
+                <w:sz w:val="30"/>
+                <w:szCs w:val="30"/>
+              </w:rPr>
+            </w:pPr>
+            <w:r>
+              <w:rPr>
+                <w:rFonts w:ascii="TH Sarabun New" w:hAnsi="TH Sarabun New" w:cs="TH Sarabun New"/>
+                <w:sz w:val="30"/>
+                <w:szCs w:val="30"/>
+                <w:cs/>
+              </w:rPr>
+              <w:t xml:space="preserve"/>
             </w:r>
             <w:r>
               <w:rPr>
@@ -9031,35 +9063,36 @@
           </w:p>
           <w:p>
             <w:pPr>
-              <w:jc w:val="thaiDistribute"/>
-              <w:rPr>
-                <w:rFonts w:ascii="TH Sarabun New" w:hAnsi="TH Sarabun New" w:cs="TH Sarabun New"/>
-                <w:b/>
-                <w:bCs/>
-                <w:sz w:val="30"/>
-                <w:szCs w:val="30"/>
-                <w:cs/>
-              </w:rPr>
-            </w:pPr>
-            <w:r>
-              <w:rPr>
-                <w:rFonts w:ascii="TH Sarabun New" w:hAnsi="TH Sarabun New" w:cs="TH Sarabun New"/>
-                <w:b/>
-                <w:bCs/>
-                <w:sz w:val="30"/>
-                <w:szCs w:val="30"/>
-                <w:cs/>
-              </w:rPr>
-              <w:t xml:space="preserve">    </w:t>
-            </w:r>
-            <w:r>
-              <w:rPr>
-                <w:rFonts w:ascii="TH Sarabun New" w:hAnsi="TH Sarabun New" w:cs="TH Sarabun New"/>
-                <w:sz w:val="30"/>
-                <w:szCs w:val="30"/>
-                <w:cs/>
-              </w:rPr>
-              <w:t xml:space="preserve"> </w:t>
+              <w:ind w:left="720" w:hanging="330"/>
+              <w:jc w:val="left"/>
+              <w:rPr>
+                <w:rFonts w:ascii="TH Sarabun New" w:hAnsi="TH Sarabun New" w:cs="TH Sarabun New"/>
+                <w:b/>
+                <w:bCs/>
+                <w:sz w:val="30"/>
+                <w:szCs w:val="30"/>
+                <w:cs/>
+              </w:rPr>
+            </w:pPr>
+            <w:r>
+              <w:rPr>
+                <w:rFonts w:ascii="TH Sarabun New" w:hAnsi="TH Sarabun New" w:cs="TH Sarabun New"/>
+                <w:b/>
+                <w:bCs/>
+                <w:sz w:val="30"/>
+                <w:szCs w:val="30"/>
+                <w:cs/>
+              </w:rPr>
+              <w:t xml:space="preserve"/>
+            </w:r>
+            <w:r>
+              <w:rPr>
+                <w:rFonts w:ascii="TH Sarabun New" w:hAnsi="TH Sarabun New" w:cs="TH Sarabun New"/>
+                <w:sz w:val="30"/>
+                <w:szCs w:val="30"/>
+                <w:cs/>
+              </w:rPr>
+              <w:t xml:space="preserve"/>
             </w:r>
             <w:r>
               <w:rPr>
@@ -9107,25 +9140,25 @@
                 <w:szCs w:val="30"/>
                 <w:cs/>
               </w:rPr>
-              <w:br/>
-              <w:t xml:space="preserve">     เผยแพร่หรือเผยแพร่โดยสื่ออิเล็กทรอนิกส์</w:t>
-            </w:r>
-          </w:p>
-          <w:p>
-            <w:pPr>
-              <w:rPr>
-                <w:rFonts w:ascii="TH Sarabun New" w:hAnsi="TH Sarabun New" w:cs="TH Sarabun New"/>
-                <w:sz w:val="30"/>
-                <w:szCs w:val="30"/>
-              </w:rPr>
-            </w:pPr>
-            <w:r>
-              <w:rPr>
-                <w:rFonts w:ascii="TH Sarabun New" w:hAnsi="TH Sarabun New" w:cs="TH Sarabun New"/>
-                <w:sz w:val="30"/>
-                <w:szCs w:val="30"/>
-              </w:rPr>
-              <w:t xml:space="preserve">     </w:t>
+              <w:t xml:space="preserve">เผยแพร่หรือเผยแพร่โดยสื่ออิเล็กทรอนิกส์</w:t>
+            </w:r>
+          </w:p>
+          <w:p>
+            <w:pPr>
+              <w:ind w:left="720" w:hanging="330"/>
+              <w:rPr>
+                <w:rFonts w:ascii="TH Sarabun New" w:hAnsi="TH Sarabun New" w:cs="TH Sarabun New"/>
+                <w:sz w:val="30"/>
+                <w:szCs w:val="30"/>
+              </w:rPr>
+            </w:pPr>
+            <w:r>
+              <w:rPr>
+                <w:rFonts w:ascii="TH Sarabun New" w:hAnsi="TH Sarabun New" w:cs="TH Sarabun New"/>
+                <w:sz w:val="30"/>
+                <w:szCs w:val="30"/>
+              </w:rPr>
+              <w:t xml:space="preserve"/>
             </w:r>
             <w:r>
               <w:rPr>
@@ -9262,21 +9295,22 @@
           </w:p>
           <w:p>
             <w:pPr>
-              <w:jc w:val="thaiDistribute"/>
-              <w:rPr>
-                <w:rFonts w:ascii="TH Sarabun New" w:hAnsi="TH Sarabun New" w:cs="TH Sarabun New"/>
-                <w:sz w:val="30"/>
-                <w:szCs w:val="30"/>
-              </w:rPr>
-            </w:pPr>
-            <w:r>
-              <w:rPr>
-                <w:rFonts w:ascii="TH Sarabun New" w:hAnsi="TH Sarabun New" w:cs="TH Sarabun New"/>
-                <w:sz w:val="30"/>
-                <w:szCs w:val="30"/>
-                <w:cs/>
-              </w:rPr>
-              <w:t xml:space="preserve">     </w:t>
+              <w:ind w:left="720" w:hanging="330"/>
+              <w:jc w:val="left"/>
+              <w:rPr>
+                <w:rFonts w:ascii="TH Sarabun New" w:hAnsi="TH Sarabun New" w:cs="TH Sarabun New"/>
+                <w:sz w:val="30"/>
+                <w:szCs w:val="30"/>
+              </w:rPr>
+            </w:pPr>
+            <w:r>
+              <w:rPr>
+                <w:rFonts w:ascii="TH Sarabun New" w:hAnsi="TH Sarabun New" w:cs="TH Sarabun New"/>
+                <w:sz w:val="30"/>
+                <w:szCs w:val="30"/>
+                <w:cs/>
+              </w:rPr>
+              <w:t xml:space="preserve"/>
             </w:r>
             <w:r>
               <w:rPr>
@@ -9320,23 +9354,24 @@
           </w:p>
           <w:p>
             <w:pPr>
-              <w:jc w:val="thaiDistribute"/>
-              <w:rPr>
-                <w:rFonts w:ascii="TH Sarabun New" w:hAnsi="TH Sarabun New" w:cs="TH Sarabun New"/>
-                <w:b/>
-                <w:bCs/>
-                <w:sz w:val="30"/>
-                <w:szCs w:val="30"/>
-              </w:rPr>
-            </w:pPr>
-            <w:r>
-              <w:rPr>
-                <w:rFonts w:ascii="TH Sarabun New" w:hAnsi="TH Sarabun New" w:cs="TH Sarabun New"/>
-                <w:sz w:val="30"/>
-                <w:szCs w:val="30"/>
-                <w:cs/>
-              </w:rPr>
-              <w:t xml:space="preserve">     </w:t>
+              <w:ind w:left="720" w:hanging="330"/>
+              <w:jc w:val="left"/>
+              <w:rPr>
+                <w:rFonts w:ascii="TH Sarabun New" w:hAnsi="TH Sarabun New" w:cs="TH Sarabun New"/>
+                <w:b/>
+                <w:bCs/>
+                <w:sz w:val="30"/>
+                <w:szCs w:val="30"/>
+              </w:rPr>
+            </w:pPr>
+            <w:r>
+              <w:rPr>
+                <w:rFonts w:ascii="TH Sarabun New" w:hAnsi="TH Sarabun New" w:cs="TH Sarabun New"/>
+                <w:sz w:val="30"/>
+                <w:szCs w:val="30"/>
+                <w:cs/>
+              </w:rPr>
+              <w:t xml:space="preserve"/>
             </w:r>
             <w:r>
               <w:rPr>
@@ -9384,8 +9419,7 @@
                 <w:szCs w:val="30"/>
                 <w:cs/>
               </w:rPr>
-              <w:br/>
-              <w:t xml:space="preserve">     วิชาชีพในสาขาที่ขออย่างกว้างขวาง</w:t>
+              <w:t xml:space="preserve">วิชาชีพในสาขาที่ขออย่างกว้างขวาง</w:t>
             </w:r>
             <w:r>
               <w:rPr>
@@ -9496,23 +9530,24 @@
           </w:tcPr>
           <w:p>
             <w:pPr>
-              <w:jc w:val="thaiDistribute"/>
-              <w:rPr>
-                <w:rFonts w:ascii="TH Sarabun New" w:hAnsi="TH Sarabun New" w:cs="TH Sarabun New"/>
-                <w:sz w:val="30"/>
-                <w:szCs w:val="30"/>
-                <w:cs/>
-              </w:rPr>
-            </w:pPr>
-            <w:r>
-              <w:rPr>
-                <w:rFonts w:ascii="TH Sarabun New" w:hAnsi="TH Sarabun New" w:cs="TH Sarabun New"/>
-                <w:b/>
-                <w:bCs/>
-                <w:sz w:val="30"/>
-                <w:szCs w:val="30"/>
-              </w:rPr>
-              <w:t xml:space="preserve">     </w:t>
+              <w:ind w:left="720" w:hanging="330"/>
+              <w:jc w:val="left"/>
+              <w:rPr>
+                <w:rFonts w:ascii="TH Sarabun New" w:hAnsi="TH Sarabun New" w:cs="TH Sarabun New"/>
+                <w:sz w:val="30"/>
+                <w:szCs w:val="30"/>
+                <w:cs/>
+              </w:rPr>
+            </w:pPr>
+            <w:r>
+              <w:rPr>
+                <w:rFonts w:ascii="TH Sarabun New" w:hAnsi="TH Sarabun New" w:cs="TH Sarabun New"/>
+                <w:b/>
+                <w:bCs/>
+                <w:sz w:val="30"/>
+                <w:szCs w:val="30"/>
+              </w:rPr>
+              <w:t xml:space="preserve"/>
             </w:r>
             <w:r>
               <w:rPr>
@@ -9666,99 +9701,115 @@
           </w:p>
           <w:p>
             <w:pPr>
+              <w:ind w:left="720" w:hanging="330"/>
+              <w:jc w:val="left"/>
+              <w:rPr>
+                <w:rFonts w:ascii="TH Sarabun New" w:hAnsi="TH Sarabun New" w:cs="TH Sarabun New"/>
+                <w:sz w:val="30"/>
+                <w:szCs w:val="30"/>
+                <w:cs/>
+              </w:rPr>
+            </w:pPr>
+            <w:r>
+              <w:rPr>
+                <w:rFonts w:ascii="TH Sarabun New" w:hAnsi="TH Sarabun New" w:cs="TH Sarabun New"/>
+                <w:sz w:val="30"/>
+                <w:szCs w:val="30"/>
+              </w:rPr>
+              <w:t xml:space="preserve"/>
+            </w:r>
+            <w:r>
+              <w:rPr>
+                <w:rFonts w:ascii="TH Sarabun New" w:hAnsi="TH Sarabun New" w:cs="TH Sarabun New"/>
+                <w:sz w:val="28"/>
+              </w:rPr>
+              <w:t>{{</w:t>
+            </w:r>
+            <w:r>
+              <w:rPr>
+                <w:rFonts w:ascii="TH Sarabun New" w:hAnsi="TH Sarabun New" w:cs="TH Sarabun New"/>
+                <w:sz w:val="28"/>
+              </w:rPr>
+              <w:t>software_evidence</w:t>
+            </w:r>
+            <w:r>
+              <w:rPr>
+                <w:rFonts w:ascii="TH Sarabun New" w:hAnsi="TH Sarabun New" w:cs="TH Sarabun New"/>
+                <w:sz w:val="28"/>
+              </w:rPr>
+              <w:t>}}</w:t>
+            </w:r>
+            <w:r>
+              <w:rPr>
+                <w:rFonts w:ascii="TH Sarabun New" w:hAnsi="TH Sarabun New" w:cs="TH Sarabun New" w:hint="cs"/>
+                <w:sz w:val="30"/>
+                <w:szCs w:val="30"/>
+                <w:cs/>
+              </w:rPr>
+              <w:t xml:space="preserve"> </w:t>
+            </w:r>
+            <w:r>
+              <w:rPr>
+                <w:rFonts w:ascii="TH Sarabun New" w:hAnsi="TH Sarabun New" w:cs="TH Sarabun New"/>
+                <w:sz w:val="30"/>
+                <w:szCs w:val="30"/>
+                <w:cs/>
+              </w:rPr>
+              <w:t>หลักฐานการนำซอฟต์แวร์ไปใช้หรือประยุกต์ใช้</w:t>
+            </w:r>
+            <w:r>
+              <w:rPr>
+                <w:rFonts w:ascii="TH Sarabun New" w:hAnsi="TH Sarabun New" w:cs="TH Sarabun New"/>
+                <w:sz w:val="30"/>
+                <w:szCs w:val="30"/>
+                <w:cs/>
+              </w:rPr>
+              <w:t xml:space="preserve">อย่างแพร่หลายในวงวิชาการ และเผยแพร่</w:t>
+            </w:r>
+            <w:r>
+              <w:rPr>
+                <w:rFonts w:ascii="TH Sarabun New" w:hAnsi="TH Sarabun New" w:cs="TH Sarabun New"/>
+                <w:sz w:val="30"/>
+                <w:szCs w:val="30"/>
+                <w:cs/>
+              </w:rPr>
+              <w:t xml:space="preserve">สู่สาธารณชนมาแล้ว </w:t>
+            </w:r>
+            <w:r>
+              <w:rPr>
+                <w:rFonts w:ascii="TH Sarabun New" w:hAnsi="TH Sarabun New" w:cs="TH Sarabun New"/>
+                <w:b/>
+                <w:bCs/>
+                <w:sz w:val="30"/>
+                <w:szCs w:val="30"/>
+                <w:cs/>
+              </w:rPr>
+              <w:t>ไม่น้อยกว่า 4 เดือน</w:t>
+            </w:r>
+            <w:r>
+              <w:rPr>
+                <w:rFonts w:ascii="TH Sarabun New" w:hAnsi="TH Sarabun New" w:cs="TH Sarabun New"/>
+                <w:sz w:val="28"/>
+              </w:rPr>
+              <w:t/>
+            </w:r>
+          </w:p>
+        </w:tc>
+      </w:tr>
+      <w:tr>
+        <w:tc>
+          <w:tcPr>
+            <w:tcW w:w="5240" w:type="dxa"/>
+          </w:tcPr>
+          <w:p>
+            <w:pPr>
               <w:jc w:val="thaiDistribute"/>
               <w:rPr>
                 <w:rFonts w:ascii="TH Sarabun New" w:hAnsi="TH Sarabun New" w:cs="TH Sarabun New"/>
-                <w:sz w:val="30"/>
-                <w:szCs w:val="30"/>
-                <w:cs/>
-              </w:rPr>
-            </w:pPr>
-            <w:r>
-              <w:rPr>
-                <w:rFonts w:ascii="TH Sarabun New" w:hAnsi="TH Sarabun New" w:cs="TH Sarabun New"/>
-                <w:sz w:val="30"/>
-                <w:szCs w:val="30"/>
-              </w:rPr>
-              <w:t xml:space="preserve">     </w:t>
-            </w:r>
-            <w:r>
-              <w:rPr>
-                <w:rFonts w:ascii="TH Sarabun New" w:hAnsi="TH Sarabun New" w:cs="TH Sarabun New"/>
-                <w:sz w:val="28"/>
-              </w:rPr>
-              <w:t>{{</w:t>
-            </w:r>
-            <w:r>
-              <w:rPr>
-                <w:rFonts w:ascii="TH Sarabun New" w:hAnsi="TH Sarabun New" w:cs="TH Sarabun New"/>
-                <w:sz w:val="28"/>
-              </w:rPr>
-              <w:t>software_evidence</w:t>
-            </w:r>
-            <w:r>
-              <w:rPr>
-                <w:rFonts w:ascii="TH Sarabun New" w:hAnsi="TH Sarabun New" w:cs="TH Sarabun New"/>
-                <w:sz w:val="28"/>
-              </w:rPr>
-              <w:t>}}</w:t>
-            </w:r>
-            <w:r>
-              <w:rPr>
-                <w:rFonts w:ascii="TH Sarabun New" w:hAnsi="TH Sarabun New" w:cs="TH Sarabun New" w:hint="cs"/>
-                <w:sz w:val="30"/>
-                <w:szCs w:val="30"/>
-                <w:cs/>
-              </w:rPr>
-              <w:t xml:space="preserve"> </w:t>
-            </w:r>
-            <w:r>
-              <w:rPr>
-                <w:rFonts w:ascii="TH Sarabun New" w:hAnsi="TH Sarabun New" w:cs="TH Sarabun New"/>
-                <w:sz w:val="30"/>
-                <w:szCs w:val="30"/>
-                <w:cs/>
-              </w:rPr>
-              <w:t>หลักฐานการนำซอฟต์แวร์ไปใช้หรือประยุกต์ใช้</w:t>
-            </w:r>
-            <w:r>
-              <w:rPr>
-                <w:rFonts w:ascii="TH Sarabun New" w:hAnsi="TH Sarabun New" w:cs="TH Sarabun New"/>
-                <w:sz w:val="30"/>
-                <w:szCs w:val="30"/>
-                <w:cs/>
-              </w:rPr>
-              <w:br/>
-              <w:t xml:space="preserve">     อย่างแพร่หลายในวงวิชาการ และเผยแพร่</w:t>
-            </w:r>
-            <w:r>
-              <w:rPr>
-                <w:rFonts w:ascii="TH Sarabun New" w:hAnsi="TH Sarabun New" w:cs="TH Sarabun New"/>
-                <w:sz w:val="30"/>
-                <w:szCs w:val="30"/>
-                <w:cs/>
-              </w:rPr>
-              <w:br/>
-              <w:t xml:space="preserve">     สู่สาธารณชนมาแล้ว </w:t>
-            </w:r>
-            <w:r>
-              <w:rPr>
-                <w:rFonts w:ascii="TH Sarabun New" w:hAnsi="TH Sarabun New" w:cs="TH Sarabun New"/>
-                <w:b/>
-                <w:bCs/>
-                <w:sz w:val="30"/>
-                <w:szCs w:val="30"/>
-                <w:cs/>
-              </w:rPr>
-              <w:t>ไม่น้อยกว่า 4 เดือน</w:t>
-            </w:r>
-            <w:r>
-              <w:rPr>
-                <w:rFonts w:ascii="TH Sarabun New" w:hAnsi="TH Sarabun New" w:cs="TH Sarabun New"/>
-                <w:sz w:val="28"/>
-              </w:rPr>
-              <w:t/>
-            </w:r>
+                <w:sz w:val="6"/>
+                <w:szCs w:val="6"/>
+              </w:rPr>
+            </w:pPr>
           </w:p>
           <w:p>
             <w:pPr>
@@ -9775,7 +9826,7 @@
                 <w:sz w:val="30"/>
                 <w:szCs w:val="30"/>
               </w:rPr>
-              <w:t>12.</w:t>
+              <w:t>11.</w:t>
             </w:r>
             <w:r>
               <w:rPr>
@@ -9844,21 +9895,22 @@
           </w:p>
           <w:p>
             <w:pPr>
-              <w:jc w:val="thaiDistribute"/>
-              <w:rPr>
-                <w:rFonts w:ascii="TH Sarabun New" w:hAnsi="TH Sarabun New" w:cs="TH Sarabun New"/>
-                <w:sz w:val="30"/>
-                <w:szCs w:val="30"/>
-                <w:cs/>
-              </w:rPr>
-            </w:pPr>
-            <w:r>
-              <w:rPr>
-                <w:rFonts w:ascii="TH Sarabun New" w:hAnsi="TH Sarabun New" w:cs="TH Sarabun New"/>
-                <w:sz w:val="30"/>
-                <w:szCs w:val="30"/>
-              </w:rPr>
-              <w:t xml:space="preserve">     </w:t>
+              <w:ind w:left="720" w:hanging="330"/>
+              <w:jc w:val="left"/>
+              <w:rPr>
+                <w:rFonts w:ascii="TH Sarabun New" w:hAnsi="TH Sarabun New" w:cs="TH Sarabun New"/>
+                <w:sz w:val="30"/>
+                <w:szCs w:val="30"/>
+                <w:cs/>
+              </w:rPr>
+            </w:pPr>
+            <w:r>
+              <w:rPr>
+                <w:rFonts w:ascii="TH Sarabun New" w:hAnsi="TH Sarabun New" w:cs="TH Sarabun New"/>
+                <w:sz w:val="30"/>
+                <w:szCs w:val="30"/>
+              </w:rPr>
+              <w:t xml:space="preserve"/>
             </w:r>
             <w:r>
               <w:rPr>
@@ -9906,18 +9958,16 @@
                 <w:szCs w:val="30"/>
                 <w:cs/>
               </w:rPr>
-              <w:br/>
-              <w:t xml:space="preserve">     จากผู้ประเมินอิสระ หรือการเผยแพร่ผ่านเวทีระดับชาติ</w:t>
-            </w:r>
-            <w:r>
-              <w:rPr>
-                <w:rFonts w:ascii="TH Sarabun New" w:hAnsi="TH Sarabun New" w:cs="TH Sarabun New"/>
-                <w:sz w:val="30"/>
-                <w:szCs w:val="30"/>
-                <w:cs/>
-              </w:rPr>
-              <w:br/>
-              <w:t xml:space="preserve">     หรือระดับนานาชาติ</w:t>
+              <w:t xml:space="preserve">จากผู้ประเมินอิสระ หรือการเผยแพร่ผ่านเวทีระดับชาติ</w:t>
+            </w:r>
+            <w:r>
+              <w:rPr>
+                <w:rFonts w:ascii="TH Sarabun New" w:hAnsi="TH Sarabun New" w:cs="TH Sarabun New"/>
+                <w:sz w:val="30"/>
+                <w:szCs w:val="30"/>
+                <w:cs/>
+              </w:rPr>
+              <w:t xml:space="preserve">หรือระดับนานาชาติ</w:t>
             </w:r>
             <w:r>
               <w:rPr>
@@ -10159,7 +10209,8 @@
           </w:p>
           <w:p>
             <w:pPr>
-              <w:jc w:val="thaiDistribute"/>
+              <w:ind w:left="330" w:hanging="330"/>
+              <w:jc w:val="left"/>
               <w:rPr>
                 <w:rFonts w:ascii="TH Sarabun New" w:hAnsi="TH Sarabun New" w:cs="TH Sarabun New"/>
                 <w:sz w:val="30"/>
@@ -10234,7 +10285,8 @@
           </w:p>
           <w:p>
             <w:pPr>
-              <w:jc w:val="thaiDistribute"/>
+              <w:ind w:left="330" w:hanging="330"/>
+              <w:jc w:val="left"/>
               <w:rPr>
                 <w:rFonts w:ascii="TH Sarabun New" w:hAnsi="TH Sarabun New" w:cs="TH Sarabun New"/>
                 <w:sz w:val="30"/>
@@ -10309,7 +10361,8 @@
           </w:p>
           <w:p>
             <w:pPr>
-              <w:jc w:val="thaiDistribute"/>
+              <w:ind w:left="330" w:hanging="330"/>
+              <w:jc w:val="left"/>
               <w:rPr>
                 <w:rFonts w:ascii="TH Sarabun New" w:hAnsi="TH Sarabun New" w:cs="TH Sarabun New"/>
                 <w:sz w:val="30"/>
@@ -10397,6 +10450,7 @@
           </w:p>
           <w:p>
             <w:pPr>
+              <w:ind w:left="330" w:hanging="330"/>
               <w:rPr>
                 <w:rFonts w:ascii="TH Sarabun New" w:hAnsi="TH Sarabun New" w:cs="TH Sarabun New"/>
                 <w:sz w:val="30"/>
@@ -10475,6 +10529,7 @@
           </w:p>
           <w:p>
             <w:pPr>
+              <w:ind w:left="330" w:hanging="330"/>
               <w:rPr>
                 <w:rFonts w:ascii="TH Sarabun New" w:hAnsi="TH Sarabun New" w:cs="TH Sarabun New"/>
                 <w:sz w:val="30"/>
@@ -10542,6 +10597,7 @@
           </w:p>
           <w:p>
             <w:pPr>
+              <w:ind w:left="330" w:hanging="330"/>
               <w:rPr>
                 <w:rFonts w:ascii="TH Sarabun New" w:hAnsi="TH Sarabun New" w:cs="TH Sarabun New"/>
                 <w:sz w:val="30"/>
@@ -10611,7 +10667,8 @@
           </w:p>
           <w:p>
             <w:pPr>
-              <w:jc w:val="thaiDistribute"/>
+              <w:ind w:left="330" w:hanging="330"/>
+              <w:jc w:val="left"/>
               <w:rPr>
                 <w:rFonts w:ascii="TH Sarabun New" w:hAnsi="TH Sarabun New" w:cs="TH Sarabun New"/>
                 <w:sz w:val="30"/>
@@ -10711,6 +10768,128 @@
           </w:p>
           <w:p>
             <w:pPr>
+              <w:ind w:left="720" w:hanging="330"/>
+              <w:jc w:val="left"/>
+              <w:rPr>
+                <w:rFonts w:ascii="TH Sarabun New" w:hAnsi="TH Sarabun New" w:cs="TH Sarabun New"/>
+                <w:sz w:val="30"/>
+                <w:szCs w:val="30"/>
+              </w:rPr>
+            </w:pPr>
+            <w:r>
+              <w:rPr>
+                <w:rFonts w:ascii="TH Sarabun New" w:hAnsi="TH Sarabun New" w:cs="TH Sarabun New"/>
+                <w:b/>
+                <w:bCs/>
+                <w:sz w:val="30"/>
+                <w:szCs w:val="30"/>
+              </w:rPr>
+              <w:t xml:space="preserve"/>
+            </w:r>
+            <w:r>
+              <w:rPr>
+                <w:rFonts w:ascii="TH Sarabun New" w:hAnsi="TH Sarabun New" w:cs="TH Sarabun New"/>
+                <w:sz w:val="28"/>
+              </w:rPr>
+              <w:t>{{</w:t>
+            </w:r>
+            <w:r>
+              <w:rPr>
+                <w:rFonts w:ascii="TH Sarabun New" w:hAnsi="TH Sarabun New" w:cs="TH Sarabun New"/>
+                <w:sz w:val="28"/>
+              </w:rPr>
+              <w:t>social_visit</w:t>
+            </w:r>
+            <w:r>
+              <w:rPr>
+                <w:rFonts w:ascii="TH Sarabun New" w:hAnsi="TH Sarabun New" w:cs="TH Sarabun New"/>
+                <w:sz w:val="28"/>
+              </w:rPr>
+              <w:t xml:space="preserve">}} </w:t>
+            </w:r>
+            <w:r>
+              <w:rPr>
+                <w:rFonts w:ascii="TH Sarabun New" w:hAnsi="TH Sarabun New" w:cs="TH Sarabun New"/>
+                <w:sz w:val="30"/>
+                <w:szCs w:val="30"/>
+                <w:cs/>
+              </w:rPr>
+              <w:t>การเปิดให้เยี่ยมชมพื้นที่</w:t>
+            </w:r>
+          </w:p>
+          <w:p>
+            <w:pPr>
+              <w:ind w:left="330" w:hanging="330"/>
+              <w:jc w:val="left"/>
+              <w:rPr>
+                <w:rFonts w:ascii="TH Sarabun New" w:hAnsi="TH Sarabun New" w:cs="TH Sarabun New"/>
+                <w:sz w:val="30"/>
+                <w:szCs w:val="30"/>
+              </w:rPr>
+            </w:pPr>
+            <w:r>
+              <w:rPr>
+                <w:rFonts w:ascii="TH Sarabun New" w:hAnsi="TH Sarabun New" w:cs="TH Sarabun New"/>
+                <w:sz w:val="30"/>
+                <w:szCs w:val="30"/>
+                <w:cs/>
+              </w:rPr>
+              <w:tab/>
+            </w:r>
+            <w:r>
+              <w:rPr>
+                <w:rFonts w:ascii="TH Sarabun New" w:hAnsi="TH Sarabun New" w:cs="TH Sarabun New"/>
+                <w:sz w:val="30"/>
+                <w:szCs w:val="30"/>
+              </w:rPr>
+              <w:t>{{</w:t>
+            </w:r>
+            <w:r>
+              <w:rPr>
+                <w:rFonts w:ascii="TH Sarabun New" w:hAnsi="TH Sarabun New" w:cs="TH Sarabun New"/>
+                <w:sz w:val="30"/>
+                <w:szCs w:val="30"/>
+              </w:rPr>
+              <w:t>soc_visit_wide_pub</w:t>
+            </w:r>
+            <w:r>
+              <w:rPr>
+                <w:rFonts w:ascii="TH Sarabun New" w:hAnsi="TH Sarabun New" w:cs="TH Sarabun New"/>
+                <w:sz w:val="30"/>
+                <w:szCs w:val="30"/>
+              </w:rPr>
+              <w:t>}}</w:t>
+            </w:r>
+            <w:r>
+              <w:rPr>
+                <w:rFonts w:ascii="TH Sarabun New" w:hAnsi="TH Sarabun New" w:cs="TH Sarabun New" w:hint="cs"/>
+                <w:sz w:val="30"/>
+                <w:szCs w:val="30"/>
+                <w:cs/>
+              </w:rPr>
+              <w:t xml:space="preserve"> </w:t>
+            </w:r>
+            <w:r>
+              <w:rPr>
+                <w:rFonts w:ascii="TH Sarabun New" w:hAnsi="TH Sarabun New" w:cs="TH Sarabun New"/>
+                <w:sz w:val="30"/>
+                <w:szCs w:val="30"/>
+                <w:cs/>
+              </w:rPr>
+              <w:t>หลักฐานว่ามีการเผยแพร่สู่สาธารณชนอย่าง</w:t>
+            </w:r>
+            <w:r>
+              <w:rPr>
+                <w:rFonts w:ascii="TH Sarabun New" w:hAnsi="TH Sarabun New" w:cs="TH Sarabun New"/>
+                <w:sz w:val="30"/>
+                <w:szCs w:val="30"/>
+                <w:cs/>
+              </w:rPr>
+              <w:t xml:space="preserve"> </w:t>
+            </w:r>
+          </w:p>
+          <w:p>
+            <w:pPr>
               <w:jc w:val="thaiDistribute"/>
               <w:rPr>
                 <w:rFonts w:ascii="TH Sarabun New" w:hAnsi="TH Sarabun New" w:cs="TH Sarabun New"/>
@@ -10721,77 +10900,57 @@
             <w:r>
               <w:rPr>
                 <w:rFonts w:ascii="TH Sarabun New" w:hAnsi="TH Sarabun New" w:cs="TH Sarabun New"/>
-                <w:b/>
-                <w:bCs/>
-                <w:sz w:val="30"/>
-                <w:szCs w:val="30"/>
-              </w:rPr>
-              <w:t xml:space="preserve">     </w:t>
-            </w:r>
-            <w:r>
-              <w:rPr>
-                <w:rFonts w:ascii="TH Sarabun New" w:hAnsi="TH Sarabun New" w:cs="TH Sarabun New"/>
-                <w:sz w:val="28"/>
+                <w:sz w:val="30"/>
+                <w:szCs w:val="30"/>
+                <w:cs/>
+              </w:rPr>
+              <w:t xml:space="preserve">           </w:t>
+            </w:r>
+            <w:r>
+              <w:rPr>
+                <w:rFonts w:ascii="TH Sarabun New" w:hAnsi="TH Sarabun New" w:cs="TH Sarabun New"/>
+                <w:sz w:val="30"/>
+                <w:szCs w:val="30"/>
+                <w:cs/>
+              </w:rPr>
+              <w:t>กว้างขวาง</w:t>
+            </w:r>
+          </w:p>
+          <w:p>
+            <w:pPr>
+              <w:ind w:left="330" w:hanging="330"/>
+              <w:jc w:val="left"/>
+              <w:rPr>
+                <w:rFonts w:ascii="TH Sarabun New" w:hAnsi="TH Sarabun New" w:cs="TH Sarabun New"/>
+                <w:sz w:val="30"/>
+                <w:szCs w:val="30"/>
+                <w:cs/>
+              </w:rPr>
+            </w:pPr>
+            <w:r>
+              <w:rPr>
+                <w:rFonts w:ascii="TH Sarabun New" w:hAnsi="TH Sarabun New" w:cs="TH Sarabun New"/>
+                <w:sz w:val="30"/>
+                <w:szCs w:val="30"/>
+                <w:cs/>
+              </w:rPr>
+              <w:tab/>
+            </w:r>
+            <w:r>
+              <w:rPr>
+                <w:rFonts w:ascii="TH Sarabun New" w:hAnsi="TH Sarabun New" w:cs="TH Sarabun New"/>
+                <w:sz w:val="30"/>
+                <w:szCs w:val="30"/>
               </w:rPr>
               <w:t>{{</w:t>
             </w:r>
             <w:r>
               <w:rPr>
                 <w:rFonts w:ascii="TH Sarabun New" w:hAnsi="TH Sarabun New" w:cs="TH Sarabun New"/>
-                <w:sz w:val="28"/>
-              </w:rPr>
-              <w:t>social_visit</w:t>
-            </w:r>
-            <w:r>
-              <w:rPr>
-                <w:rFonts w:ascii="TH Sarabun New" w:hAnsi="TH Sarabun New" w:cs="TH Sarabun New"/>
-                <w:sz w:val="28"/>
-              </w:rPr>
-              <w:t xml:space="preserve">}} </w:t>
-            </w:r>
-            <w:r>
-              <w:rPr>
-                <w:rFonts w:ascii="TH Sarabun New" w:hAnsi="TH Sarabun New" w:cs="TH Sarabun New"/>
-                <w:sz w:val="30"/>
-                <w:szCs w:val="30"/>
-                <w:cs/>
-              </w:rPr>
-              <w:t>การเปิดให้เยี่ยมชมพื้นที่</w:t>
-            </w:r>
-          </w:p>
-          <w:p>
-            <w:pPr>
-              <w:jc w:val="thaiDistribute"/>
-              <w:rPr>
-                <w:rFonts w:ascii="TH Sarabun New" w:hAnsi="TH Sarabun New" w:cs="TH Sarabun New"/>
-                <w:sz w:val="30"/>
-                <w:szCs w:val="30"/>
-              </w:rPr>
-            </w:pPr>
-            <w:r>
-              <w:rPr>
-                <w:rFonts w:ascii="TH Sarabun New" w:hAnsi="TH Sarabun New" w:cs="TH Sarabun New"/>
-                <w:sz w:val="30"/>
-                <w:szCs w:val="30"/>
-                <w:cs/>
-              </w:rPr>
-              <w:tab/>
-            </w:r>
-            <w:r>
-              <w:rPr>
-                <w:rFonts w:ascii="TH Sarabun New" w:hAnsi="TH Sarabun New" w:cs="TH Sarabun New"/>
-                <w:sz w:val="30"/>
-                <w:szCs w:val="30"/>
-              </w:rPr>
-              <w:t>{{</w:t>
-            </w:r>
-            <w:r>
-              <w:rPr>
-                <w:rFonts w:ascii="TH Sarabun New" w:hAnsi="TH Sarabun New" w:cs="TH Sarabun New"/>
-                <w:sz w:val="30"/>
-                <w:szCs w:val="30"/>
-              </w:rPr>
-              <w:t>soc_visit_wide_pub</w:t>
+                <w:sz w:val="30"/>
+                <w:szCs w:val="30"/>
+              </w:rPr>
+              <w:t>soc_visit_record</w:t>
             </w:r>
             <w:r>
               <w:rPr>
@@ -10817,126 +10976,28 @@
                 <w:szCs w:val="30"/>
                 <w:cs/>
               </w:rPr>
-              <w:t>หลักฐานว่ามีการเผยแพร่สู่สาธารณชนอย่าง</w:t>
-            </w:r>
-            <w:r>
-              <w:rPr>
-                <w:rFonts w:ascii="TH Sarabun New" w:hAnsi="TH Sarabun New" w:cs="TH Sarabun New"/>
-                <w:sz w:val="30"/>
-                <w:szCs w:val="30"/>
-                <w:cs/>
-              </w:rPr>
-              <w:t xml:space="preserve"> </w:t>
-            </w:r>
-          </w:p>
-          <w:p>
-            <w:pPr>
-              <w:jc w:val="thaiDistribute"/>
-              <w:rPr>
-                <w:rFonts w:ascii="TH Sarabun New" w:hAnsi="TH Sarabun New" w:cs="TH Sarabun New"/>
-                <w:sz w:val="30"/>
-                <w:szCs w:val="30"/>
-              </w:rPr>
-            </w:pPr>
-            <w:r>
-              <w:rPr>
-                <w:rFonts w:ascii="TH Sarabun New" w:hAnsi="TH Sarabun New" w:cs="TH Sarabun New"/>
-                <w:sz w:val="30"/>
-                <w:szCs w:val="30"/>
-                <w:cs/>
-              </w:rPr>
-              <w:t xml:space="preserve">           </w:t>
-            </w:r>
-            <w:r>
-              <w:rPr>
-                <w:rFonts w:ascii="TH Sarabun New" w:hAnsi="TH Sarabun New" w:cs="TH Sarabun New"/>
-                <w:sz w:val="30"/>
-                <w:szCs w:val="30"/>
-                <w:cs/>
-              </w:rPr>
-              <w:t>กว้างขวาง</w:t>
-            </w:r>
-          </w:p>
-          <w:p>
-            <w:pPr>
-              <w:jc w:val="thaiDistribute"/>
-              <w:rPr>
-                <w:rFonts w:ascii="TH Sarabun New" w:hAnsi="TH Sarabun New" w:cs="TH Sarabun New"/>
-                <w:sz w:val="30"/>
-                <w:szCs w:val="30"/>
-                <w:cs/>
-              </w:rPr>
-            </w:pPr>
-            <w:r>
-              <w:rPr>
-                <w:rFonts w:ascii="TH Sarabun New" w:hAnsi="TH Sarabun New" w:cs="TH Sarabun New"/>
-                <w:sz w:val="30"/>
-                <w:szCs w:val="30"/>
-                <w:cs/>
-              </w:rPr>
-              <w:tab/>
-            </w:r>
-            <w:r>
-              <w:rPr>
-                <w:rFonts w:ascii="TH Sarabun New" w:hAnsi="TH Sarabun New" w:cs="TH Sarabun New"/>
-                <w:sz w:val="30"/>
-                <w:szCs w:val="30"/>
-              </w:rPr>
-              <w:t>{{</w:t>
-            </w:r>
-            <w:r>
-              <w:rPr>
-                <w:rFonts w:ascii="TH Sarabun New" w:hAnsi="TH Sarabun New" w:cs="TH Sarabun New"/>
-                <w:sz w:val="30"/>
-                <w:szCs w:val="30"/>
-              </w:rPr>
-              <w:t>soc_visit_record</w:t>
-            </w:r>
-            <w:r>
-              <w:rPr>
-                <w:rFonts w:ascii="TH Sarabun New" w:hAnsi="TH Sarabun New" w:cs="TH Sarabun New"/>
-                <w:sz w:val="30"/>
-                <w:szCs w:val="30"/>
-              </w:rPr>
-              <w:t>}}</w:t>
-            </w:r>
-            <w:r>
-              <w:rPr>
-                <w:rFonts w:ascii="TH Sarabun New" w:hAnsi="TH Sarabun New" w:cs="TH Sarabun New" w:hint="cs"/>
-                <w:sz w:val="30"/>
-                <w:szCs w:val="30"/>
-                <w:cs/>
-              </w:rPr>
-              <w:t xml:space="preserve"> </w:t>
-            </w:r>
-            <w:r>
-              <w:rPr>
-                <w:rFonts w:ascii="TH Sarabun New" w:hAnsi="TH Sarabun New" w:cs="TH Sarabun New"/>
-                <w:sz w:val="30"/>
-                <w:szCs w:val="30"/>
-                <w:cs/>
-              </w:rPr>
               <w:t>มีการบันทึกเป็นเอกสารที่สามารถใช้อ้างอิงได้</w:t>
             </w:r>
           </w:p>
           <w:p>
             <w:pPr>
-              <w:jc w:val="thaiDistribute"/>
-              <w:rPr>
-                <w:rFonts w:ascii="TH Sarabun New" w:hAnsi="TH Sarabun New" w:cs="TH Sarabun New"/>
-                <w:sz w:val="30"/>
-                <w:szCs w:val="30"/>
-                <w:cs/>
-              </w:rPr>
-            </w:pPr>
-            <w:r>
-              <w:rPr>
-                <w:rFonts w:ascii="TH Sarabun New" w:hAnsi="TH Sarabun New" w:cs="TH Sarabun New"/>
-                <w:sz w:val="30"/>
-                <w:szCs w:val="30"/>
-                <w:cs/>
-              </w:rPr>
-              <w:t xml:space="preserve">     </w:t>
+              <w:ind w:left="720" w:hanging="330"/>
+              <w:jc w:val="left"/>
+              <w:rPr>
+                <w:rFonts w:ascii="TH Sarabun New" w:hAnsi="TH Sarabun New" w:cs="TH Sarabun New"/>
+                <w:sz w:val="30"/>
+                <w:szCs w:val="30"/>
+                <w:cs/>
+              </w:rPr>
+            </w:pPr>
+            <w:r>
+              <w:rPr>
+                <w:rFonts w:ascii="TH Sarabun New" w:hAnsi="TH Sarabun New" w:cs="TH Sarabun New"/>
+                <w:sz w:val="30"/>
+                <w:szCs w:val="30"/>
+                <w:cs/>
+              </w:rPr>
+              <w:t xml:space="preserve"/>
             </w:r>
             <w:r>
               <w:rPr>
@@ -11228,7 +11289,8 @@
           </w:p>
           <w:p>
             <w:pPr>
-              <w:jc w:val="thaiDistribute"/>
+              <w:ind w:left="330" w:hanging="330"/>
+              <w:jc w:val="left"/>
               <w:rPr>
                 <w:rFonts w:ascii="TH Sarabun New" w:hAnsi="TH Sarabun New" w:cs="TH Sarabun New"/>
                 <w:sz w:val="30"/>
@@ -11286,7 +11348,8 @@
           </w:p>
           <w:p>
             <w:pPr>
-              <w:jc w:val="thaiDistribute"/>
+              <w:ind w:left="330" w:hanging="330"/>
+              <w:jc w:val="left"/>
               <w:rPr>
                 <w:rFonts w:ascii="TH Sarabun New" w:hAnsi="TH Sarabun New" w:cs="TH Sarabun New"/>
                 <w:sz w:val="30"/>
@@ -11344,7 +11407,8 @@
           </w:p>
           <w:p>
             <w:pPr>
-              <w:jc w:val="thaiDistribute"/>
+              <w:ind w:left="330" w:hanging="330"/>
+              <w:jc w:val="left"/>
               <w:rPr>
                 <w:rFonts w:ascii="TH Sarabun New" w:hAnsi="TH Sarabun New" w:cs="TH Sarabun New"/>
                 <w:sz w:val="30"/>
@@ -11412,7 +11476,8 @@
           </w:p>
           <w:p>
             <w:pPr>
-              <w:jc w:val="thaiDistribute"/>
+              <w:ind w:left="330" w:hanging="330"/>
+              <w:jc w:val="left"/>
               <w:rPr>
                 <w:rFonts w:ascii="TH Sarabun New" w:hAnsi="TH Sarabun New" w:cs="TH Sarabun New"/>
                 <w:sz w:val="30"/>
@@ -11486,7 +11551,6 @@
                 <w:szCs w:val="30"/>
                 <w:cs/>
               </w:rPr>
-              <w:br/>
             </w:r>
             <w:r>
               <w:rPr>
@@ -11770,52 +11834,283 @@
           </w:p>
           <w:p>
             <w:pPr>
+              <w:ind w:left="642" w:hanging="330"/>
+              <w:jc w:val="left"/>
+              <w:rPr>
+                <w:rFonts w:ascii="TH Sarabun New" w:hAnsi="TH Sarabun New" w:cs="TH Sarabun New"/>
+                <w:sz w:val="30"/>
+                <w:szCs w:val="30"/>
+              </w:rPr>
+            </w:pPr>
+            <w:r>
+              <w:rPr>
+                <w:rFonts w:ascii="TH Sarabun New" w:hAnsi="TH Sarabun New" w:cs="TH Sarabun New"/>
+                <w:sz w:val="30"/>
+                <w:szCs w:val="30"/>
+                <w:cs/>
+              </w:rPr>
+              <w:t xml:space="preserve"/>
+            </w:r>
+            <w:r>
+              <w:rPr>
+                <w:rFonts w:ascii="TH Sarabun New" w:hAnsi="TH Sarabun New" w:cs="TH Sarabun New"/>
+                <w:sz w:val="30"/>
+                <w:szCs w:val="30"/>
+                <w:cs/>
+              </w:rPr>
+              <w:tab/>
+            </w:r>
+            <w:r>
+              <w:rPr>
+                <w:rFonts w:ascii="TH Sarabun New" w:hAnsi="TH Sarabun New" w:cs="TH Sarabun New"/>
+                <w:sz w:val="30"/>
+                <w:szCs w:val="30"/>
+              </w:rPr>
+              <w:t>{{</w:t>
+            </w:r>
+            <w:r>
+              <w:rPr>
+                <w:rFonts w:ascii="TH Sarabun New" w:hAnsi="TH Sarabun New" w:cs="TH Sarabun New"/>
+                <w:sz w:val="30"/>
+                <w:szCs w:val="30"/>
+              </w:rPr>
+              <w:t>book_pub_print</w:t>
+            </w:r>
+            <w:r>
+              <w:rPr>
+                <w:rFonts w:ascii="TH Sarabun New" w:hAnsi="TH Sarabun New" w:cs="TH Sarabun New"/>
+                <w:sz w:val="30"/>
+                <w:szCs w:val="30"/>
+              </w:rPr>
+              <w:t>}}</w:t>
+            </w:r>
+            <w:r>
+              <w:rPr>
+                <w:rFonts w:ascii="TH Sarabun New" w:hAnsi="TH Sarabun New" w:cs="TH Sarabun New" w:hint="cs"/>
+                <w:sz w:val="30"/>
+                <w:szCs w:val="30"/>
+                <w:cs/>
+              </w:rPr>
+              <w:t xml:space="preserve"> </w:t>
+            </w:r>
+            <w:r>
+              <w:rPr>
+                <w:rFonts w:ascii="TH Sarabun New" w:hAnsi="TH Sarabun New" w:cs="TH Sarabun New"/>
+                <w:sz w:val="30"/>
+                <w:szCs w:val="30"/>
+                <w:cs/>
+              </w:rPr>
+              <w:t>วิธีการพิมพ์</w:t>
+            </w:r>
+          </w:p>
+          <w:p>
+            <w:pPr>
+              <w:ind w:left="330" w:hanging="330"/>
+              <w:jc w:val="left"/>
+              <w:rPr>
+                <w:rFonts w:ascii="TH Sarabun New" w:hAnsi="TH Sarabun New" w:cs="TH Sarabun New"/>
+                <w:sz w:val="30"/>
+                <w:szCs w:val="30"/>
+              </w:rPr>
+            </w:pPr>
+            <w:r>
+              <w:rPr>
+                <w:rFonts w:ascii="TH Sarabun New" w:hAnsi="TH Sarabun New" w:cs="TH Sarabun New"/>
+                <w:sz w:val="30"/>
+                <w:szCs w:val="30"/>
+                <w:cs/>
+              </w:rPr>
+              <w:tab/>
+            </w:r>
+            <w:r>
+              <w:rPr>
+                <w:rFonts w:ascii="TH Sarabun New" w:hAnsi="TH Sarabun New" w:cs="TH Sarabun New"/>
+                <w:sz w:val="30"/>
+                <w:szCs w:val="30"/>
+              </w:rPr>
+              <w:t>{{</w:t>
+            </w:r>
+            <w:r>
+              <w:rPr>
+                <w:rFonts w:ascii="TH Sarabun New" w:hAnsi="TH Sarabun New" w:cs="TH Sarabun New"/>
+                <w:sz w:val="30"/>
+                <w:szCs w:val="30"/>
+              </w:rPr>
+              <w:t>book_pub_electronic</w:t>
+            </w:r>
+            <w:r>
+              <w:rPr>
+                <w:rFonts w:ascii="TH Sarabun New" w:hAnsi="TH Sarabun New" w:cs="TH Sarabun New"/>
+                <w:sz w:val="30"/>
+                <w:szCs w:val="30"/>
+              </w:rPr>
+              <w:t>}}</w:t>
+            </w:r>
+            <w:r>
+              <w:rPr>
+                <w:rFonts w:ascii="TH Sarabun New" w:hAnsi="TH Sarabun New" w:cs="TH Sarabun New" w:hint="cs"/>
+                <w:sz w:val="30"/>
+                <w:szCs w:val="30"/>
+                <w:cs/>
+              </w:rPr>
+              <w:t xml:space="preserve"> </w:t>
+            </w:r>
+            <w:r>
+              <w:rPr>
+                <w:rFonts w:ascii="TH Sarabun New" w:hAnsi="TH Sarabun New" w:cs="TH Sarabun New"/>
+                <w:sz w:val="30"/>
+                <w:szCs w:val="30"/>
+                <w:cs/>
+              </w:rPr>
+              <w:t>สื่ออิเล็กทรอนิกส์อื่น</w:t>
+            </w:r>
+            <w:r>
+              <w:rPr>
+                <w:rFonts w:ascii="TH Sarabun New" w:hAnsi="TH Sarabun New" w:cs="TH Sarabun New"/>
+                <w:sz w:val="30"/>
+                <w:szCs w:val="30"/>
+              </w:rPr>
+              <w:t xml:space="preserve"> </w:t>
+            </w:r>
+            <w:r>
+              <w:rPr>
+                <w:rFonts w:ascii="TH Sarabun New" w:hAnsi="TH Sarabun New" w:cs="TH Sarabun New"/>
+                <w:sz w:val="30"/>
+                <w:szCs w:val="30"/>
+                <w:cs/>
+              </w:rPr>
+              <w:t>ๆ</w:t>
+            </w:r>
+          </w:p>
+          <w:p>
+            <w:pPr>
+              <w:ind w:left="330" w:hanging="330"/>
+              <w:jc w:val="left"/>
+              <w:rPr>
+                <w:rFonts w:ascii="TH Sarabun New" w:hAnsi="TH Sarabun New" w:cs="TH Sarabun New"/>
+                <w:sz w:val="30"/>
+                <w:szCs w:val="30"/>
+                <w:cs/>
+              </w:rPr>
+            </w:pPr>
+            <w:r>
+              <w:rPr>
+                <w:rFonts w:ascii="TH Sarabun New" w:hAnsi="TH Sarabun New" w:cs="TH Sarabun New"/>
+                <w:sz w:val="30"/>
+                <w:szCs w:val="30"/>
+                <w:cs/>
+              </w:rPr>
+              <w:tab/>
+            </w:r>
+            <w:r>
+              <w:rPr>
+                <w:rFonts w:ascii="TH Sarabun New" w:hAnsi="TH Sarabun New" w:cs="TH Sarabun New"/>
+                <w:sz w:val="30"/>
+                <w:szCs w:val="30"/>
+              </w:rPr>
+              <w:t>{{</w:t>
+            </w:r>
+            <w:r>
+              <w:rPr>
+                <w:rFonts w:ascii="TH Sarabun New" w:hAnsi="TH Sarabun New" w:cs="TH Sarabun New"/>
+                <w:sz w:val="30"/>
+                <w:szCs w:val="30"/>
+              </w:rPr>
+              <w:t>book_pub_ebook</w:t>
+            </w:r>
+            <w:r>
+              <w:rPr>
+                <w:rFonts w:ascii="TH Sarabun New" w:hAnsi="TH Sarabun New" w:cs="TH Sarabun New"/>
+                <w:sz w:val="30"/>
+                <w:szCs w:val="30"/>
+              </w:rPr>
+              <w:t>}}</w:t>
+            </w:r>
+            <w:r>
+              <w:rPr>
+                <w:rFonts w:ascii="TH Sarabun New" w:hAnsi="TH Sarabun New" w:cs="TH Sarabun New" w:hint="cs"/>
+                <w:sz w:val="30"/>
+                <w:szCs w:val="30"/>
+                <w:cs/>
+              </w:rPr>
+              <w:t xml:space="preserve"> </w:t>
+            </w:r>
+            <w:r>
+              <w:rPr>
+                <w:rFonts w:ascii="TH Sarabun New" w:hAnsi="TH Sarabun New" w:cs="TH Sarabun New"/>
+                <w:sz w:val="30"/>
+                <w:szCs w:val="30"/>
+              </w:rPr>
+              <w:t xml:space="preserve">e-book </w:t>
+            </w:r>
+            <w:r>
+              <w:rPr>
+                <w:rFonts w:ascii="TH Sarabun New" w:hAnsi="TH Sarabun New" w:cs="TH Sarabun New"/>
+                <w:sz w:val="30"/>
+                <w:szCs w:val="30"/>
+                <w:cs/>
+              </w:rPr>
+              <w:t>โดยสำนักพิมพ์ที่เป็นที่ยอมรับ</w:t>
+            </w:r>
+          </w:p>
+          <w:p>
+            <w:pPr>
               <w:jc w:val="thaiDistribute"/>
               <w:rPr>
                 <w:rFonts w:ascii="TH Sarabun New" w:hAnsi="TH Sarabun New" w:cs="TH Sarabun New"/>
                 <w:sz w:val="30"/>
                 <w:szCs w:val="30"/>
-              </w:rPr>
-            </w:pPr>
-            <w:r>
-              <w:rPr>
-                <w:rFonts w:ascii="TH Sarabun New" w:hAnsi="TH Sarabun New" w:cs="TH Sarabun New"/>
-                <w:sz w:val="30"/>
-                <w:szCs w:val="30"/>
-                <w:cs/>
-              </w:rPr>
-              <w:t xml:space="preserve">    </w:t>
-            </w:r>
-            <w:r>
-              <w:rPr>
-                <w:rFonts w:ascii="TH Sarabun New" w:hAnsi="TH Sarabun New" w:cs="TH Sarabun New"/>
-                <w:sz w:val="30"/>
-                <w:szCs w:val="30"/>
-                <w:cs/>
-              </w:rPr>
-              <w:tab/>
-            </w:r>
-            <w:r>
-              <w:rPr>
-                <w:rFonts w:ascii="TH Sarabun New" w:hAnsi="TH Sarabun New" w:cs="TH Sarabun New"/>
-                <w:sz w:val="30"/>
-                <w:szCs w:val="30"/>
+                <w:u w:val="single"/>
+              </w:rPr>
+            </w:pPr>
+            <w:r>
+              <w:rPr>
+                <w:rFonts w:ascii="TH Sarabun New" w:hAnsi="TH Sarabun New" w:cs="TH Sarabun New"/>
+                <w:sz w:val="30"/>
+                <w:szCs w:val="30"/>
+                <w:u w:val="single"/>
+                <w:cs/>
+              </w:rPr>
+              <w:t>หลักฐานที่ต้องมี</w:t>
+            </w:r>
+          </w:p>
+          <w:p>
+            <w:pPr>
+              <w:ind w:left="720" w:hanging="330"/>
+              <w:jc w:val="left"/>
+              <w:rPr>
+                <w:rFonts w:ascii="TH Sarabun New" w:hAnsi="TH Sarabun New" w:cs="TH Sarabun New"/>
+                <w:sz w:val="30"/>
+                <w:szCs w:val="30"/>
+              </w:rPr>
+            </w:pPr>
+            <w:r>
+              <w:rPr>
+                <w:rFonts w:ascii="TH Sarabun New" w:hAnsi="TH Sarabun New" w:cs="TH Sarabun New"/>
+                <w:sz w:val="30"/>
+                <w:szCs w:val="30"/>
+                <w:cs/>
+              </w:rPr>
+              <w:t xml:space="preserve"/>
+            </w:r>
+            <w:r>
+              <w:rPr>
+                <w:rFonts w:ascii="TH Sarabun New" w:hAnsi="TH Sarabun New" w:cs="TH Sarabun New"/>
+                <w:sz w:val="28"/>
               </w:rPr>
               <w:t>{{</w:t>
             </w:r>
             <w:r>
               <w:rPr>
                 <w:rFonts w:ascii="TH Sarabun New" w:hAnsi="TH Sarabun New" w:cs="TH Sarabun New"/>
-                <w:sz w:val="30"/>
-                <w:szCs w:val="30"/>
-              </w:rPr>
-              <w:t>book_pub_print</w:t>
-            </w:r>
-            <w:r>
-              <w:rPr>
-                <w:rFonts w:ascii="TH Sarabun New" w:hAnsi="TH Sarabun New" w:cs="TH Sarabun New"/>
-                <w:sz w:val="30"/>
-                <w:szCs w:val="30"/>
+                <w:sz w:val="28"/>
+              </w:rPr>
+              <w:t>book_eval_letter</w:t>
+            </w:r>
+            <w:r>
+              <w:rPr>
+                <w:rFonts w:ascii="TH Sarabun New" w:hAnsi="TH Sarabun New" w:cs="TH Sarabun New"/>
+                <w:sz w:val="28"/>
               </w:rPr>
               <w:t>}}</w:t>
             </w:r>
@@ -11835,48 +12130,47 @@
                 <w:szCs w:val="30"/>
                 <w:cs/>
               </w:rPr>
-              <w:t>วิธีการพิมพ์</w:t>
-            </w:r>
-          </w:p>
-          <w:p>
-            <w:pPr>
-              <w:jc w:val="thaiDistribute"/>
-              <w:rPr>
-                <w:rFonts w:ascii="TH Sarabun New" w:hAnsi="TH Sarabun New" w:cs="TH Sarabun New"/>
-                <w:sz w:val="30"/>
-                <w:szCs w:val="30"/>
-              </w:rPr>
-            </w:pPr>
-            <w:r>
-              <w:rPr>
-                <w:rFonts w:ascii="TH Sarabun New" w:hAnsi="TH Sarabun New" w:cs="TH Sarabun New"/>
-                <w:sz w:val="30"/>
-                <w:szCs w:val="30"/>
-                <w:cs/>
-              </w:rPr>
-              <w:tab/>
-            </w:r>
-            <w:r>
-              <w:rPr>
-                <w:rFonts w:ascii="TH Sarabun New" w:hAnsi="TH Sarabun New" w:cs="TH Sarabun New"/>
-                <w:sz w:val="30"/>
-                <w:szCs w:val="30"/>
+              <w:t>หนังสือการประเมินคุณภาพโดยผู้ทรงคุณวุฒิ</w:t>
+            </w:r>
+          </w:p>
+          <w:p>
+            <w:pPr>
+              <w:ind w:left="720" w:hanging="330"/>
+              <w:jc w:val="left"/>
+              <w:rPr>
+                <w:rFonts w:ascii="TH Sarabun New" w:hAnsi="TH Sarabun New" w:cs="TH Sarabun New"/>
+                <w:sz w:val="30"/>
+                <w:szCs w:val="30"/>
+                <w:cs/>
+              </w:rPr>
+            </w:pPr>
+            <w:r>
+              <w:rPr>
+                <w:rFonts w:ascii="TH Sarabun New" w:hAnsi="TH Sarabun New" w:cs="TH Sarabun New"/>
+                <w:sz w:val="30"/>
+                <w:szCs w:val="30"/>
+                <w:cs/>
+              </w:rPr>
+              <w:t xml:space="preserve"/>
+            </w:r>
+            <w:r>
+              <w:rPr>
+                <w:rFonts w:ascii="TH Sarabun New" w:hAnsi="TH Sarabun New" w:cs="TH Sarabun New"/>
+                <w:sz w:val="28"/>
               </w:rPr>
               <w:t>{{</w:t>
             </w:r>
             <w:r>
               <w:rPr>
                 <w:rFonts w:ascii="TH Sarabun New" w:hAnsi="TH Sarabun New" w:cs="TH Sarabun New"/>
-                <w:sz w:val="30"/>
-                <w:szCs w:val="30"/>
-              </w:rPr>
-              <w:t>book_pub_electronic</w:t>
-            </w:r>
-            <w:r>
-              <w:rPr>
-                <w:rFonts w:ascii="TH Sarabun New" w:hAnsi="TH Sarabun New" w:cs="TH Sarabun New"/>
-                <w:sz w:val="30"/>
-                <w:szCs w:val="30"/>
+                <w:sz w:val="28"/>
+              </w:rPr>
+              <w:t>book_wide_dist_letter</w:t>
+            </w:r>
+            <w:r>
+              <w:rPr>
+                <w:rFonts w:ascii="TH Sarabun New" w:hAnsi="TH Sarabun New" w:cs="TH Sarabun New"/>
+                <w:sz w:val="28"/>
               </w:rPr>
               <w:t>}}</w:t>
             </w:r>
@@ -11896,231 +12190,6 @@
                 <w:szCs w:val="30"/>
                 <w:cs/>
               </w:rPr>
-              <w:t>สื่ออิเล็กทรอนิกส์อื่น</w:t>
-            </w:r>
-            <w:r>
-              <w:rPr>
-                <w:rFonts w:ascii="TH Sarabun New" w:hAnsi="TH Sarabun New" w:cs="TH Sarabun New"/>
-                <w:sz w:val="30"/>
-                <w:szCs w:val="30"/>
-              </w:rPr>
-              <w:t xml:space="preserve"> </w:t>
-            </w:r>
-            <w:r>
-              <w:rPr>
-                <w:rFonts w:ascii="TH Sarabun New" w:hAnsi="TH Sarabun New" w:cs="TH Sarabun New"/>
-                <w:sz w:val="30"/>
-                <w:szCs w:val="30"/>
-                <w:cs/>
-              </w:rPr>
-              <w:t>ๆ</w:t>
-            </w:r>
-          </w:p>
-          <w:p>
-            <w:pPr>
-              <w:jc w:val="thaiDistribute"/>
-              <w:rPr>
-                <w:rFonts w:ascii="TH Sarabun New" w:hAnsi="TH Sarabun New" w:cs="TH Sarabun New"/>
-                <w:sz w:val="30"/>
-                <w:szCs w:val="30"/>
-                <w:cs/>
-              </w:rPr>
-            </w:pPr>
-            <w:r>
-              <w:rPr>
-                <w:rFonts w:ascii="TH Sarabun New" w:hAnsi="TH Sarabun New" w:cs="TH Sarabun New"/>
-                <w:sz w:val="30"/>
-                <w:szCs w:val="30"/>
-                <w:cs/>
-              </w:rPr>
-              <w:tab/>
-            </w:r>
-            <w:r>
-              <w:rPr>
-                <w:rFonts w:ascii="TH Sarabun New" w:hAnsi="TH Sarabun New" w:cs="TH Sarabun New"/>
-                <w:sz w:val="30"/>
-                <w:szCs w:val="30"/>
-              </w:rPr>
-              <w:t>{{</w:t>
-            </w:r>
-            <w:r>
-              <w:rPr>
-                <w:rFonts w:ascii="TH Sarabun New" w:hAnsi="TH Sarabun New" w:cs="TH Sarabun New"/>
-                <w:sz w:val="30"/>
-                <w:szCs w:val="30"/>
-              </w:rPr>
-              <w:t>book_pub_ebook</w:t>
-            </w:r>
-            <w:r>
-              <w:rPr>
-                <w:rFonts w:ascii="TH Sarabun New" w:hAnsi="TH Sarabun New" w:cs="TH Sarabun New"/>
-                <w:sz w:val="30"/>
-                <w:szCs w:val="30"/>
-              </w:rPr>
-              <w:t>}}</w:t>
-            </w:r>
-            <w:r>
-              <w:rPr>
-                <w:rFonts w:ascii="TH Sarabun New" w:hAnsi="TH Sarabun New" w:cs="TH Sarabun New" w:hint="cs"/>
-                <w:sz w:val="30"/>
-                <w:szCs w:val="30"/>
-                <w:cs/>
-              </w:rPr>
-              <w:t xml:space="preserve"> </w:t>
-            </w:r>
-            <w:r>
-              <w:rPr>
-                <w:rFonts w:ascii="TH Sarabun New" w:hAnsi="TH Sarabun New" w:cs="TH Sarabun New"/>
-                <w:sz w:val="30"/>
-                <w:szCs w:val="30"/>
-              </w:rPr>
-              <w:t xml:space="preserve">e-book </w:t>
-            </w:r>
-            <w:r>
-              <w:rPr>
-                <w:rFonts w:ascii="TH Sarabun New" w:hAnsi="TH Sarabun New" w:cs="TH Sarabun New"/>
-                <w:sz w:val="30"/>
-                <w:szCs w:val="30"/>
-                <w:cs/>
-              </w:rPr>
-              <w:t>โดยสำนักพิมพ์ที่เป็นที่ยอมรับ</w:t>
-            </w:r>
-          </w:p>
-          <w:p>
-            <w:pPr>
-              <w:jc w:val="thaiDistribute"/>
-              <w:rPr>
-                <w:rFonts w:ascii="TH Sarabun New" w:hAnsi="TH Sarabun New" w:cs="TH Sarabun New"/>
-                <w:sz w:val="30"/>
-                <w:szCs w:val="30"/>
-                <w:u w:val="single"/>
-              </w:rPr>
-            </w:pPr>
-            <w:r>
-              <w:rPr>
-                <w:rFonts w:ascii="TH Sarabun New" w:hAnsi="TH Sarabun New" w:cs="TH Sarabun New"/>
-                <w:sz w:val="30"/>
-                <w:szCs w:val="30"/>
-                <w:u w:val="single"/>
-                <w:cs/>
-              </w:rPr>
-              <w:t>หลักฐานที่ต้องมี</w:t>
-            </w:r>
-          </w:p>
-          <w:p>
-            <w:pPr>
-              <w:jc w:val="thaiDistribute"/>
-              <w:rPr>
-                <w:rFonts w:ascii="TH Sarabun New" w:hAnsi="TH Sarabun New" w:cs="TH Sarabun New"/>
-                <w:sz w:val="30"/>
-                <w:szCs w:val="30"/>
-              </w:rPr>
-            </w:pPr>
-            <w:r>
-              <w:rPr>
-                <w:rFonts w:ascii="TH Sarabun New" w:hAnsi="TH Sarabun New" w:cs="TH Sarabun New"/>
-                <w:sz w:val="30"/>
-                <w:szCs w:val="30"/>
-                <w:cs/>
-              </w:rPr>
-              <w:t xml:space="preserve">     </w:t>
-            </w:r>
-            <w:r>
-              <w:rPr>
-                <w:rFonts w:ascii="TH Sarabun New" w:hAnsi="TH Sarabun New" w:cs="TH Sarabun New"/>
-                <w:sz w:val="28"/>
-              </w:rPr>
-              <w:t>{{</w:t>
-            </w:r>
-            <w:r>
-              <w:rPr>
-                <w:rFonts w:ascii="TH Sarabun New" w:hAnsi="TH Sarabun New" w:cs="TH Sarabun New"/>
-                <w:sz w:val="28"/>
-              </w:rPr>
-              <w:t>book_eval_letter</w:t>
-            </w:r>
-            <w:r>
-              <w:rPr>
-                <w:rFonts w:ascii="TH Sarabun New" w:hAnsi="TH Sarabun New" w:cs="TH Sarabun New"/>
-                <w:sz w:val="28"/>
-              </w:rPr>
-              <w:t>}}</w:t>
-            </w:r>
-            <w:r>
-              <w:rPr>
-                <w:rFonts w:ascii="TH Sarabun New" w:hAnsi="TH Sarabun New" w:cs="TH Sarabun New" w:hint="cs"/>
-                <w:sz w:val="30"/>
-                <w:szCs w:val="30"/>
-                <w:cs/>
-              </w:rPr>
-              <w:t xml:space="preserve"> </w:t>
-            </w:r>
-            <w:r>
-              <w:rPr>
-                <w:rFonts w:ascii="TH Sarabun New" w:hAnsi="TH Sarabun New" w:cs="TH Sarabun New"/>
-                <w:sz w:val="30"/>
-                <w:szCs w:val="30"/>
-                <w:cs/>
-              </w:rPr>
-              <w:t>หนังสือการประเมินคุณภาพโดยผู้ทรงคุณวุฒิ</w:t>
-            </w:r>
-          </w:p>
-          <w:p>
-            <w:pPr>
-              <w:jc w:val="thaiDistribute"/>
-              <w:rPr>
-                <w:rFonts w:ascii="TH Sarabun New" w:hAnsi="TH Sarabun New" w:cs="TH Sarabun New"/>
-                <w:sz w:val="30"/>
-                <w:szCs w:val="30"/>
-                <w:cs/>
-              </w:rPr>
-            </w:pPr>
-            <w:r>
-              <w:rPr>
-                <w:rFonts w:ascii="TH Sarabun New" w:hAnsi="TH Sarabun New" w:cs="TH Sarabun New"/>
-                <w:sz w:val="30"/>
-                <w:szCs w:val="30"/>
-                <w:cs/>
-              </w:rPr>
-              <w:t xml:space="preserve">     </w:t>
-            </w:r>
-            <w:r>
-              <w:rPr>
-                <w:rFonts w:ascii="TH Sarabun New" w:hAnsi="TH Sarabun New" w:cs="TH Sarabun New"/>
-                <w:sz w:val="28"/>
-              </w:rPr>
-              <w:t>{{</w:t>
-            </w:r>
-            <w:r>
-              <w:rPr>
-                <w:rFonts w:ascii="TH Sarabun New" w:hAnsi="TH Sarabun New" w:cs="TH Sarabun New"/>
-                <w:sz w:val="28"/>
-              </w:rPr>
-              <w:t>book_wide_dist_letter</w:t>
-            </w:r>
-            <w:r>
-              <w:rPr>
-                <w:rFonts w:ascii="TH Sarabun New" w:hAnsi="TH Sarabun New" w:cs="TH Sarabun New"/>
-                <w:sz w:val="28"/>
-              </w:rPr>
-              <w:t>}}</w:t>
-            </w:r>
-            <w:r>
-              <w:rPr>
-                <w:rFonts w:ascii="TH Sarabun New" w:hAnsi="TH Sarabun New" w:cs="TH Sarabun New" w:hint="cs"/>
-                <w:sz w:val="30"/>
-                <w:szCs w:val="30"/>
-                <w:cs/>
-              </w:rPr>
-              <w:t xml:space="preserve"> </w:t>
-            </w:r>
-            <w:r>
-              <w:rPr>
-                <w:rFonts w:ascii="TH Sarabun New" w:hAnsi="TH Sarabun New" w:cs="TH Sarabun New"/>
-                <w:sz w:val="30"/>
-                <w:szCs w:val="30"/>
-                <w:cs/>
-              </w:rPr>
               <w:t>หนังสือรับรองว่าได้เผยแพร่ไปยังวงวิชาการและ</w:t>
             </w:r>
             <w:r>
@@ -12130,8 +12199,7 @@
                 <w:szCs w:val="30"/>
                 <w:cs/>
               </w:rPr>
-              <w:br/>
-              <w:t xml:space="preserve">     วิชาชีพในสาขาที่ขออย่างกว้างขวาง</w:t>
+              <w:t xml:space="preserve">วิชาชีพในสาขาที่ขออย่างกว้างขวาง</w:t>
             </w:r>
             <w:r>
               <w:rPr>
@@ -12387,7 +12455,8 @@
           </w:p>
           <w:p>
             <w:pPr>
-              <w:jc w:val="thaiDistribute"/>
+              <w:ind w:left="330" w:hanging="330"/>
+              <w:jc w:val="left"/>
               <w:rPr>
                 <w:rFonts w:ascii="TH Sarabun New" w:hAnsi="TH Sarabun New" w:cs="TH Sarabun New"/>
                 <w:sz w:val="30"/>
@@ -12445,7 +12514,8 @@
           </w:p>
           <w:p>
             <w:pPr>
-              <w:jc w:val="thaiDistribute"/>
+              <w:ind w:left="330" w:hanging="330"/>
+              <w:jc w:val="left"/>
               <w:rPr>
                 <w:rFonts w:ascii="TH Sarabun New" w:hAnsi="TH Sarabun New" w:cs="TH Sarabun New"/>
                 <w:sz w:val="30"/>
@@ -12503,7 +12573,8 @@
           </w:p>
           <w:p>
             <w:pPr>
-              <w:jc w:val="thaiDistribute"/>
+              <w:ind w:left="330" w:hanging="330"/>
+              <w:jc w:val="left"/>
               <w:rPr>
                 <w:rFonts w:ascii="TH Sarabun New" w:hAnsi="TH Sarabun New" w:cs="TH Sarabun New"/>
                 <w:sz w:val="30"/>
@@ -12562,7 +12633,8 @@
           </w:p>
           <w:p>
             <w:pPr>
-              <w:jc w:val="thaiDistribute"/>
+              <w:ind w:left="330" w:hanging="330"/>
+              <w:jc w:val="left"/>
               <w:rPr>
                 <w:rFonts w:ascii="TH Sarabun New" w:hAnsi="TH Sarabun New" w:cs="TH Sarabun New"/>
                 <w:sz w:val="30"/>
@@ -12705,137 +12777,138 @@
           </w:p>
           <w:p>
             <w:pPr>
+              <w:ind w:left="720" w:hanging="330"/>
+              <w:jc w:val="left"/>
+              <w:rPr>
+                <w:rFonts w:ascii="TH Sarabun New" w:hAnsi="TH Sarabun New" w:cs="TH Sarabun New"/>
+                <w:sz w:val="30"/>
+                <w:szCs w:val="30"/>
+              </w:rPr>
+            </w:pPr>
+            <w:r>
+              <w:rPr>
+                <w:rFonts w:ascii="TH Sarabun New" w:hAnsi="TH Sarabun New" w:cs="TH Sarabun New"/>
+                <w:sz w:val="30"/>
+                <w:szCs w:val="30"/>
+                <w:cs/>
+              </w:rPr>
+              <w:t xml:space="preserve"/>
+            </w:r>
+            <w:r>
+              <w:rPr>
+                <w:rFonts w:ascii="TH Sarabun New" w:hAnsi="TH Sarabun New" w:cs="TH Sarabun New"/>
+                <w:sz w:val="28"/>
+              </w:rPr>
+              <w:t>{{</w:t>
+            </w:r>
+            <w:r>
+              <w:rPr>
+                <w:rFonts w:ascii="TH Sarabun New" w:hAnsi="TH Sarabun New" w:cs="TH Sarabun New"/>
+                <w:sz w:val="28"/>
+              </w:rPr>
+              <w:t>article_pub_journal</w:t>
+            </w:r>
+            <w:r>
+              <w:rPr>
+                <w:rFonts w:ascii="TH Sarabun New" w:hAnsi="TH Sarabun New" w:cs="TH Sarabun New"/>
+                <w:sz w:val="28"/>
+              </w:rPr>
+              <w:t>}}</w:t>
+            </w:r>
+            <w:r>
+              <w:rPr>
+                <w:rFonts w:ascii="TH Sarabun New" w:hAnsi="TH Sarabun New" w:cs="TH Sarabun New" w:hint="cs"/>
+                <w:sz w:val="30"/>
+                <w:szCs w:val="30"/>
+                <w:cs/>
+              </w:rPr>
+              <w:t xml:space="preserve"> </w:t>
+            </w:r>
+            <w:r>
+              <w:rPr>
+                <w:rFonts w:ascii="TH Sarabun New" w:hAnsi="TH Sarabun New" w:cs="TH Sarabun New"/>
+                <w:sz w:val="30"/>
+                <w:szCs w:val="30"/>
+                <w:cs/>
+              </w:rPr>
+              <w:t>ในวารสารทางวิชาการ</w:t>
+            </w:r>
+          </w:p>
+          <w:p>
+            <w:pPr>
+              <w:ind w:left="720" w:hanging="330"/>
+              <w:jc w:val="left"/>
+              <w:rPr>
+                <w:rFonts w:ascii="TH Sarabun New" w:hAnsi="TH Sarabun New" w:cs="TH Sarabun New"/>
+                <w:sz w:val="30"/>
+                <w:szCs w:val="30"/>
+              </w:rPr>
+            </w:pPr>
+            <w:r>
+              <w:rPr>
+                <w:rFonts w:ascii="TH Sarabun New" w:hAnsi="TH Sarabun New" w:cs="TH Sarabun New"/>
+                <w:sz w:val="30"/>
+                <w:szCs w:val="30"/>
+                <w:cs/>
+              </w:rPr>
+              <w:t xml:space="preserve"/>
+            </w:r>
+            <w:r>
+              <w:rPr>
+                <w:rFonts w:ascii="TH Sarabun New" w:hAnsi="TH Sarabun New" w:cs="TH Sarabun New"/>
+                <w:sz w:val="28"/>
+              </w:rPr>
+              <w:t>{{</w:t>
+            </w:r>
+            <w:r>
+              <w:rPr>
+                <w:rFonts w:ascii="TH Sarabun New" w:hAnsi="TH Sarabun New" w:cs="TH Sarabun New"/>
+                <w:sz w:val="28"/>
+              </w:rPr>
+              <w:t>article_pub_book</w:t>
+            </w:r>
+            <w:r>
+              <w:rPr>
+                <w:rFonts w:ascii="TH Sarabun New" w:hAnsi="TH Sarabun New" w:cs="TH Sarabun New"/>
+                <w:sz w:val="28"/>
+              </w:rPr>
+              <w:t>}}</w:t>
+            </w:r>
+            <w:r>
+              <w:rPr>
+                <w:rFonts w:ascii="TH Sarabun New" w:hAnsi="TH Sarabun New" w:cs="TH Sarabun New" w:hint="cs"/>
+                <w:sz w:val="30"/>
+                <w:szCs w:val="30"/>
+                <w:cs/>
+              </w:rPr>
+              <w:t xml:space="preserve"> </w:t>
+            </w:r>
+            <w:r>
+              <w:rPr>
+                <w:rFonts w:ascii="TH Sarabun New" w:hAnsi="TH Sarabun New" w:cs="TH Sarabun New"/>
+                <w:sz w:val="30"/>
+                <w:szCs w:val="30"/>
+                <w:cs/>
+              </w:rPr>
+              <w:t>หนังสือรวมบทความที่มีบรรณาธิการประเมินและ</w:t>
+            </w:r>
+            <w:r>
+              <w:rPr>
+                <w:rFonts w:ascii="TH Sarabun New" w:hAnsi="TH Sarabun New" w:cs="TH Sarabun New"/>
+                <w:sz w:val="30"/>
+                <w:szCs w:val="30"/>
+                <w:cs/>
+              </w:rPr>
+              <w:t xml:space="preserve">ตรวจสอบคุณภาพ</w:t>
+            </w:r>
+          </w:p>
+          <w:p>
+            <w:pPr>
               <w:jc w:val="thaiDistribute"/>
               <w:rPr>
                 <w:rFonts w:ascii="TH Sarabun New" w:hAnsi="TH Sarabun New" w:cs="TH Sarabun New"/>
                 <w:sz w:val="30"/>
                 <w:szCs w:val="30"/>
-              </w:rPr>
-            </w:pPr>
-            <w:r>
-              <w:rPr>
-                <w:rFonts w:ascii="TH Sarabun New" w:hAnsi="TH Sarabun New" w:cs="TH Sarabun New"/>
-                <w:sz w:val="30"/>
-                <w:szCs w:val="30"/>
-                <w:cs/>
-              </w:rPr>
-              <w:t xml:space="preserve">     </w:t>
-            </w:r>
-            <w:r>
-              <w:rPr>
-                <w:rFonts w:ascii="TH Sarabun New" w:hAnsi="TH Sarabun New" w:cs="TH Sarabun New"/>
-                <w:sz w:val="28"/>
-              </w:rPr>
-              <w:t>{{</w:t>
-            </w:r>
-            <w:r>
-              <w:rPr>
-                <w:rFonts w:ascii="TH Sarabun New" w:hAnsi="TH Sarabun New" w:cs="TH Sarabun New"/>
-                <w:sz w:val="28"/>
-              </w:rPr>
-              <w:t>article_pub_journal</w:t>
-            </w:r>
-            <w:r>
-              <w:rPr>
-                <w:rFonts w:ascii="TH Sarabun New" w:hAnsi="TH Sarabun New" w:cs="TH Sarabun New"/>
-                <w:sz w:val="28"/>
-              </w:rPr>
-              <w:t>}}</w:t>
-            </w:r>
-            <w:r>
-              <w:rPr>
-                <w:rFonts w:ascii="TH Sarabun New" w:hAnsi="TH Sarabun New" w:cs="TH Sarabun New" w:hint="cs"/>
-                <w:sz w:val="30"/>
-                <w:szCs w:val="30"/>
-                <w:cs/>
-              </w:rPr>
-              <w:t xml:space="preserve"> </w:t>
-            </w:r>
-            <w:r>
-              <w:rPr>
-                <w:rFonts w:ascii="TH Sarabun New" w:hAnsi="TH Sarabun New" w:cs="TH Sarabun New"/>
-                <w:sz w:val="30"/>
-                <w:szCs w:val="30"/>
-                <w:cs/>
-              </w:rPr>
-              <w:t>ในวารสารทางวิชาการ</w:t>
-            </w:r>
-          </w:p>
-          <w:p>
-            <w:pPr>
-              <w:jc w:val="thaiDistribute"/>
-              <w:rPr>
-                <w:rFonts w:ascii="TH Sarabun New" w:hAnsi="TH Sarabun New" w:cs="TH Sarabun New"/>
-                <w:sz w:val="30"/>
-                <w:szCs w:val="30"/>
-              </w:rPr>
-            </w:pPr>
-            <w:r>
-              <w:rPr>
-                <w:rFonts w:ascii="TH Sarabun New" w:hAnsi="TH Sarabun New" w:cs="TH Sarabun New"/>
-                <w:sz w:val="30"/>
-                <w:szCs w:val="30"/>
-                <w:cs/>
-              </w:rPr>
-              <w:t xml:space="preserve">     </w:t>
-            </w:r>
-            <w:r>
-              <w:rPr>
-                <w:rFonts w:ascii="TH Sarabun New" w:hAnsi="TH Sarabun New" w:cs="TH Sarabun New"/>
-                <w:sz w:val="28"/>
-              </w:rPr>
-              <w:t>{{</w:t>
-            </w:r>
-            <w:r>
-              <w:rPr>
-                <w:rFonts w:ascii="TH Sarabun New" w:hAnsi="TH Sarabun New" w:cs="TH Sarabun New"/>
-                <w:sz w:val="28"/>
-              </w:rPr>
-              <w:t>article_pub_book</w:t>
-            </w:r>
-            <w:r>
-              <w:rPr>
-                <w:rFonts w:ascii="TH Sarabun New" w:hAnsi="TH Sarabun New" w:cs="TH Sarabun New"/>
-                <w:sz w:val="28"/>
-              </w:rPr>
-              <w:t>}}</w:t>
-            </w:r>
-            <w:r>
-              <w:rPr>
-                <w:rFonts w:ascii="TH Sarabun New" w:hAnsi="TH Sarabun New" w:cs="TH Sarabun New" w:hint="cs"/>
-                <w:sz w:val="30"/>
-                <w:szCs w:val="30"/>
-                <w:cs/>
-              </w:rPr>
-              <w:t xml:space="preserve"> </w:t>
-            </w:r>
-            <w:r>
-              <w:rPr>
-                <w:rFonts w:ascii="TH Sarabun New" w:hAnsi="TH Sarabun New" w:cs="TH Sarabun New"/>
-                <w:sz w:val="30"/>
-                <w:szCs w:val="30"/>
-                <w:cs/>
-              </w:rPr>
-              <w:t>หนังสือรวมบทความที่มีบรรณาธิการประเมินและ</w:t>
-            </w:r>
-            <w:r>
-              <w:rPr>
-                <w:rFonts w:ascii="TH Sarabun New" w:hAnsi="TH Sarabun New" w:cs="TH Sarabun New"/>
-                <w:sz w:val="30"/>
-                <w:szCs w:val="30"/>
-                <w:cs/>
-              </w:rPr>
-              <w:br/>
-              <w:t xml:space="preserve">     ตรวจสอบคุณภาพ</w:t>
-            </w:r>
-          </w:p>
-          <w:p>
-            <w:pPr>
-              <w:jc w:val="thaiDistribute"/>
-              <w:rPr>
-                <w:rFonts w:ascii="TH Sarabun New" w:hAnsi="TH Sarabun New" w:cs="TH Sarabun New"/>
-                <w:sz w:val="30"/>
-                <w:szCs w:val="30"/>
                 <w:u w:val="single"/>
               </w:rPr>
             </w:pPr>
@@ -12852,22 +12925,23 @@
           </w:p>
           <w:p>
             <w:pPr>
-              <w:jc w:val="thaiDistribute"/>
-              <w:rPr>
-                <w:rFonts w:ascii="TH Sarabun New" w:hAnsi="TH Sarabun New" w:cs="TH Sarabun New"/>
-                <w:sz w:val="30"/>
-                <w:szCs w:val="30"/>
-                <w:cs/>
-              </w:rPr>
-            </w:pPr>
-            <w:r>
-              <w:rPr>
-                <w:rFonts w:ascii="TH Sarabun New" w:hAnsi="TH Sarabun New" w:cs="TH Sarabun New"/>
-                <w:sz w:val="30"/>
-                <w:szCs w:val="30"/>
-                <w:cs/>
-              </w:rPr>
-              <w:t xml:space="preserve">     </w:t>
+              <w:ind w:left="720" w:hanging="330"/>
+              <w:jc w:val="left"/>
+              <w:rPr>
+                <w:rFonts w:ascii="TH Sarabun New" w:hAnsi="TH Sarabun New" w:cs="TH Sarabun New"/>
+                <w:sz w:val="30"/>
+                <w:szCs w:val="30"/>
+                <w:cs/>
+              </w:rPr>
+            </w:pPr>
+            <w:r>
+              <w:rPr>
+                <w:rFonts w:ascii="TH Sarabun New" w:hAnsi="TH Sarabun New" w:cs="TH Sarabun New"/>
+                <w:sz w:val="30"/>
+                <w:szCs w:val="30"/>
+                <w:cs/>
+              </w:rPr>
+              <w:t xml:space="preserve"/>
             </w:r>
             <w:r>
               <w:rPr>

--- a/HRCP-KKU-Academic/src/main/resources/templates/docx/Phase2/p2doc_7.docx
+++ b/HRCP-KKU-Academic/src/main/resources/templates/docx/Phase2/p2doc_7.docx
@@ -4210,26 +4210,16 @@
                 <w:szCs w:val="30"/>
                 <w:cs/>
               </w:rPr>
-              <w:t>อรับรองว่าผลงานที่ส่งมามีเนื้อหา</w:t>
-            </w:r>
-          </w:p>
-          <w:p>
-            <w:pPr>
-              <w:rPr>
-                <w:rFonts w:ascii="TH Sarabun New" w:hAnsi="TH Sarabun New" w:cs="TH Sarabun New"/>
-                <w:sz w:val="30"/>
-                <w:szCs w:val="30"/>
-                <w:cs/>
-              </w:rPr>
-            </w:pPr>
-            <w:r>
-              <w:rPr>
-                <w:rFonts w:ascii="TH Sarabun New" w:hAnsi="TH Sarabun New" w:cs="TH Sarabun New"/>
-                <w:sz w:val="30"/>
-                <w:szCs w:val="30"/>
-                <w:cs/>
-              </w:rPr>
-              <w:t xml:space="preserve">   </w:t>
+              <w:t xml:space="preserve">อรับรองว่าผลงานที่ส่งมามีเนื้อหา</w:t>
+            </w:r>
+            <w:r>
+              <w:rPr>
+                <w:rFonts w:ascii="TH Sarabun New" w:hAnsi="TH Sarabun New" w:cs="TH Sarabun New"/>
+                <w:sz w:val="30"/>
+                <w:szCs w:val="30"/>
+                <w:cs/>
+              </w:rPr>
+              <w:t xml:space="preserve"/>
             </w:r>
             <w:r>
               <w:rPr>
@@ -4379,26 +4369,16 @@
                 <w:szCs w:val="30"/>
                 <w:cs/>
               </w:rPr>
-              <w:t xml:space="preserve">ที่อยู่ใน  </w:t>
-            </w:r>
-          </w:p>
-          <w:p>
-            <w:pPr>
-              <w:rPr>
-                <w:rFonts w:ascii="TH Sarabun New" w:hAnsi="TH Sarabun New" w:cs="TH Sarabun New"/>
-                <w:sz w:val="30"/>
-                <w:szCs w:val="30"/>
-                <w:cs/>
-              </w:rPr>
-            </w:pPr>
-            <w:r>
-              <w:rPr>
-                <w:rFonts w:ascii="TH Sarabun New" w:hAnsi="TH Sarabun New" w:cs="TH Sarabun New"/>
-                <w:sz w:val="30"/>
-                <w:szCs w:val="30"/>
-                <w:cs/>
-              </w:rPr>
-              <w:t xml:space="preserve">      ฐาน</w:t>
+              <w:t xml:space="preserve">ที่อยู่ใน </w:t>
+            </w:r>
+            <w:r>
+              <w:rPr>
+                <w:rFonts w:ascii="TH Sarabun New" w:hAnsi="TH Sarabun New" w:cs="TH Sarabun New"/>
+                <w:sz w:val="30"/>
+                <w:szCs w:val="30"/>
+                <w:cs/>
+              </w:rPr>
+              <w:t xml:space="preserve">ฐาน</w:t>
             </w:r>
             <w:r>
               <w:rPr>
@@ -6435,26 +6415,16 @@
                 <w:szCs w:val="30"/>
                 <w:cs/>
               </w:rPr>
-              <w:t xml:space="preserve">   </w:t>
-            </w:r>
-          </w:p>
-          <w:p>
-            <w:pPr>
-              <w:jc w:val="thaiDistribute"/>
-              <w:rPr>
-                <w:rFonts w:ascii="TH Sarabun New" w:hAnsi="TH Sarabun New" w:cs="TH Sarabun New"/>
-                <w:sz w:val="30"/>
-                <w:szCs w:val="30"/>
-              </w:rPr>
-            </w:pPr>
-            <w:r>
-              <w:rPr>
-                <w:rFonts w:ascii="TH Sarabun New" w:hAnsi="TH Sarabun New" w:cs="TH Sarabun New"/>
-                <w:sz w:val="30"/>
-                <w:szCs w:val="30"/>
-                <w:cs/>
-              </w:rPr>
-              <w:t xml:space="preserve">           </w:t>
+              <w:t xml:space="preserve"> </w:t>
+            </w:r>
+            <w:r>
+              <w:rPr>
+                <w:rFonts w:ascii="TH Sarabun New" w:hAnsi="TH Sarabun New" w:cs="TH Sarabun New"/>
+                <w:sz w:val="30"/>
+                <w:szCs w:val="30"/>
+                <w:cs/>
+              </w:rPr>
+              <w:t xml:space="preserve"/>
             </w:r>
             <w:r>
               <w:rPr>
@@ -7434,27 +7404,16 @@
                 <w:szCs w:val="30"/>
                 <w:cs/>
               </w:rPr>
-              <w:t>แหล่งรวบรวมกรณีศึกษาที่มีบรรณาธิการโดยมี</w:t>
-            </w:r>
-          </w:p>
-          <w:p>
-            <w:pPr>
-              <w:jc w:val="thaiDistribute"/>
-              <w:rPr>
-                <w:rFonts w:ascii="TH Sarabun New" w:hAnsi="TH Sarabun New" w:cs="TH Sarabun New"/>
-                <w:sz w:val="30"/>
-                <w:szCs w:val="30"/>
-                <w:cs/>
-              </w:rPr>
-            </w:pPr>
-            <w:r>
-              <w:rPr>
-                <w:rFonts w:ascii="TH Sarabun New" w:hAnsi="TH Sarabun New" w:cs="TH Sarabun New"/>
-                <w:sz w:val="30"/>
-                <w:szCs w:val="30"/>
-                <w:cs/>
-              </w:rPr>
-              <w:t xml:space="preserve">     </w:t>
+              <w:t xml:space="preserve">แหล่งรวบรวมกรณีศึกษาที่มีบรรณาธิการโดยมี</w:t>
+            </w:r>
+            <w:r>
+              <w:rPr>
+                <w:rFonts w:ascii="TH Sarabun New" w:hAnsi="TH Sarabun New" w:cs="TH Sarabun New"/>
+                <w:sz w:val="30"/>
+                <w:szCs w:val="30"/>
+                <w:cs/>
+              </w:rPr>
+              <w:t xml:space="preserve"/>
             </w:r>
             <w:r>
               <w:rPr>
@@ -8691,41 +8650,23 @@
               </w:rPr>
               <w:t xml:space="preserve">จัดนิทรรศการ จัดแสดง จัดการแสดง </w:t>
             </w:r>
-          </w:p>
-          <w:p>
-            <w:pPr>
-              <w:rPr>
-                <w:rFonts w:ascii="TH Sarabun New" w:hAnsi="TH Sarabun New" w:cs="TH Sarabun New"/>
-                <w:sz w:val="30"/>
-                <w:szCs w:val="30"/>
-              </w:rPr>
-            </w:pPr>
-            <w:r>
-              <w:rPr>
-                <w:rFonts w:ascii="TH Sarabun New" w:hAnsi="TH Sarabun New" w:cs="TH Sarabun New"/>
-                <w:sz w:val="30"/>
-                <w:szCs w:val="30"/>
-                <w:cs/>
-              </w:rPr>
-              <w:t xml:space="preserve">     แสดงสาธารณะ บันทึกภาพ บันทึกเสียง ภาพถ่าย </w:t>
-            </w:r>
-          </w:p>
-          <w:p>
-            <w:pPr>
-              <w:rPr>
-                <w:rFonts w:ascii="TH Sarabun New" w:hAnsi="TH Sarabun New" w:cs="TH Sarabun New"/>
-                <w:sz w:val="30"/>
-                <w:szCs w:val="30"/>
-              </w:rPr>
-            </w:pPr>
-            <w:r>
-              <w:rPr>
-                <w:rFonts w:ascii="TH Sarabun New" w:hAnsi="TH Sarabun New" w:cs="TH Sarabun New"/>
-                <w:sz w:val="30"/>
-                <w:szCs w:val="30"/>
-                <w:cs/>
-              </w:rPr>
-              <w:t xml:space="preserve">     แถบบันทึกภาพ</w:t>
+            <w:r>
+              <w:rPr>
+                <w:rFonts w:ascii="TH Sarabun New" w:hAnsi="TH Sarabun New" w:cs="TH Sarabun New"/>
+                <w:sz w:val="30"/>
+                <w:szCs w:val="30"/>
+                <w:cs/>
+              </w:rPr>
+              <w:t xml:space="preserve">แสดงสาธารณะ บันทึกภาพ บันทึกเสียง ภาพถ่าย </w:t>
+            </w:r>
+            <w:r>
+              <w:rPr>
+                <w:rFonts w:ascii="TH Sarabun New" w:hAnsi="TH Sarabun New" w:cs="TH Sarabun New"/>
+                <w:sz w:val="30"/>
+                <w:szCs w:val="30"/>
+                <w:cs/>
+              </w:rPr>
+              <w:t xml:space="preserve">แถบบันทึกภาพ</w:t>
             </w:r>
           </w:p>
           <w:p>
@@ -9199,15 +9140,6 @@
               </w:rPr>
               <w:t xml:space="preserve">จัดนิทรรศการ จัดแสดง จัดการแสดง </w:t>
             </w:r>
-          </w:p>
-          <w:p>
-            <w:pPr>
-              <w:rPr>
-                <w:rFonts w:ascii="TH Sarabun New" w:hAnsi="TH Sarabun New" w:cs="TH Sarabun New"/>
-                <w:sz w:val="30"/>
-                <w:szCs w:val="30"/>
-              </w:rPr>
-            </w:pPr>
             <w:r>
               <w:rPr>
                 <w:rFonts w:ascii="TH Sarabun New" w:hAnsi="TH Sarabun New" w:cs="TH Sarabun New"/>
@@ -9216,25 +9148,16 @@
                 <w:cs/>
               </w:rPr>
               <w:lastRenderedPageBreak/>
-              <w:t xml:space="preserve">     แสดงสาธารณะ บันทึกภาพ บันทึกเสียง ภาพถ่าย  </w:t>
-            </w:r>
-          </w:p>
-          <w:p>
-            <w:pPr>
-              <w:rPr>
-                <w:rFonts w:ascii="TH Sarabun New" w:hAnsi="TH Sarabun New" w:cs="TH Sarabun New"/>
-                <w:sz w:val="30"/>
-                <w:szCs w:val="30"/>
-              </w:rPr>
-            </w:pPr>
-            <w:r>
-              <w:rPr>
-                <w:rFonts w:ascii="TH Sarabun New" w:hAnsi="TH Sarabun New" w:cs="TH Sarabun New"/>
-                <w:sz w:val="30"/>
-                <w:szCs w:val="30"/>
-                <w:cs/>
-              </w:rPr>
-              <w:t xml:space="preserve">     แถบบันทึกภาพ</w:t>
+              <w:t xml:space="preserve">แสดงสาธารณะ บันทึกภาพ บันทึกเสียง ภาพถ่าย </w:t>
+            </w:r>
+            <w:r>
+              <w:rPr>
+                <w:rFonts w:ascii="TH Sarabun New" w:hAnsi="TH Sarabun New" w:cs="TH Sarabun New"/>
+                <w:sz w:val="30"/>
+                <w:szCs w:val="30"/>
+                <w:cs/>
+              </w:rPr>
+              <w:t xml:space="preserve">แถบบันทึกภาพ</w:t>
             </w:r>
           </w:p>
           <w:p>
@@ -10885,26 +10808,16 @@
                 <w:szCs w:val="30"/>
                 <w:cs/>
               </w:rPr>
-              <w:t xml:space="preserve"> </w:t>
-            </w:r>
-          </w:p>
-          <w:p>
-            <w:pPr>
-              <w:jc w:val="thaiDistribute"/>
-              <w:rPr>
-                <w:rFonts w:ascii="TH Sarabun New" w:hAnsi="TH Sarabun New" w:cs="TH Sarabun New"/>
-                <w:sz w:val="30"/>
-                <w:szCs w:val="30"/>
-              </w:rPr>
-            </w:pPr>
-            <w:r>
-              <w:rPr>
-                <w:rFonts w:ascii="TH Sarabun New" w:hAnsi="TH Sarabun New" w:cs="TH Sarabun New"/>
-                <w:sz w:val="30"/>
-                <w:szCs w:val="30"/>
-                <w:cs/>
-              </w:rPr>
-              <w:t xml:space="preserve">           </w:t>
+              <w:t xml:space="preserve"/>
+            </w:r>
+            <w:r>
+              <w:rPr>
+                <w:rFonts w:ascii="TH Sarabun New" w:hAnsi="TH Sarabun New" w:cs="TH Sarabun New"/>
+                <w:sz w:val="30"/>
+                <w:szCs w:val="30"/>
+                <w:cs/>
+              </w:rPr>
+              <w:t xml:space="preserve"/>
             </w:r>
             <w:r>
               <w:rPr>
